--- a/计算机网络(Computer Networks)/Review/期末复习大纲2024.docx
+++ b/计算机网络(Computer Networks)/Review/期末复习大纲2024.docx
@@ -1,6 +1,6 @@
 
 <file path=word/document.xml><?xml version="1.0" encoding="utf-8"?>
-<w:document xmlns:wpc="http://schemas.microsoft.com/office/word/2010/wordprocessingCanvas" xmlns:cx="http://schemas.microsoft.com/office/drawing/2014/chartex" xmlns:cx1="http://schemas.microsoft.com/office/drawing/2015/9/8/chartex" xmlns:cx2="http://schemas.microsoft.com/office/drawing/2015/10/21/chartex" xmlns:cx3="http://schemas.microsoft.com/office/drawing/2016/5/9/chartex" xmlns:cx4="http://schemas.microsoft.com/office/drawing/2016/5/10/chartex" xmlns:cx5="http://schemas.microsoft.com/office/drawing/2016/5/11/chartex" xmlns:cx6="http://schemas.microsoft.com/office/drawing/2016/5/12/chartex" xmlns:cx7="http://schemas.microsoft.com/office/drawing/2016/5/13/chartex" xmlns:cx8="http://schemas.microsoft.com/office/drawing/2016/5/14/chartex" xmlns:mc="http://schemas.openxmlformats.org/markup-compatibility/2006" xmlns:aink="http://schemas.microsoft.com/office/drawing/2016/ink" xmlns:am3d="http://schemas.microsoft.com/office/drawing/2017/model3d" xmlns:o="urn:schemas-microsoft-com:office:office" xmlns:r="http://schemas.openxmlformats.org/officeDocument/2006/relationships" xmlns:m="http://schemas.openxmlformats.org/officeDocument/2006/math" xmlns:v="urn:schemas-microsoft-com:vml" xmlns:wp14="http://schemas.microsoft.com/office/word/2010/wordprocessingDrawing" xmlns:wp="http://schemas.openxmlformats.org/drawingml/2006/wordprocessingDrawing" xmlns:w10="urn:schemas-microsoft-com:office:word" xmlns:w="http://schemas.openxmlformats.org/wordprocessingml/2006/main" xmlns:w14="http://schemas.microsoft.com/office/word/2010/wordml" xmlns:w15="http://schemas.microsoft.com/office/word/2012/wordml" xmlns:w16cid="http://schemas.microsoft.com/office/word/2016/wordml/cid" xmlns:w16se="http://schemas.microsoft.com/office/word/2015/wordml/symex" xmlns:wpg="http://schemas.microsoft.com/office/word/2010/wordprocessingGroup" xmlns:wpi="http://schemas.microsoft.com/office/word/2010/wordprocessingInk" xmlns:wne="http://schemas.microsoft.com/office/word/2006/wordml" xmlns:wps="http://schemas.microsoft.com/office/word/2010/wordprocessingShape" mc:Ignorable="w14 w15 w16se w16cid wp14">
+<w:document xmlns:wpc="http://schemas.microsoft.com/office/word/2010/wordprocessingCanvas" xmlns:cx="http://schemas.microsoft.com/office/drawing/2014/chartex" xmlns:cx1="http://schemas.microsoft.com/office/drawing/2015/9/8/chartex" xmlns:cx2="http://schemas.microsoft.com/office/drawing/2015/10/21/chartex" xmlns:cx3="http://schemas.microsoft.com/office/drawing/2016/5/9/chartex" xmlns:cx4="http://schemas.microsoft.com/office/drawing/2016/5/10/chartex" xmlns:cx5="http://schemas.microsoft.com/office/drawing/2016/5/11/chartex" xmlns:cx6="http://schemas.microsoft.com/office/drawing/2016/5/12/chartex" xmlns:cx7="http://schemas.microsoft.com/office/drawing/2016/5/13/chartex" xmlns:cx8="http://schemas.microsoft.com/office/drawing/2016/5/14/chartex" xmlns:mc="http://schemas.openxmlformats.org/markup-compatibility/2006" xmlns:aink="http://schemas.microsoft.com/office/drawing/2016/ink" xmlns:am3d="http://schemas.microsoft.com/office/drawing/2017/model3d" xmlns:o="urn:schemas-microsoft-com:office:office" xmlns:r="http://schemas.openxmlformats.org/officeDocument/2006/relationships" xmlns:m="http://schemas.openxmlformats.org/officeDocument/2006/math" xmlns:v="urn:schemas-microsoft-com:vml" xmlns:wp14="http://schemas.microsoft.com/office/word/2010/wordprocessingDrawing" xmlns:wp="http://schemas.openxmlformats.org/drawingml/2006/wordprocessingDrawing" xmlns:w10="urn:schemas-microsoft-com:office:word" xmlns:w="http://schemas.openxmlformats.org/wordprocessingml/2006/main" xmlns:w14="http://schemas.microsoft.com/office/word/2010/wordml" xmlns:w15="http://schemas.microsoft.com/office/word/2012/wordml" xmlns:w16cex="http://schemas.microsoft.com/office/word/2018/wordml/cex" xmlns:w16cid="http://schemas.microsoft.com/office/word/2016/wordml/cid" xmlns:w16="http://schemas.microsoft.com/office/word/2018/wordml" xmlns:w16sdtdh="http://schemas.microsoft.com/office/word/2020/wordml/sdtdatahash" xmlns:w16se="http://schemas.microsoft.com/office/word/2015/wordml/symex" xmlns:wpg="http://schemas.microsoft.com/office/word/2010/wordprocessingGroup" xmlns:wpi="http://schemas.microsoft.com/office/word/2010/wordprocessingInk" xmlns:wne="http://schemas.microsoft.com/office/word/2006/wordml" xmlns:wps="http://schemas.microsoft.com/office/word/2010/wordprocessingShape" mc:Ignorable="w14 w15 w16se w16cid w16 w16cex w16sdtdh wp14">
   <w:body>
     <w:p>
       <w:pPr>
@@ -11,7 +11,7 @@
         <w:jc w:val="center"/>
         <w:outlineLvl w:val="0"/>
         <w:rPr>
-          <w:rFonts w:ascii="宋体" w:eastAsia="宋体" w:hAnsi="宋体" w:cs="Arial"/>
+          <w:rFonts w:ascii="SimSun" w:eastAsia="SimSun" w:hAnsi="SimSun" w:cs="Arial"/>
           <w:b/>
           <w:bCs/>
           <w:color w:val="000080"/>
@@ -22,7 +22,7 @@
       </w:pPr>
       <w:r>
         <w:rPr>
-          <w:rFonts w:ascii="宋体" w:eastAsia="宋体" w:hAnsi="宋体" w:cs="Arial" w:hint="eastAsia"/>
+          <w:rFonts w:ascii="SimSun" w:eastAsia="SimSun" w:hAnsi="SimSun" w:cs="Arial" w:hint="eastAsia"/>
           <w:b/>
           <w:bCs/>
           <w:color w:val="000080"/>
@@ -34,7 +34,7 @@
       </w:r>
       <w:r>
         <w:rPr>
-          <w:rFonts w:ascii="宋体" w:eastAsia="宋体" w:hAnsi="宋体" w:cs="Arial" w:hint="eastAsia"/>
+          <w:rFonts w:ascii="SimSun" w:eastAsia="SimSun" w:hAnsi="SimSun" w:cs="Arial" w:hint="eastAsia"/>
           <w:b/>
           <w:bCs/>
           <w:color w:val="000080"/>
@@ -46,7 +46,7 @@
       </w:r>
       <w:r>
         <w:rPr>
-          <w:rFonts w:ascii="宋体" w:eastAsia="宋体" w:hAnsi="宋体" w:cs="Arial" w:hint="eastAsia"/>
+          <w:rFonts w:ascii="SimSun" w:eastAsia="SimSun" w:hAnsi="SimSun" w:cs="Arial" w:hint="eastAsia"/>
           <w:b/>
           <w:bCs/>
           <w:color w:val="000080"/>
@@ -66,7 +66,7 @@
         <w:jc w:val="left"/>
         <w:outlineLvl w:val="1"/>
         <w:rPr>
-          <w:rFonts w:ascii="宋体" w:eastAsia="宋体" w:hAnsi="宋体" w:cs="Arial"/>
+          <w:rFonts w:ascii="SimSun" w:eastAsia="SimSun" w:hAnsi="SimSun" w:cs="Arial"/>
           <w:b/>
           <w:bCs/>
           <w:color w:val="000000"/>
@@ -76,7 +76,7 @@
       </w:pPr>
       <w:r>
         <w:rPr>
-          <w:rFonts w:ascii="宋体" w:eastAsia="宋体" w:hAnsi="宋体" w:cs="Arial"/>
+          <w:rFonts w:ascii="SimSun" w:eastAsia="SimSun" w:hAnsi="SimSun" w:cs="Arial"/>
           <w:b/>
           <w:bCs/>
           <w:color w:val="000000"/>
@@ -87,7 +87,7 @@
       </w:r>
       <w:r>
         <w:rPr>
-          <w:rFonts w:ascii="宋体" w:eastAsia="宋体" w:hAnsi="宋体" w:cs="Arial" w:hint="eastAsia"/>
+          <w:rFonts w:ascii="SimSun" w:eastAsia="SimSun" w:hAnsi="SimSun" w:cs="Arial" w:hint="eastAsia"/>
           <w:b/>
           <w:bCs/>
           <w:color w:val="000000"/>
@@ -105,7 +105,7 @@
         <w:ind w:right="84"/>
         <w:jc w:val="left"/>
         <w:rPr>
-          <w:rFonts w:ascii="宋体" w:eastAsia="宋体" w:hAnsi="宋体" w:cs="Arial"/>
+          <w:rFonts w:ascii="SimSun" w:eastAsia="SimSun" w:hAnsi="SimSun" w:cs="Arial"/>
           <w:color w:val="000000"/>
           <w:kern w:val="0"/>
           <w:szCs w:val="21"/>
@@ -113,7 +113,7 @@
       </w:pPr>
       <w:r>
         <w:rPr>
-          <w:rFonts w:ascii="宋体" w:eastAsia="宋体" w:hAnsi="宋体" w:cs="Arial" w:hint="eastAsia"/>
+          <w:rFonts w:ascii="SimSun" w:eastAsia="SimSun" w:hAnsi="SimSun" w:cs="Arial" w:hint="eastAsia"/>
           <w:color w:val="000000"/>
           <w:kern w:val="0"/>
           <w:szCs w:val="21"/>
@@ -122,7 +122,7 @@
       </w:r>
       <w:r>
         <w:rPr>
-          <w:rFonts w:ascii="宋体" w:eastAsia="宋体" w:hAnsi="宋体" w:cs="Arial" w:hint="eastAsia"/>
+          <w:rFonts w:ascii="SimSun" w:eastAsia="SimSun" w:hAnsi="SimSun" w:cs="Arial" w:hint="eastAsia"/>
           <w:color w:val="000000"/>
           <w:kern w:val="0"/>
           <w:szCs w:val="21"/>
@@ -131,7 +131,7 @@
       </w:r>
       <w:r>
         <w:rPr>
-          <w:rFonts w:ascii="宋体" w:eastAsia="宋体" w:hAnsi="宋体" w:cs="Arial" w:hint="eastAsia"/>
+          <w:rFonts w:ascii="SimSun" w:eastAsia="SimSun" w:hAnsi="SimSun" w:cs="Arial" w:hint="eastAsia"/>
           <w:color w:val="000000"/>
           <w:kern w:val="0"/>
           <w:szCs w:val="21"/>
@@ -140,7 +140,7 @@
       </w:r>
       <w:r>
         <w:rPr>
-          <w:rFonts w:ascii="宋体" w:eastAsia="宋体" w:hAnsi="宋体" w:cs="Arial" w:hint="eastAsia"/>
+          <w:rFonts w:ascii="SimSun" w:eastAsia="SimSun" w:hAnsi="SimSun" w:cs="Arial" w:hint="eastAsia"/>
           <w:color w:val="000000"/>
           <w:kern w:val="0"/>
           <w:szCs w:val="21"/>
@@ -156,7 +156,7 @@
         <w:ind w:right="84"/>
         <w:jc w:val="left"/>
         <w:rPr>
-          <w:rFonts w:ascii="宋体" w:eastAsia="宋体" w:hAnsi="宋体" w:cs="Arial"/>
+          <w:rFonts w:ascii="SimSun" w:eastAsia="SimSun" w:hAnsi="SimSun" w:cs="Arial"/>
           <w:color w:val="000000"/>
           <w:kern w:val="0"/>
           <w:szCs w:val="21"/>
@@ -164,7 +164,7 @@
       </w:pPr>
       <w:r>
         <w:rPr>
-          <w:rFonts w:ascii="宋体" w:eastAsia="宋体" w:hAnsi="宋体" w:cs="Arial" w:hint="eastAsia"/>
+          <w:rFonts w:ascii="SimSun" w:eastAsia="SimSun" w:hAnsi="SimSun" w:cs="Arial" w:hint="eastAsia"/>
           <w:color w:val="000000"/>
           <w:kern w:val="0"/>
           <w:szCs w:val="21"/>
@@ -173,7 +173,7 @@
       </w:r>
       <w:r>
         <w:rPr>
-          <w:rFonts w:ascii="宋体" w:eastAsia="宋体" w:hAnsi="宋体" w:cs="Arial" w:hint="eastAsia"/>
+          <w:rFonts w:ascii="SimSun" w:eastAsia="SimSun" w:hAnsi="SimSun" w:cs="Arial" w:hint="eastAsia"/>
           <w:color w:val="000000"/>
           <w:kern w:val="0"/>
           <w:szCs w:val="21"/>
@@ -182,7 +182,7 @@
       </w:r>
       <w:r>
         <w:rPr>
-          <w:rFonts w:ascii="宋体" w:eastAsia="宋体" w:hAnsi="宋体" w:cs="Arial" w:hint="eastAsia"/>
+          <w:rFonts w:ascii="SimSun" w:eastAsia="SimSun" w:hAnsi="SimSun" w:cs="Arial" w:hint="eastAsia"/>
           <w:color w:val="000000"/>
           <w:kern w:val="0"/>
           <w:szCs w:val="21"/>
@@ -191,7 +191,7 @@
       </w:r>
       <w:r>
         <w:rPr>
-          <w:rFonts w:ascii="宋体" w:eastAsia="宋体" w:hAnsi="宋体" w:cs="Arial" w:hint="eastAsia"/>
+          <w:rFonts w:ascii="SimSun" w:eastAsia="SimSun" w:hAnsi="SimSun" w:cs="Arial" w:hint="eastAsia"/>
           <w:color w:val="000000"/>
           <w:kern w:val="0"/>
           <w:szCs w:val="21"/>
@@ -200,7 +200,7 @@
       </w:r>
       <w:r>
         <w:rPr>
-          <w:rFonts w:ascii="宋体" w:eastAsia="宋体" w:hAnsi="宋体" w:cs="Arial" w:hint="eastAsia"/>
+          <w:rFonts w:ascii="SimSun" w:eastAsia="SimSun" w:hAnsi="SimSun" w:cs="Arial" w:hint="eastAsia"/>
           <w:color w:val="000000"/>
           <w:kern w:val="0"/>
           <w:szCs w:val="21"/>
@@ -217,7 +217,7 @@
         <w:jc w:val="left"/>
         <w:outlineLvl w:val="1"/>
         <w:rPr>
-          <w:rFonts w:ascii="宋体" w:eastAsia="宋体" w:hAnsi="宋体" w:cs="Arial"/>
+          <w:rFonts w:ascii="SimSun" w:eastAsia="SimSun" w:hAnsi="SimSun" w:cs="Arial"/>
           <w:b/>
           <w:bCs/>
           <w:color w:val="000000"/>
@@ -227,7 +227,7 @@
       </w:pPr>
       <w:r>
         <w:rPr>
-          <w:rFonts w:ascii="宋体" w:eastAsia="宋体" w:hAnsi="宋体" w:cs="Arial"/>
+          <w:rFonts w:ascii="SimSun" w:eastAsia="SimSun" w:hAnsi="SimSun" w:cs="Arial"/>
           <w:b/>
           <w:bCs/>
           <w:color w:val="000000"/>
@@ -238,7 +238,7 @@
       </w:r>
       <w:r>
         <w:rPr>
-          <w:rFonts w:ascii="宋体" w:eastAsia="宋体" w:hAnsi="宋体" w:cs="Arial" w:hint="eastAsia"/>
+          <w:rFonts w:ascii="SimSun" w:eastAsia="SimSun" w:hAnsi="SimSun" w:cs="Arial" w:hint="eastAsia"/>
           <w:b/>
           <w:bCs/>
           <w:color w:val="000000"/>
@@ -256,7 +256,7 @@
         <w:ind w:right="84"/>
         <w:jc w:val="left"/>
         <w:rPr>
-          <w:rFonts w:ascii="宋体" w:eastAsia="宋体" w:hAnsi="宋体" w:cs="Arial"/>
+          <w:rFonts w:ascii="SimSun" w:eastAsia="SimSun" w:hAnsi="SimSun" w:cs="Arial"/>
           <w:color w:val="000000"/>
           <w:kern w:val="0"/>
           <w:szCs w:val="21"/>
@@ -264,7 +264,7 @@
       </w:pPr>
       <w:r>
         <w:rPr>
-          <w:rFonts w:ascii="宋体" w:eastAsia="宋体" w:hAnsi="宋体" w:cs="Arial" w:hint="eastAsia"/>
+          <w:rFonts w:ascii="SimSun" w:eastAsia="SimSun" w:hAnsi="SimSun" w:cs="Arial" w:hint="eastAsia"/>
           <w:color w:val="000000"/>
           <w:kern w:val="0"/>
           <w:szCs w:val="21"/>
@@ -273,7 +273,7 @@
       </w:r>
       <w:r>
         <w:rPr>
-          <w:rFonts w:ascii="宋体" w:eastAsia="宋体" w:hAnsi="宋体" w:cs="Arial" w:hint="eastAsia"/>
+          <w:rFonts w:ascii="SimSun" w:eastAsia="SimSun" w:hAnsi="SimSun" w:cs="Arial" w:hint="eastAsia"/>
           <w:color w:val="000000"/>
           <w:kern w:val="0"/>
           <w:szCs w:val="21"/>
@@ -282,7 +282,7 @@
       </w:r>
       <w:r>
         <w:rPr>
-          <w:rFonts w:ascii="宋体" w:eastAsia="宋体" w:hAnsi="宋体" w:cs="Arial" w:hint="eastAsia"/>
+          <w:rFonts w:ascii="SimSun" w:eastAsia="SimSun" w:hAnsi="SimSun" w:cs="Arial" w:hint="eastAsia"/>
           <w:color w:val="FF00FF"/>
           <w:kern w:val="0"/>
           <w:szCs w:val="21"/>
@@ -291,7 +291,7 @@
       </w:r>
       <w:r>
         <w:rPr>
-          <w:rFonts w:ascii="宋体" w:eastAsia="宋体" w:hAnsi="宋体" w:cs="Arial" w:hint="eastAsia"/>
+          <w:rFonts w:ascii="SimSun" w:eastAsia="SimSun" w:hAnsi="SimSun" w:cs="Arial" w:hint="eastAsia"/>
           <w:color w:val="008000"/>
           <w:kern w:val="0"/>
           <w:szCs w:val="21"/>
@@ -300,7 +300,7 @@
       </w:r>
       <w:r>
         <w:rPr>
-          <w:rFonts w:ascii="宋体" w:eastAsia="宋体" w:hAnsi="宋体" w:cs="Arial" w:hint="eastAsia"/>
+          <w:rFonts w:ascii="SimSun" w:eastAsia="SimSun" w:hAnsi="SimSun" w:cs="Arial" w:hint="eastAsia"/>
           <w:color w:val="FF00FF"/>
           <w:kern w:val="0"/>
           <w:szCs w:val="21"/>
@@ -309,7 +309,7 @@
       </w:r>
       <w:r>
         <w:rPr>
-          <w:rFonts w:ascii="宋体" w:eastAsia="宋体" w:hAnsi="宋体" w:cs="Arial" w:hint="eastAsia"/>
+          <w:rFonts w:ascii="SimSun" w:eastAsia="SimSun" w:hAnsi="SimSun" w:cs="Arial" w:hint="eastAsia"/>
           <w:color w:val="FF00FF"/>
           <w:kern w:val="0"/>
           <w:szCs w:val="21"/>
@@ -318,7 +318,7 @@
       </w:r>
       <w:r>
         <w:rPr>
-          <w:rFonts w:ascii="宋体" w:eastAsia="宋体" w:hAnsi="宋体" w:cs="Arial" w:hint="eastAsia"/>
+          <w:rFonts w:ascii="SimSun" w:eastAsia="SimSun" w:hAnsi="SimSun" w:cs="Arial" w:hint="eastAsia"/>
           <w:color w:val="008000"/>
           <w:kern w:val="0"/>
           <w:szCs w:val="21"/>
@@ -327,7 +327,7 @@
       </w:r>
       <w:r>
         <w:rPr>
-          <w:rFonts w:ascii="宋体" w:eastAsia="宋体" w:hAnsi="宋体" w:cs="Arial" w:hint="eastAsia"/>
+          <w:rFonts w:ascii="SimSun" w:eastAsia="SimSun" w:hAnsi="SimSun" w:cs="Arial" w:hint="eastAsia"/>
           <w:color w:val="FF00FF"/>
           <w:kern w:val="0"/>
           <w:szCs w:val="21"/>
@@ -343,7 +343,7 @@
         <w:ind w:right="84"/>
         <w:jc w:val="left"/>
         <w:rPr>
-          <w:rFonts w:ascii="宋体" w:eastAsia="宋体" w:hAnsi="宋体" w:cs="Arial"/>
+          <w:rFonts w:ascii="SimSun" w:eastAsia="SimSun" w:hAnsi="SimSun" w:cs="Arial"/>
           <w:b/>
           <w:color w:val="FF0000"/>
           <w:kern w:val="0"/>
@@ -352,7 +352,7 @@
       </w:pPr>
       <w:r>
         <w:rPr>
-          <w:rFonts w:ascii="宋体" w:eastAsia="宋体" w:hAnsi="宋体" w:cs="Arial" w:hint="eastAsia"/>
+          <w:rFonts w:ascii="SimSun" w:eastAsia="SimSun" w:hAnsi="SimSun" w:cs="Arial" w:hint="eastAsia"/>
           <w:b/>
           <w:color w:val="FF0000"/>
           <w:kern w:val="0"/>
@@ -362,7 +362,7 @@
       </w:r>
       <w:r>
         <w:rPr>
-          <w:rFonts w:ascii="宋体" w:eastAsia="宋体" w:hAnsi="宋体" w:cs="Arial" w:hint="eastAsia"/>
+          <w:rFonts w:ascii="SimSun" w:eastAsia="SimSun" w:hAnsi="SimSun" w:cs="Arial" w:hint="eastAsia"/>
           <w:b/>
           <w:color w:val="FF0000"/>
           <w:kern w:val="0"/>
@@ -379,34 +379,22 @@
         <w:ind w:right="84"/>
         <w:jc w:val="left"/>
         <w:rPr>
-          <w:rFonts w:ascii="宋体" w:eastAsia="宋体" w:hAnsi="宋体" w:cs="Arial"/>
+          <w:rFonts w:ascii="SimSun" w:eastAsia="SimSun" w:hAnsi="SimSun" w:cs="Arial"/>
           <w:b/>
           <w:color w:val="FF0000"/>
           <w:kern w:val="0"/>
           <w:szCs w:val="21"/>
         </w:rPr>
       </w:pPr>
-      <w:proofErr w:type="gramStart"/>
-      <w:r>
-        <w:rPr>
-          <w:rFonts w:ascii="宋体" w:eastAsia="宋体" w:hAnsi="宋体" w:cs="Arial" w:hint="eastAsia"/>
+      <w:r>
+        <w:rPr>
+          <w:rFonts w:ascii="SimSun" w:eastAsia="SimSun" w:hAnsi="SimSun" w:cs="Arial" w:hint="eastAsia"/>
           <w:b/>
           <w:color w:val="FF0000"/>
           <w:kern w:val="0"/>
           <w:szCs w:val="21"/>
         </w:rPr>
-        <w:t>不显式考报文</w:t>
-      </w:r>
-      <w:proofErr w:type="gramEnd"/>
-      <w:r>
-        <w:rPr>
-          <w:rFonts w:ascii="宋体" w:eastAsia="宋体" w:hAnsi="宋体" w:cs="Arial" w:hint="eastAsia"/>
-          <w:b/>
-          <w:color w:val="FF0000"/>
-          <w:kern w:val="0"/>
-          <w:szCs w:val="21"/>
-        </w:rPr>
-        <w:t>数据格式（涉及数据格式的题目，会给出各个字段）</w:t>
+        <w:t>不显式考报文数据格式（涉及数据格式的题目，会给出各个字段）</w:t>
       </w:r>
     </w:p>
     <w:p>
@@ -418,7 +406,7 @@
         <w:jc w:val="center"/>
         <w:outlineLvl w:val="0"/>
         <w:rPr>
-          <w:rFonts w:ascii="宋体" w:eastAsia="宋体" w:hAnsi="宋体" w:cs="Arial"/>
+          <w:rFonts w:ascii="SimSun" w:eastAsia="SimSun" w:hAnsi="SimSun" w:cs="Arial"/>
           <w:b/>
           <w:bCs/>
           <w:color w:val="000000"/>
@@ -429,7 +417,7 @@
       </w:pPr>
       <w:r>
         <w:rPr>
-          <w:rFonts w:ascii="宋体" w:eastAsia="宋体" w:hAnsi="宋体" w:cs="Arial" w:hint="eastAsia"/>
+          <w:rFonts w:ascii="SimSun" w:eastAsia="SimSun" w:hAnsi="SimSun" w:cs="Arial" w:hint="eastAsia"/>
           <w:b/>
           <w:bCs/>
           <w:color w:val="000080"/>
@@ -449,7 +437,7 @@
         <w:ind w:right="85"/>
         <w:jc w:val="left"/>
         <w:rPr>
-          <w:rFonts w:ascii="宋体" w:eastAsia="宋体" w:hAnsi="宋体" w:cs="Arial"/>
+          <w:rFonts w:ascii="SimSun" w:eastAsia="SimSun" w:hAnsi="SimSun" w:cs="Arial"/>
           <w:b/>
           <w:color w:val="000000"/>
           <w:kern w:val="0"/>
@@ -458,7 +446,7 @@
       </w:pPr>
       <w:r>
         <w:rPr>
-          <w:rFonts w:ascii="Arial" w:eastAsia="宋体" w:hAnsi="Arial" w:cs="Arial" w:hint="eastAsia"/>
+          <w:rFonts w:ascii="Arial" w:eastAsia="SimSun" w:hAnsi="Arial" w:cs="Arial" w:hint="eastAsia"/>
           <w:b/>
           <w:color w:val="444444"/>
           <w:kern w:val="0"/>
@@ -476,7 +464,7 @@
         <w:ind w:right="85"/>
         <w:jc w:val="left"/>
         <w:rPr>
-          <w:rFonts w:ascii="宋体" w:eastAsia="宋体" w:hAnsi="宋体" w:cs="Arial"/>
+          <w:rFonts w:ascii="SimSun" w:eastAsia="SimSun" w:hAnsi="SimSun" w:cs="Arial"/>
           <w:color w:val="000080"/>
           <w:kern w:val="0"/>
           <w:szCs w:val="21"/>
@@ -492,15 +480,15 @@
         <w:ind w:right="85"/>
         <w:jc w:val="left"/>
         <w:rPr>
-          <w:rFonts w:ascii="宋体" w:eastAsia="宋体" w:hAnsi="宋体" w:cs="Arial"/>
-          <w:color w:val="000080"/>
-          <w:kern w:val="0"/>
-          <w:szCs w:val="21"/>
-        </w:rPr>
-      </w:pPr>
-      <w:r>
-        <w:rPr>
-          <w:rFonts w:ascii="宋体" w:eastAsia="宋体" w:hAnsi="宋体" w:cs="Arial" w:hint="eastAsia"/>
+          <w:rFonts w:ascii="SimSun" w:eastAsia="SimSun" w:hAnsi="SimSun" w:cs="Arial"/>
+          <w:color w:val="000080"/>
+          <w:kern w:val="0"/>
+          <w:szCs w:val="21"/>
+        </w:rPr>
+      </w:pPr>
+      <w:r>
+        <w:rPr>
+          <w:rFonts w:ascii="SimSun" w:eastAsia="SimSun" w:hAnsi="SimSun" w:cs="Arial" w:hint="eastAsia"/>
           <w:color w:val="000080"/>
           <w:kern w:val="0"/>
           <w:szCs w:val="21"/>
@@ -509,7 +497,7 @@
       </w:r>
       <w:r>
         <w:rPr>
-          <w:rFonts w:ascii="宋体" w:eastAsia="宋体" w:hAnsi="宋体" w:cs="Arial" w:hint="eastAsia"/>
+          <w:rFonts w:ascii="SimSun" w:eastAsia="SimSun" w:hAnsi="SimSun" w:cs="Arial" w:hint="eastAsia"/>
           <w:color w:val="000080"/>
           <w:kern w:val="0"/>
           <w:szCs w:val="21"/>
@@ -518,7 +506,7 @@
       </w:r>
       <w:r>
         <w:rPr>
-          <w:rFonts w:ascii="宋体" w:eastAsia="宋体" w:hAnsi="宋体" w:cs="Arial" w:hint="eastAsia"/>
+          <w:rFonts w:ascii="SimSun" w:eastAsia="SimSun" w:hAnsi="SimSun" w:cs="Arial" w:hint="eastAsia"/>
           <w:color w:val="008000"/>
           <w:kern w:val="0"/>
           <w:szCs w:val="21"/>
@@ -535,7 +523,7 @@
         <w:ind w:right="85"/>
         <w:jc w:val="left"/>
         <w:rPr>
-          <w:rFonts w:ascii="宋体" w:eastAsia="宋体" w:hAnsi="宋体" w:cs="Arial"/>
+          <w:rFonts w:ascii="SimSun" w:eastAsia="SimSun" w:hAnsi="SimSun" w:cs="Arial"/>
           <w:color w:val="000000"/>
           <w:kern w:val="0"/>
           <w:szCs w:val="21"/>
@@ -543,7 +531,7 @@
       </w:pPr>
       <w:r>
         <w:rPr>
-          <w:rFonts w:ascii="宋体" w:eastAsia="宋体" w:hAnsi="宋体" w:cs="Arial"/>
+          <w:rFonts w:ascii="SimSun" w:eastAsia="SimSun" w:hAnsi="SimSun" w:cs="Arial"/>
           <w:color w:val="000000"/>
           <w:kern w:val="0"/>
           <w:szCs w:val="21"/>
@@ -552,7 +540,7 @@
       </w:r>
       <w:r>
         <w:rPr>
-          <w:rFonts w:ascii="宋体" w:eastAsia="宋体" w:hAnsi="宋体" w:cs="Arial" w:hint="eastAsia"/>
+          <w:rFonts w:ascii="SimSun" w:eastAsia="SimSun" w:hAnsi="SimSun" w:cs="Arial" w:hint="eastAsia"/>
           <w:color w:val="000000"/>
           <w:kern w:val="0"/>
           <w:szCs w:val="21"/>
@@ -569,15 +557,15 @@
         <w:ind w:right="85"/>
         <w:jc w:val="left"/>
         <w:rPr>
-          <w:rFonts w:ascii="宋体" w:eastAsia="宋体" w:hAnsi="宋体" w:cs="Arial"/>
-          <w:color w:val="008000"/>
-          <w:kern w:val="0"/>
-          <w:szCs w:val="21"/>
-        </w:rPr>
-      </w:pPr>
-      <w:r>
-        <w:rPr>
-          <w:rFonts w:ascii="宋体" w:eastAsia="宋体" w:hAnsi="宋体" w:cs="Arial"/>
+          <w:rFonts w:ascii="SimSun" w:eastAsia="SimSun" w:hAnsi="SimSun" w:cs="Arial"/>
+          <w:color w:val="008000"/>
+          <w:kern w:val="0"/>
+          <w:szCs w:val="21"/>
+        </w:rPr>
+      </w:pPr>
+      <w:r>
+        <w:rPr>
+          <w:rFonts w:ascii="SimSun" w:eastAsia="SimSun" w:hAnsi="SimSun" w:cs="Arial"/>
           <w:color w:val="008000"/>
           <w:kern w:val="0"/>
           <w:szCs w:val="21"/>
@@ -586,7 +574,7 @@
       </w:r>
       <w:r>
         <w:rPr>
-          <w:rFonts w:ascii="宋体" w:eastAsia="宋体" w:hAnsi="宋体" w:cs="Arial" w:hint="eastAsia"/>
+          <w:rFonts w:ascii="SimSun" w:eastAsia="SimSun" w:hAnsi="SimSun" w:cs="Arial" w:hint="eastAsia"/>
           <w:color w:val="008000"/>
           <w:kern w:val="0"/>
           <w:szCs w:val="21"/>
@@ -595,7 +583,7 @@
       </w:r>
       <w:r>
         <w:rPr>
-          <w:rFonts w:ascii="宋体" w:eastAsia="宋体" w:hAnsi="宋体" w:cs="Arial" w:hint="eastAsia"/>
+          <w:rFonts w:ascii="SimSun" w:eastAsia="SimSun" w:hAnsi="SimSun" w:cs="Arial" w:hint="eastAsia"/>
           <w:color w:val="008000"/>
           <w:kern w:val="0"/>
           <w:szCs w:val="21"/>
@@ -604,7 +592,7 @@
       </w:r>
       <w:r>
         <w:rPr>
-          <w:rFonts w:ascii="宋体" w:eastAsia="宋体" w:hAnsi="宋体" w:cs="Arial" w:hint="eastAsia"/>
+          <w:rFonts w:ascii="SimSun" w:eastAsia="SimSun" w:hAnsi="SimSun" w:cs="Arial" w:hint="eastAsia"/>
           <w:color w:val="008000"/>
           <w:kern w:val="0"/>
           <w:szCs w:val="21"/>
@@ -621,7 +609,7 @@
         <w:ind w:right="85"/>
         <w:jc w:val="left"/>
         <w:rPr>
-          <w:rFonts w:ascii="宋体" w:eastAsia="宋体" w:hAnsi="宋体" w:cs="Arial"/>
+          <w:rFonts w:ascii="SimSun" w:eastAsia="SimSun" w:hAnsi="SimSun" w:cs="Arial"/>
           <w:color w:val="000000"/>
           <w:kern w:val="0"/>
           <w:szCs w:val="21"/>
@@ -629,7 +617,7 @@
       </w:pPr>
       <w:r>
         <w:rPr>
-          <w:rFonts w:ascii="宋体" w:eastAsia="宋体" w:hAnsi="宋体" w:cs="Arial" w:hint="eastAsia"/>
+          <w:rFonts w:ascii="SimSun" w:eastAsia="SimSun" w:hAnsi="SimSun" w:cs="Arial" w:hint="eastAsia"/>
           <w:color w:val="000080"/>
           <w:kern w:val="0"/>
           <w:szCs w:val="21"/>
@@ -638,7 +626,7 @@
       </w:r>
       <w:r>
         <w:rPr>
-          <w:rFonts w:ascii="宋体" w:eastAsia="宋体" w:hAnsi="宋体" w:cs="Arial" w:hint="eastAsia"/>
+          <w:rFonts w:ascii="SimSun" w:eastAsia="SimSun" w:hAnsi="SimSun" w:cs="Arial" w:hint="eastAsia"/>
           <w:color w:val="000080"/>
           <w:kern w:val="0"/>
           <w:szCs w:val="21"/>
@@ -647,7 +635,7 @@
       </w:r>
       <w:r>
         <w:rPr>
-          <w:rFonts w:ascii="宋体" w:eastAsia="宋体" w:hAnsi="宋体" w:cs="Arial"/>
+          <w:rFonts w:ascii="SimSun" w:eastAsia="SimSun" w:hAnsi="SimSun" w:cs="Arial"/>
           <w:color w:val="000080"/>
           <w:kern w:val="0"/>
           <w:szCs w:val="21"/>
@@ -656,7 +644,7 @@
       </w:r>
       <w:r>
         <w:rPr>
-          <w:rFonts w:ascii="宋体" w:eastAsia="宋体" w:hAnsi="宋体" w:cs="Arial" w:hint="eastAsia"/>
+          <w:rFonts w:ascii="SimSun" w:eastAsia="SimSun" w:hAnsi="SimSun" w:cs="Arial" w:hint="eastAsia"/>
           <w:color w:val="000080"/>
           <w:kern w:val="0"/>
           <w:szCs w:val="21"/>
@@ -665,7 +653,7 @@
       </w:r>
       <w:r>
         <w:rPr>
-          <w:rFonts w:ascii="宋体" w:eastAsia="宋体" w:hAnsi="宋体" w:cs="Arial" w:hint="eastAsia"/>
+          <w:rFonts w:ascii="SimSun" w:eastAsia="SimSun" w:hAnsi="SimSun" w:cs="Arial" w:hint="eastAsia"/>
           <w:color w:val="000080"/>
           <w:kern w:val="0"/>
           <w:szCs w:val="21"/>
@@ -682,15 +670,15 @@
         <w:ind w:right="85"/>
         <w:jc w:val="left"/>
         <w:rPr>
-          <w:rFonts w:ascii="宋体" w:eastAsia="宋体" w:hAnsi="宋体" w:cs="Arial"/>
-          <w:color w:val="000080"/>
-          <w:kern w:val="0"/>
-          <w:szCs w:val="21"/>
-        </w:rPr>
-      </w:pPr>
-      <w:r>
-        <w:rPr>
-          <w:rFonts w:ascii="宋体" w:eastAsia="宋体" w:hAnsi="宋体" w:cs="Arial" w:hint="eastAsia"/>
+          <w:rFonts w:ascii="SimSun" w:eastAsia="SimSun" w:hAnsi="SimSun" w:cs="Arial"/>
+          <w:color w:val="000080"/>
+          <w:kern w:val="0"/>
+          <w:szCs w:val="21"/>
+        </w:rPr>
+      </w:pPr>
+      <w:r>
+        <w:rPr>
+          <w:rFonts w:ascii="SimSun" w:eastAsia="SimSun" w:hAnsi="SimSun" w:cs="Arial" w:hint="eastAsia"/>
           <w:color w:val="000080"/>
           <w:kern w:val="0"/>
           <w:szCs w:val="21"/>
@@ -699,7 +687,7 @@
       </w:r>
       <w:r>
         <w:rPr>
-          <w:rFonts w:ascii="宋体" w:eastAsia="宋体" w:hAnsi="宋体" w:cs="Arial"/>
+          <w:rFonts w:ascii="SimSun" w:eastAsia="SimSun" w:hAnsi="SimSun" w:cs="Arial"/>
           <w:color w:val="000080"/>
           <w:kern w:val="0"/>
           <w:szCs w:val="21"/>
@@ -708,7 +696,7 @@
       </w:r>
       <w:r>
         <w:rPr>
-          <w:rFonts w:ascii="宋体" w:eastAsia="宋体" w:hAnsi="宋体" w:cs="Arial" w:hint="eastAsia"/>
+          <w:rFonts w:ascii="SimSun" w:eastAsia="SimSun" w:hAnsi="SimSun" w:cs="Arial" w:hint="eastAsia"/>
           <w:color w:val="008000"/>
           <w:kern w:val="0"/>
           <w:szCs w:val="21"/>
@@ -717,7 +705,7 @@
       </w:r>
       <w:r>
         <w:rPr>
-          <w:rFonts w:ascii="宋体" w:eastAsia="宋体" w:hAnsi="宋体" w:cs="Arial" w:hint="eastAsia"/>
+          <w:rFonts w:ascii="SimSun" w:eastAsia="SimSun" w:hAnsi="SimSun" w:cs="Arial" w:hint="eastAsia"/>
           <w:color w:val="008000"/>
           <w:kern w:val="0"/>
           <w:szCs w:val="21"/>
@@ -726,7 +714,7 @@
       </w:r>
       <w:r>
         <w:rPr>
-          <w:rFonts w:ascii="宋体" w:eastAsia="宋体" w:hAnsi="宋体" w:cs="Arial" w:hint="eastAsia"/>
+          <w:rFonts w:ascii="SimSun" w:eastAsia="SimSun" w:hAnsi="SimSun" w:cs="Arial" w:hint="eastAsia"/>
           <w:color w:val="008000"/>
           <w:kern w:val="0"/>
           <w:szCs w:val="21"/>
@@ -735,7 +723,7 @@
       </w:r>
       <w:r>
         <w:rPr>
-          <w:rFonts w:ascii="宋体" w:eastAsia="宋体" w:hAnsi="宋体" w:cs="Arial" w:hint="eastAsia"/>
+          <w:rFonts w:ascii="SimSun" w:eastAsia="SimSun" w:hAnsi="SimSun" w:cs="Arial" w:hint="eastAsia"/>
           <w:color w:val="008000"/>
           <w:kern w:val="0"/>
           <w:szCs w:val="21"/>
@@ -744,7 +732,7 @@
       </w:r>
       <w:r>
         <w:rPr>
-          <w:rFonts w:ascii="宋体" w:eastAsia="宋体" w:hAnsi="宋体" w:cs="Arial" w:hint="eastAsia"/>
+          <w:rFonts w:ascii="SimSun" w:eastAsia="SimSun" w:hAnsi="SimSun" w:cs="Arial" w:hint="eastAsia"/>
           <w:color w:val="008000"/>
           <w:kern w:val="0"/>
           <w:szCs w:val="21"/>
@@ -756,7 +744,7 @@
       <w:pPr>
         <w:ind w:right="84"/>
         <w:rPr>
-          <w:rFonts w:ascii="宋体" w:eastAsia="宋体" w:hAnsi="宋体" w:cs="Arial"/>
+          <w:rFonts w:ascii="SimSun" w:eastAsia="SimSun" w:hAnsi="SimSun" w:cs="Arial"/>
           <w:color w:val="000000"/>
           <w:kern w:val="0"/>
           <w:szCs w:val="21"/>
@@ -765,14 +753,14 @@
     </w:p>
     <w:p>
       <w:pPr>
-        <w:pStyle w:val="a3"/>
+        <w:pStyle w:val="ListParagraph"/>
         <w:numPr>
           <w:ilvl w:val="0"/>
           <w:numId w:val="3"/>
         </w:numPr>
         <w:ind w:right="84" w:firstLineChars="0"/>
         <w:rPr>
-          <w:rFonts w:ascii="Arial" w:eastAsia="宋体" w:hAnsi="Arial" w:cs="Arial"/>
+          <w:rFonts w:ascii="Arial" w:eastAsia="SimSun" w:hAnsi="Arial" w:cs="Arial"/>
           <w:b/>
           <w:color w:val="444444"/>
           <w:kern w:val="0"/>
@@ -781,7 +769,7 @@
       </w:pPr>
       <w:r>
         <w:rPr>
-          <w:rFonts w:ascii="Arial" w:eastAsia="宋体" w:hAnsi="Arial" w:cs="Arial" w:hint="eastAsia"/>
+          <w:rFonts w:ascii="Arial" w:eastAsia="SimSun" w:hAnsi="Arial" w:cs="Arial" w:hint="eastAsia"/>
           <w:b/>
           <w:color w:val="444444"/>
           <w:kern w:val="0"/>
@@ -800,22 +788,22 @@
     </w:p>
     <w:p>
       <w:pPr>
-        <w:pStyle w:val="a3"/>
+        <w:pStyle w:val="ListParagraph"/>
         <w:numPr>
           <w:ilvl w:val="0"/>
           <w:numId w:val="4"/>
         </w:numPr>
         <w:ind w:right="84" w:firstLineChars="0"/>
         <w:rPr>
-          <w:rFonts w:ascii="宋体" w:eastAsia="宋体" w:hAnsi="宋体" w:cs="Arial"/>
-          <w:color w:val="000080"/>
-          <w:kern w:val="0"/>
-          <w:szCs w:val="21"/>
-        </w:rPr>
-      </w:pPr>
-      <w:r>
-        <w:rPr>
-          <w:rFonts w:ascii="宋体" w:eastAsia="宋体" w:hAnsi="宋体" w:cs="Arial" w:hint="eastAsia"/>
+          <w:rFonts w:ascii="SimSun" w:eastAsia="SimSun" w:hAnsi="SimSun" w:cs="Arial"/>
+          <w:color w:val="000080"/>
+          <w:kern w:val="0"/>
+          <w:szCs w:val="21"/>
+        </w:rPr>
+      </w:pPr>
+      <w:r>
+        <w:rPr>
+          <w:rFonts w:ascii="SimSun" w:eastAsia="SimSun" w:hAnsi="SimSun" w:cs="Arial" w:hint="eastAsia"/>
           <w:color w:val="000080"/>
           <w:kern w:val="0"/>
           <w:szCs w:val="21"/>
@@ -824,7 +812,7 @@
       </w:r>
       <w:r>
         <w:rPr>
-          <w:rFonts w:ascii="宋体" w:eastAsia="宋体" w:hAnsi="宋体" w:cs="Arial" w:hint="eastAsia"/>
+          <w:rFonts w:ascii="SimSun" w:eastAsia="SimSun" w:hAnsi="SimSun" w:cs="Arial" w:hint="eastAsia"/>
           <w:color w:val="000080"/>
           <w:kern w:val="0"/>
           <w:szCs w:val="21"/>
@@ -834,22 +822,22 @@
     </w:p>
     <w:p>
       <w:pPr>
-        <w:pStyle w:val="a3"/>
+        <w:pStyle w:val="ListParagraph"/>
         <w:numPr>
           <w:ilvl w:val="0"/>
           <w:numId w:val="4"/>
         </w:numPr>
         <w:ind w:right="84" w:firstLineChars="0"/>
         <w:rPr>
-          <w:rFonts w:ascii="宋体" w:eastAsia="宋体" w:hAnsi="宋体" w:cs="Arial"/>
-          <w:color w:val="000080"/>
-          <w:kern w:val="0"/>
-          <w:szCs w:val="21"/>
-        </w:rPr>
-      </w:pPr>
-      <w:r>
-        <w:rPr>
-          <w:rFonts w:ascii="宋体" w:eastAsia="宋体" w:hAnsi="宋体" w:cs="Arial" w:hint="eastAsia"/>
+          <w:rFonts w:ascii="SimSun" w:eastAsia="SimSun" w:hAnsi="SimSun" w:cs="Arial"/>
+          <w:color w:val="000080"/>
+          <w:kern w:val="0"/>
+          <w:szCs w:val="21"/>
+        </w:rPr>
+      </w:pPr>
+      <w:r>
+        <w:rPr>
+          <w:rFonts w:ascii="SimSun" w:eastAsia="SimSun" w:hAnsi="SimSun" w:cs="Arial" w:hint="eastAsia"/>
           <w:color w:val="000080"/>
           <w:kern w:val="0"/>
           <w:szCs w:val="21"/>
@@ -858,7 +846,7 @@
       </w:r>
       <w:r>
         <w:rPr>
-          <w:rFonts w:ascii="宋体" w:eastAsia="宋体" w:hAnsi="宋体" w:cs="Arial" w:hint="eastAsia"/>
+          <w:rFonts w:ascii="SimSun" w:eastAsia="SimSun" w:hAnsi="SimSun" w:cs="Arial" w:hint="eastAsia"/>
           <w:color w:val="000080"/>
           <w:kern w:val="0"/>
           <w:szCs w:val="21"/>
@@ -867,7 +855,7 @@
       </w:r>
       <w:r>
         <w:rPr>
-          <w:rFonts w:ascii="宋体" w:eastAsia="宋体" w:hAnsi="宋体" w:cs="Arial" w:hint="eastAsia"/>
+          <w:rFonts w:ascii="SimSun" w:eastAsia="SimSun" w:hAnsi="SimSun" w:cs="Arial" w:hint="eastAsia"/>
           <w:color w:val="000080"/>
           <w:kern w:val="0"/>
           <w:szCs w:val="21"/>
@@ -876,7 +864,7 @@
       </w:r>
       <w:r>
         <w:rPr>
-          <w:rFonts w:ascii="宋体" w:eastAsia="宋体" w:hAnsi="宋体" w:cs="Arial" w:hint="eastAsia"/>
+          <w:rFonts w:ascii="SimSun" w:eastAsia="SimSun" w:hAnsi="SimSun" w:cs="Arial" w:hint="eastAsia"/>
           <w:color w:val="000080"/>
           <w:kern w:val="0"/>
           <w:szCs w:val="21"/>
@@ -885,7 +873,7 @@
       </w:r>
       <w:r>
         <w:rPr>
-          <w:rFonts w:ascii="宋体" w:eastAsia="宋体" w:hAnsi="宋体" w:cs="Arial" w:hint="eastAsia"/>
+          <w:rFonts w:ascii="SimSun" w:eastAsia="SimSun" w:hAnsi="SimSun" w:cs="Arial" w:hint="eastAsia"/>
           <w:color w:val="000080"/>
           <w:kern w:val="0"/>
           <w:szCs w:val="21"/>
@@ -895,22 +883,22 @@
     </w:p>
     <w:p>
       <w:pPr>
-        <w:pStyle w:val="a3"/>
+        <w:pStyle w:val="ListParagraph"/>
         <w:numPr>
           <w:ilvl w:val="0"/>
           <w:numId w:val="4"/>
         </w:numPr>
         <w:ind w:right="84" w:firstLineChars="0"/>
         <w:rPr>
-          <w:rFonts w:ascii="宋体" w:eastAsia="宋体" w:hAnsi="宋体" w:cs="Arial"/>
-          <w:color w:val="000080"/>
-          <w:kern w:val="0"/>
-          <w:szCs w:val="21"/>
-        </w:rPr>
-      </w:pPr>
-      <w:r>
-        <w:rPr>
-          <w:rFonts w:ascii="宋体" w:eastAsia="宋体" w:hAnsi="宋体" w:cs="Arial" w:hint="eastAsia"/>
+          <w:rFonts w:ascii="SimSun" w:eastAsia="SimSun" w:hAnsi="SimSun" w:cs="Arial"/>
+          <w:color w:val="000080"/>
+          <w:kern w:val="0"/>
+          <w:szCs w:val="21"/>
+        </w:rPr>
+      </w:pPr>
+      <w:r>
+        <w:rPr>
+          <w:rFonts w:ascii="SimSun" w:eastAsia="SimSun" w:hAnsi="SimSun" w:cs="Arial" w:hint="eastAsia"/>
           <w:color w:val="008000"/>
           <w:kern w:val="0"/>
           <w:szCs w:val="21"/>
@@ -919,7 +907,7 @@
       </w:r>
       <w:r>
         <w:rPr>
-          <w:rFonts w:ascii="宋体" w:eastAsia="宋体" w:hAnsi="宋体" w:cs="Arial" w:hint="eastAsia"/>
+          <w:rFonts w:ascii="SimSun" w:eastAsia="SimSun" w:hAnsi="SimSun" w:cs="Arial" w:hint="eastAsia"/>
           <w:color w:val="008000"/>
           <w:kern w:val="0"/>
           <w:szCs w:val="21"/>
@@ -928,7 +916,7 @@
       </w:r>
       <w:r>
         <w:rPr>
-          <w:rFonts w:ascii="宋体" w:eastAsia="宋体" w:hAnsi="宋体" w:cs="Arial" w:hint="eastAsia"/>
+          <w:rFonts w:ascii="SimSun" w:eastAsia="SimSun" w:hAnsi="SimSun" w:cs="Arial" w:hint="eastAsia"/>
           <w:color w:val="008000"/>
           <w:kern w:val="0"/>
           <w:szCs w:val="21"/>
@@ -937,7 +925,7 @@
       </w:r>
       <w:r>
         <w:rPr>
-          <w:rFonts w:ascii="宋体" w:eastAsia="宋体" w:hAnsi="宋体" w:cs="Arial" w:hint="eastAsia"/>
+          <w:rFonts w:ascii="SimSun" w:eastAsia="SimSun" w:hAnsi="SimSun" w:cs="Arial" w:hint="eastAsia"/>
           <w:color w:val="008000"/>
           <w:kern w:val="0"/>
           <w:szCs w:val="21"/>
@@ -947,18 +935,18 @@
     </w:p>
     <w:p>
       <w:pPr>
-        <w:pStyle w:val="a3"/>
+        <w:pStyle w:val="ListParagraph"/>
         <w:ind w:left="420" w:right="84" w:firstLineChars="0" w:firstLine="0"/>
         <w:rPr>
-          <w:rFonts w:ascii="宋体" w:eastAsia="宋体" w:hAnsi="宋体" w:cs="Arial"/>
-          <w:color w:val="000080"/>
-          <w:kern w:val="0"/>
-          <w:szCs w:val="21"/>
-        </w:rPr>
-      </w:pPr>
-      <w:r>
-        <w:rPr>
-          <w:rFonts w:ascii="宋体" w:eastAsia="宋体" w:hAnsi="宋体" w:cs="Arial" w:hint="eastAsia"/>
+          <w:rFonts w:ascii="SimSun" w:eastAsia="SimSun" w:hAnsi="SimSun" w:cs="Arial"/>
+          <w:color w:val="000080"/>
+          <w:kern w:val="0"/>
+          <w:szCs w:val="21"/>
+        </w:rPr>
+      </w:pPr>
+      <w:r>
+        <w:rPr>
+          <w:rFonts w:ascii="SimSun" w:eastAsia="SimSun" w:hAnsi="SimSun" w:cs="Arial" w:hint="eastAsia"/>
           <w:color w:val="000080"/>
           <w:kern w:val="0"/>
           <w:szCs w:val="21"/>
@@ -967,7 +955,7 @@
       </w:r>
       <w:r>
         <w:rPr>
-          <w:rFonts w:ascii="宋体" w:eastAsia="宋体" w:hAnsi="宋体" w:cs="Arial" w:hint="eastAsia"/>
+          <w:rFonts w:ascii="SimSun" w:eastAsia="SimSun" w:hAnsi="SimSun" w:cs="Arial" w:hint="eastAsia"/>
           <w:color w:val="000080"/>
           <w:kern w:val="0"/>
           <w:szCs w:val="21"/>
@@ -976,7 +964,7 @@
       </w:r>
       <w:r>
         <w:rPr>
-          <w:rFonts w:ascii="宋体" w:eastAsia="宋体" w:hAnsi="宋体" w:cs="Arial" w:hint="eastAsia"/>
+          <w:rFonts w:ascii="SimSun" w:eastAsia="SimSun" w:hAnsi="SimSun" w:cs="Arial" w:hint="eastAsia"/>
           <w:color w:val="000080"/>
           <w:kern w:val="0"/>
           <w:szCs w:val="21"/>
@@ -985,7 +973,7 @@
       </w:r>
       <w:r>
         <w:rPr>
-          <w:rFonts w:ascii="宋体" w:eastAsia="宋体" w:hAnsi="宋体" w:cs="Arial" w:hint="eastAsia"/>
+          <w:rFonts w:ascii="SimSun" w:eastAsia="SimSun" w:hAnsi="SimSun" w:cs="Arial" w:hint="eastAsia"/>
           <w:color w:val="000080"/>
           <w:kern w:val="0"/>
           <w:szCs w:val="21"/>
@@ -994,7 +982,7 @@
       </w:r>
       <w:r>
         <w:rPr>
-          <w:rFonts w:ascii="宋体" w:eastAsia="宋体" w:hAnsi="宋体" w:cs="Arial" w:hint="eastAsia"/>
+          <w:rFonts w:ascii="SimSun" w:eastAsia="SimSun" w:hAnsi="SimSun" w:cs="Arial" w:hint="eastAsia"/>
           <w:color w:val="000080"/>
           <w:kern w:val="0"/>
           <w:szCs w:val="21"/>
@@ -1003,7 +991,7 @@
       </w:r>
       <w:r>
         <w:rPr>
-          <w:rFonts w:ascii="宋体" w:eastAsia="宋体" w:hAnsi="宋体" w:cs="Arial" w:hint="eastAsia"/>
+          <w:rFonts w:ascii="SimSun" w:eastAsia="SimSun" w:hAnsi="SimSun" w:cs="Arial" w:hint="eastAsia"/>
           <w:color w:val="000080"/>
           <w:kern w:val="0"/>
           <w:szCs w:val="21"/>
@@ -1012,7 +1000,7 @@
       </w:r>
       <w:r>
         <w:rPr>
-          <w:rFonts w:ascii="宋体" w:eastAsia="宋体" w:hAnsi="宋体" w:cs="Arial" w:hint="eastAsia"/>
+          <w:rFonts w:ascii="SimSun" w:eastAsia="SimSun" w:hAnsi="SimSun" w:cs="Arial" w:hint="eastAsia"/>
           <w:color w:val="000080"/>
           <w:kern w:val="0"/>
           <w:szCs w:val="21"/>
@@ -1022,18 +1010,18 @@
     </w:p>
     <w:p>
       <w:pPr>
-        <w:pStyle w:val="a3"/>
+        <w:pStyle w:val="ListParagraph"/>
         <w:ind w:left="420" w:right="84" w:firstLineChars="0" w:firstLine="0"/>
         <w:rPr>
-          <w:rFonts w:ascii="宋体" w:eastAsia="宋体" w:hAnsi="宋体" w:cs="Arial"/>
-          <w:color w:val="000080"/>
-          <w:kern w:val="0"/>
-          <w:szCs w:val="21"/>
-        </w:rPr>
-      </w:pPr>
-      <w:r>
-        <w:rPr>
-          <w:rFonts w:ascii="宋体" w:eastAsia="宋体" w:hAnsi="宋体" w:cs="Arial" w:hint="eastAsia"/>
+          <w:rFonts w:ascii="SimSun" w:eastAsia="SimSun" w:hAnsi="SimSun" w:cs="Arial"/>
+          <w:color w:val="000080"/>
+          <w:kern w:val="0"/>
+          <w:szCs w:val="21"/>
+        </w:rPr>
+      </w:pPr>
+      <w:r>
+        <w:rPr>
+          <w:rFonts w:ascii="SimSun" w:eastAsia="SimSun" w:hAnsi="SimSun" w:cs="Arial" w:hint="eastAsia"/>
           <w:color w:val="000080"/>
           <w:kern w:val="0"/>
           <w:szCs w:val="21"/>
@@ -1042,7 +1030,7 @@
       </w:r>
       <w:r>
         <w:rPr>
-          <w:rFonts w:ascii="宋体" w:eastAsia="宋体" w:hAnsi="宋体" w:cs="Arial" w:hint="eastAsia"/>
+          <w:rFonts w:ascii="SimSun" w:eastAsia="SimSun" w:hAnsi="SimSun" w:cs="Arial" w:hint="eastAsia"/>
           <w:color w:val="000080"/>
           <w:kern w:val="0"/>
           <w:szCs w:val="21"/>
@@ -1051,48 +1039,28 @@
       </w:r>
       <w:r>
         <w:rPr>
-          <w:rFonts w:ascii="宋体" w:eastAsia="宋体" w:hAnsi="宋体" w:cs="Arial" w:hint="eastAsia"/>
-          <w:color w:val="000080"/>
-          <w:kern w:val="0"/>
-          <w:szCs w:val="21"/>
-        </w:rPr>
-        <w:t>状态</w:t>
-      </w:r>
-      <w:proofErr w:type="gramStart"/>
-      <w:r>
-        <w:rPr>
-          <w:rFonts w:ascii="宋体" w:eastAsia="宋体" w:hAnsi="宋体" w:cs="Arial" w:hint="eastAsia"/>
-          <w:color w:val="000080"/>
-          <w:kern w:val="0"/>
-          <w:szCs w:val="21"/>
-        </w:rPr>
-        <w:t>码掌握</w:t>
-      </w:r>
-      <w:proofErr w:type="gramEnd"/>
-      <w:r>
-        <w:rPr>
-          <w:rFonts w:ascii="宋体" w:eastAsia="宋体" w:hAnsi="宋体" w:cs="Arial" w:hint="eastAsia"/>
-          <w:color w:val="000080"/>
-          <w:kern w:val="0"/>
-          <w:szCs w:val="21"/>
-        </w:rPr>
-        <w:t>典型状态码</w:t>
-      </w:r>
-    </w:p>
-    <w:p>
-      <w:pPr>
-        <w:pStyle w:val="a3"/>
+          <w:rFonts w:ascii="SimSun" w:eastAsia="SimSun" w:hAnsi="SimSun" w:cs="Arial" w:hint="eastAsia"/>
+          <w:color w:val="000080"/>
+          <w:kern w:val="0"/>
+          <w:szCs w:val="21"/>
+        </w:rPr>
+        <w:t>状态码掌握典型状态码</w:t>
+      </w:r>
+    </w:p>
+    <w:p>
+      <w:pPr>
+        <w:pStyle w:val="ListParagraph"/>
         <w:ind w:left="420" w:right="84" w:firstLineChars="0" w:firstLine="0"/>
         <w:rPr>
-          <w:rFonts w:ascii="宋体" w:eastAsia="宋体" w:hAnsi="宋体" w:cs="Arial"/>
-          <w:color w:val="000080"/>
-          <w:kern w:val="0"/>
-          <w:szCs w:val="21"/>
-        </w:rPr>
-      </w:pPr>
-      <w:r>
-        <w:rPr>
-          <w:rFonts w:ascii="宋体" w:eastAsia="宋体" w:hAnsi="宋体" w:cs="Arial" w:hint="eastAsia"/>
+          <w:rFonts w:ascii="SimSun" w:eastAsia="SimSun" w:hAnsi="SimSun" w:cs="Arial"/>
+          <w:color w:val="000080"/>
+          <w:kern w:val="0"/>
+          <w:szCs w:val="21"/>
+        </w:rPr>
+      </w:pPr>
+      <w:r>
+        <w:rPr>
+          <w:rFonts w:ascii="SimSun" w:eastAsia="SimSun" w:hAnsi="SimSun" w:cs="Arial" w:hint="eastAsia"/>
           <w:color w:val="000080"/>
           <w:kern w:val="0"/>
           <w:szCs w:val="21"/>
@@ -1102,22 +1070,22 @@
     </w:p>
     <w:p>
       <w:pPr>
-        <w:pStyle w:val="a3"/>
+        <w:pStyle w:val="ListParagraph"/>
         <w:numPr>
           <w:ilvl w:val="0"/>
           <w:numId w:val="4"/>
         </w:numPr>
         <w:ind w:right="84" w:firstLineChars="0"/>
         <w:rPr>
-          <w:rFonts w:ascii="宋体" w:eastAsia="宋体" w:hAnsi="宋体" w:cs="Arial"/>
-          <w:color w:val="000080"/>
-          <w:kern w:val="0"/>
-          <w:szCs w:val="21"/>
-        </w:rPr>
-      </w:pPr>
-      <w:r>
-        <w:rPr>
-          <w:rFonts w:ascii="宋体" w:eastAsia="宋体" w:hAnsi="宋体" w:cs="Arial" w:hint="eastAsia"/>
+          <w:rFonts w:ascii="SimSun" w:eastAsia="SimSun" w:hAnsi="SimSun" w:cs="Arial"/>
+          <w:color w:val="000080"/>
+          <w:kern w:val="0"/>
+          <w:szCs w:val="21"/>
+        </w:rPr>
+      </w:pPr>
+      <w:r>
+        <w:rPr>
+          <w:rFonts w:ascii="SimSun" w:eastAsia="SimSun" w:hAnsi="SimSun" w:cs="Arial" w:hint="eastAsia"/>
           <w:color w:val="000080"/>
           <w:kern w:val="0"/>
           <w:szCs w:val="21"/>
@@ -1126,7 +1094,7 @@
       </w:r>
       <w:r>
         <w:rPr>
-          <w:rFonts w:ascii="宋体" w:eastAsia="宋体" w:hAnsi="宋体" w:cs="Arial" w:hint="eastAsia"/>
+          <w:rFonts w:ascii="SimSun" w:eastAsia="SimSun" w:hAnsi="SimSun" w:cs="Arial" w:hint="eastAsia"/>
           <w:color w:val="000080"/>
           <w:kern w:val="0"/>
           <w:szCs w:val="21"/>
@@ -1135,7 +1103,7 @@
       </w:r>
       <w:r>
         <w:rPr>
-          <w:rFonts w:ascii="宋体" w:eastAsia="宋体" w:hAnsi="宋体" w:cs="Arial" w:hint="eastAsia"/>
+          <w:rFonts w:ascii="SimSun" w:eastAsia="SimSun" w:hAnsi="SimSun" w:cs="Arial" w:hint="eastAsia"/>
           <w:color w:val="000080"/>
           <w:kern w:val="0"/>
           <w:szCs w:val="21"/>
@@ -1144,7 +1112,7 @@
       </w:r>
       <w:r>
         <w:rPr>
-          <w:rFonts w:ascii="宋体" w:eastAsia="宋体" w:hAnsi="宋体" w:cs="Arial" w:hint="eastAsia"/>
+          <w:rFonts w:ascii="SimSun" w:eastAsia="SimSun" w:hAnsi="SimSun" w:cs="Arial" w:hint="eastAsia"/>
           <w:color w:val="008000"/>
           <w:kern w:val="0"/>
           <w:szCs w:val="21"/>
@@ -1153,7 +1121,7 @@
       </w:r>
       <w:r>
         <w:rPr>
-          <w:rFonts w:ascii="宋体" w:eastAsia="宋体" w:hAnsi="宋体" w:cs="Arial" w:hint="eastAsia"/>
+          <w:rFonts w:ascii="SimSun" w:eastAsia="SimSun" w:hAnsi="SimSun" w:cs="Arial" w:hint="eastAsia"/>
           <w:color w:val="008000"/>
           <w:kern w:val="0"/>
           <w:szCs w:val="21"/>
@@ -1162,7 +1130,7 @@
       </w:r>
       <w:r>
         <w:rPr>
-          <w:rFonts w:ascii="宋体" w:eastAsia="宋体" w:hAnsi="宋体" w:cs="Arial" w:hint="eastAsia"/>
+          <w:rFonts w:ascii="SimSun" w:eastAsia="SimSun" w:hAnsi="SimSun" w:cs="Arial" w:hint="eastAsia"/>
           <w:color w:val="000080"/>
           <w:kern w:val="0"/>
           <w:szCs w:val="21"/>
@@ -1171,7 +1139,7 @@
       </w:r>
       <w:r>
         <w:rPr>
-          <w:rFonts w:ascii="宋体" w:eastAsia="宋体" w:hAnsi="宋体" w:cs="Arial" w:hint="eastAsia"/>
+          <w:rFonts w:ascii="SimSun" w:eastAsia="SimSun" w:hAnsi="SimSun" w:cs="Arial" w:hint="eastAsia"/>
           <w:color w:val="000080"/>
           <w:kern w:val="0"/>
           <w:szCs w:val="21"/>
@@ -1180,7 +1148,7 @@
       </w:r>
       <w:r>
         <w:rPr>
-          <w:rFonts w:ascii="宋体" w:eastAsia="宋体" w:hAnsi="宋体" w:cs="Arial" w:hint="eastAsia"/>
+          <w:rFonts w:ascii="SimSun" w:eastAsia="SimSun" w:hAnsi="SimSun" w:cs="Arial" w:hint="eastAsia"/>
           <w:color w:val="000080"/>
           <w:kern w:val="0"/>
           <w:szCs w:val="21"/>
@@ -1190,18 +1158,18 @@
     </w:p>
     <w:p>
       <w:pPr>
-        <w:pStyle w:val="a3"/>
+        <w:pStyle w:val="ListParagraph"/>
         <w:ind w:left="420" w:right="84" w:firstLineChars="0" w:firstLine="0"/>
         <w:rPr>
-          <w:rFonts w:ascii="宋体" w:eastAsia="宋体" w:hAnsi="宋体" w:cs="Arial"/>
-          <w:color w:val="000080"/>
-          <w:kern w:val="0"/>
-          <w:szCs w:val="21"/>
-        </w:rPr>
-      </w:pPr>
-      <w:r>
-        <w:rPr>
-          <w:rFonts w:ascii="宋体" w:eastAsia="宋体" w:hAnsi="宋体" w:cs="Arial" w:hint="eastAsia"/>
+          <w:rFonts w:ascii="SimSun" w:eastAsia="SimSun" w:hAnsi="SimSun" w:cs="Arial"/>
+          <w:color w:val="000080"/>
+          <w:kern w:val="0"/>
+          <w:szCs w:val="21"/>
+        </w:rPr>
+      </w:pPr>
+      <w:r>
+        <w:rPr>
+          <w:rFonts w:ascii="SimSun" w:eastAsia="SimSun" w:hAnsi="SimSun" w:cs="Arial" w:hint="eastAsia"/>
           <w:color w:val="000080"/>
           <w:kern w:val="0"/>
           <w:szCs w:val="21"/>
@@ -1211,18 +1179,18 @@
     </w:p>
     <w:p>
       <w:pPr>
-        <w:pStyle w:val="a3"/>
+        <w:pStyle w:val="ListParagraph"/>
         <w:ind w:left="420" w:right="84" w:firstLineChars="0" w:firstLine="0"/>
         <w:rPr>
-          <w:rFonts w:ascii="宋体" w:eastAsia="宋体" w:hAnsi="宋体" w:cs="Arial"/>
-          <w:color w:val="000080"/>
-          <w:kern w:val="0"/>
-          <w:szCs w:val="21"/>
-        </w:rPr>
-      </w:pPr>
-      <w:r>
-        <w:rPr>
-          <w:rFonts w:ascii="宋体" w:eastAsia="宋体" w:hAnsi="宋体" w:cs="Arial" w:hint="eastAsia"/>
+          <w:rFonts w:ascii="SimSun" w:eastAsia="SimSun" w:hAnsi="SimSun" w:cs="Arial"/>
+          <w:color w:val="000080"/>
+          <w:kern w:val="0"/>
+          <w:szCs w:val="21"/>
+        </w:rPr>
+      </w:pPr>
+      <w:r>
+        <w:rPr>
+          <w:rFonts w:ascii="SimSun" w:eastAsia="SimSun" w:hAnsi="SimSun" w:cs="Arial" w:hint="eastAsia"/>
           <w:color w:val="000080"/>
           <w:kern w:val="0"/>
           <w:szCs w:val="21"/>
@@ -1231,7 +1199,7 @@
       </w:r>
       <w:r>
         <w:rPr>
-          <w:rFonts w:ascii="宋体" w:eastAsia="宋体" w:hAnsi="宋体" w:cs="Arial" w:hint="eastAsia"/>
+          <w:rFonts w:ascii="SimSun" w:eastAsia="SimSun" w:hAnsi="SimSun" w:cs="Arial" w:hint="eastAsia"/>
           <w:color w:val="000080"/>
           <w:kern w:val="0"/>
           <w:szCs w:val="21"/>
@@ -1240,7 +1208,7 @@
       </w:r>
       <w:r>
         <w:rPr>
-          <w:rFonts w:ascii="宋体" w:eastAsia="宋体" w:hAnsi="宋体" w:cs="Arial" w:hint="eastAsia"/>
+          <w:rFonts w:ascii="SimSun" w:eastAsia="SimSun" w:hAnsi="SimSun" w:cs="Arial" w:hint="eastAsia"/>
           <w:color w:val="000080"/>
           <w:kern w:val="0"/>
           <w:szCs w:val="21"/>
@@ -1249,7 +1217,7 @@
       </w:r>
       <w:r>
         <w:rPr>
-          <w:rFonts w:ascii="宋体" w:eastAsia="宋体" w:hAnsi="宋体" w:cs="Arial" w:hint="eastAsia"/>
+          <w:rFonts w:ascii="SimSun" w:eastAsia="SimSun" w:hAnsi="SimSun" w:cs="Arial" w:hint="eastAsia"/>
           <w:color w:val="000080"/>
           <w:kern w:val="0"/>
           <w:szCs w:val="21"/>
@@ -1258,7 +1226,7 @@
       </w:r>
       <w:r>
         <w:rPr>
-          <w:rFonts w:ascii="宋体" w:eastAsia="宋体" w:hAnsi="宋体" w:cs="Arial" w:hint="eastAsia"/>
+          <w:rFonts w:ascii="SimSun" w:eastAsia="SimSun" w:hAnsi="SimSun" w:cs="Arial" w:hint="eastAsia"/>
           <w:color w:val="000080"/>
           <w:kern w:val="0"/>
           <w:szCs w:val="21"/>
@@ -1267,7 +1235,7 @@
       </w:r>
       <w:r>
         <w:rPr>
-          <w:rFonts w:ascii="宋体" w:eastAsia="宋体" w:hAnsi="宋体" w:cs="Arial" w:hint="eastAsia"/>
+          <w:rFonts w:ascii="SimSun" w:eastAsia="SimSun" w:hAnsi="SimSun" w:cs="Arial" w:hint="eastAsia"/>
           <w:color w:val="000080"/>
           <w:kern w:val="0"/>
           <w:szCs w:val="21"/>
@@ -1277,22 +1245,22 @@
     </w:p>
     <w:p>
       <w:pPr>
-        <w:pStyle w:val="a3"/>
+        <w:pStyle w:val="ListParagraph"/>
         <w:numPr>
           <w:ilvl w:val="0"/>
           <w:numId w:val="4"/>
         </w:numPr>
         <w:ind w:right="84" w:firstLineChars="0"/>
         <w:rPr>
-          <w:rFonts w:ascii="宋体" w:eastAsia="宋体" w:hAnsi="宋体" w:cs="Arial"/>
-          <w:color w:val="000080"/>
-          <w:kern w:val="0"/>
-          <w:szCs w:val="21"/>
-        </w:rPr>
-      </w:pPr>
-      <w:r>
-        <w:rPr>
-          <w:rFonts w:ascii="宋体" w:eastAsia="宋体" w:hAnsi="宋体" w:cs="Arial" w:hint="eastAsia"/>
+          <w:rFonts w:ascii="SimSun" w:eastAsia="SimSun" w:hAnsi="SimSun" w:cs="Arial"/>
+          <w:color w:val="000080"/>
+          <w:kern w:val="0"/>
+          <w:szCs w:val="21"/>
+        </w:rPr>
+      </w:pPr>
+      <w:r>
+        <w:rPr>
+          <w:rFonts w:ascii="SimSun" w:eastAsia="SimSun" w:hAnsi="SimSun" w:cs="Arial" w:hint="eastAsia"/>
           <w:color w:val="000080"/>
           <w:kern w:val="0"/>
           <w:szCs w:val="21"/>
@@ -1301,7 +1269,7 @@
       </w:r>
       <w:r>
         <w:rPr>
-          <w:rFonts w:ascii="宋体" w:eastAsia="宋体" w:hAnsi="宋体" w:cs="Arial" w:hint="eastAsia"/>
+          <w:rFonts w:ascii="SimSun" w:eastAsia="SimSun" w:hAnsi="SimSun" w:cs="Arial" w:hint="eastAsia"/>
           <w:color w:val="000080"/>
           <w:kern w:val="0"/>
           <w:szCs w:val="21"/>
@@ -1311,22 +1279,22 @@
     </w:p>
     <w:p>
       <w:pPr>
-        <w:pStyle w:val="a3"/>
+        <w:pStyle w:val="ListParagraph"/>
         <w:numPr>
           <w:ilvl w:val="0"/>
           <w:numId w:val="4"/>
         </w:numPr>
         <w:ind w:right="84" w:firstLineChars="0"/>
         <w:rPr>
-          <w:rFonts w:ascii="宋体" w:eastAsia="宋体" w:hAnsi="宋体" w:cs="Arial"/>
-          <w:color w:val="000080"/>
-          <w:kern w:val="0"/>
-          <w:szCs w:val="21"/>
-        </w:rPr>
-      </w:pPr>
-      <w:r>
-        <w:rPr>
-          <w:rFonts w:ascii="宋体" w:eastAsia="宋体" w:hAnsi="宋体" w:cs="Arial" w:hint="eastAsia"/>
+          <w:rFonts w:ascii="SimSun" w:eastAsia="SimSun" w:hAnsi="SimSun" w:cs="Arial"/>
+          <w:color w:val="000080"/>
+          <w:kern w:val="0"/>
+          <w:szCs w:val="21"/>
+        </w:rPr>
+      </w:pPr>
+      <w:r>
+        <w:rPr>
+          <w:rFonts w:ascii="SimSun" w:eastAsia="SimSun" w:hAnsi="SimSun" w:cs="Arial" w:hint="eastAsia"/>
           <w:color w:val="008000"/>
           <w:kern w:val="0"/>
           <w:szCs w:val="21"/>
@@ -1335,7 +1303,7 @@
       </w:r>
       <w:r>
         <w:rPr>
-          <w:rFonts w:ascii="宋体" w:eastAsia="宋体" w:hAnsi="宋体" w:cs="Arial" w:hint="eastAsia"/>
+          <w:rFonts w:ascii="SimSun" w:eastAsia="SimSun" w:hAnsi="SimSun" w:cs="Arial" w:hint="eastAsia"/>
           <w:color w:val="008000"/>
           <w:kern w:val="0"/>
           <w:szCs w:val="21"/>
@@ -1344,7 +1312,7 @@
       </w:r>
       <w:r>
         <w:rPr>
-          <w:rFonts w:ascii="宋体" w:eastAsia="宋体" w:hAnsi="宋体" w:cs="Arial" w:hint="eastAsia"/>
+          <w:rFonts w:ascii="SimSun" w:eastAsia="SimSun" w:hAnsi="SimSun" w:cs="Arial" w:hint="eastAsia"/>
           <w:color w:val="008000"/>
           <w:kern w:val="0"/>
           <w:szCs w:val="21"/>
@@ -1353,7 +1321,7 @@
       </w:r>
       <w:r>
         <w:rPr>
-          <w:rFonts w:ascii="宋体" w:eastAsia="宋体" w:hAnsi="宋体" w:cs="Arial" w:hint="eastAsia"/>
+          <w:rFonts w:ascii="SimSun" w:eastAsia="SimSun" w:hAnsi="SimSun" w:cs="Arial" w:hint="eastAsia"/>
           <w:color w:val="008000"/>
           <w:kern w:val="0"/>
           <w:szCs w:val="21"/>
@@ -1363,22 +1331,22 @@
     </w:p>
     <w:p>
       <w:pPr>
-        <w:pStyle w:val="a3"/>
+        <w:pStyle w:val="ListParagraph"/>
         <w:numPr>
           <w:ilvl w:val="0"/>
           <w:numId w:val="4"/>
         </w:numPr>
         <w:ind w:right="84" w:firstLineChars="0"/>
         <w:rPr>
-          <w:rFonts w:ascii="宋体" w:eastAsia="宋体" w:hAnsi="宋体" w:cs="Arial"/>
-          <w:color w:val="008000"/>
-          <w:kern w:val="0"/>
-          <w:szCs w:val="21"/>
-        </w:rPr>
-      </w:pPr>
-      <w:r>
-        <w:rPr>
-          <w:rFonts w:ascii="宋体" w:eastAsia="宋体" w:hAnsi="宋体" w:cs="Arial"/>
+          <w:rFonts w:ascii="SimSun" w:eastAsia="SimSun" w:hAnsi="SimSun" w:cs="Arial"/>
+          <w:color w:val="008000"/>
+          <w:kern w:val="0"/>
+          <w:szCs w:val="21"/>
+        </w:rPr>
+      </w:pPr>
+      <w:r>
+        <w:rPr>
+          <w:rFonts w:ascii="SimSun" w:eastAsia="SimSun" w:hAnsi="SimSun" w:cs="Arial"/>
           <w:color w:val="008000"/>
           <w:kern w:val="0"/>
           <w:szCs w:val="21"/>
@@ -1387,7 +1355,7 @@
       </w:r>
       <w:r>
         <w:rPr>
-          <w:rFonts w:ascii="宋体" w:eastAsia="宋体" w:hAnsi="宋体" w:cs="Arial" w:hint="eastAsia"/>
+          <w:rFonts w:ascii="SimSun" w:eastAsia="SimSun" w:hAnsi="SimSun" w:cs="Arial" w:hint="eastAsia"/>
           <w:color w:val="008000"/>
           <w:kern w:val="0"/>
           <w:szCs w:val="21"/>
@@ -1397,22 +1365,22 @@
     </w:p>
     <w:p>
       <w:pPr>
-        <w:pStyle w:val="a3"/>
+        <w:pStyle w:val="ListParagraph"/>
         <w:numPr>
           <w:ilvl w:val="0"/>
           <w:numId w:val="4"/>
         </w:numPr>
         <w:ind w:right="84" w:firstLineChars="0"/>
         <w:rPr>
-          <w:rFonts w:ascii="宋体" w:eastAsia="宋体" w:hAnsi="宋体" w:cs="Arial"/>
-          <w:color w:val="008000"/>
-          <w:kern w:val="0"/>
-          <w:szCs w:val="21"/>
-        </w:rPr>
-      </w:pPr>
-      <w:r>
-        <w:rPr>
-          <w:rFonts w:ascii="宋体" w:eastAsia="宋体" w:hAnsi="宋体" w:cs="Arial" w:hint="eastAsia"/>
+          <w:rFonts w:ascii="SimSun" w:eastAsia="SimSun" w:hAnsi="SimSun" w:cs="Arial"/>
+          <w:color w:val="008000"/>
+          <w:kern w:val="0"/>
+          <w:szCs w:val="21"/>
+        </w:rPr>
+      </w:pPr>
+      <w:r>
+        <w:rPr>
+          <w:rFonts w:ascii="SimSun" w:eastAsia="SimSun" w:hAnsi="SimSun" w:cs="Arial" w:hint="eastAsia"/>
           <w:color w:val="008000"/>
           <w:kern w:val="0"/>
           <w:szCs w:val="21"/>
@@ -1421,7 +1389,7 @@
       </w:r>
       <w:r>
         <w:rPr>
-          <w:rFonts w:ascii="宋体" w:eastAsia="宋体" w:hAnsi="宋体" w:cs="Arial" w:hint="eastAsia"/>
+          <w:rFonts w:ascii="SimSun" w:eastAsia="SimSun" w:hAnsi="SimSun" w:cs="Arial" w:hint="eastAsia"/>
           <w:color w:val="008000"/>
           <w:kern w:val="0"/>
           <w:szCs w:val="21"/>
@@ -1431,22 +1399,22 @@
     </w:p>
     <w:p>
       <w:pPr>
-        <w:pStyle w:val="a3"/>
+        <w:pStyle w:val="ListParagraph"/>
         <w:numPr>
           <w:ilvl w:val="0"/>
           <w:numId w:val="4"/>
         </w:numPr>
         <w:ind w:right="84" w:firstLineChars="0"/>
         <w:rPr>
-          <w:rFonts w:ascii="宋体" w:eastAsia="宋体" w:hAnsi="宋体" w:cs="Arial"/>
-          <w:color w:val="000080"/>
-          <w:kern w:val="0"/>
-          <w:szCs w:val="21"/>
-        </w:rPr>
-      </w:pPr>
-      <w:r>
-        <w:rPr>
-          <w:rFonts w:ascii="宋体" w:eastAsia="宋体" w:hAnsi="宋体" w:cs="Arial" w:hint="eastAsia"/>
+          <w:rFonts w:ascii="SimSun" w:eastAsia="SimSun" w:hAnsi="SimSun" w:cs="Arial"/>
+          <w:color w:val="000080"/>
+          <w:kern w:val="0"/>
+          <w:szCs w:val="21"/>
+        </w:rPr>
+      </w:pPr>
+      <w:r>
+        <w:rPr>
+          <w:rFonts w:ascii="SimSun" w:eastAsia="SimSun" w:hAnsi="SimSun" w:cs="Arial" w:hint="eastAsia"/>
           <w:color w:val="000080"/>
           <w:kern w:val="0"/>
           <w:szCs w:val="21"/>
@@ -1455,7 +1423,7 @@
       </w:r>
       <w:r>
         <w:rPr>
-          <w:rFonts w:ascii="宋体" w:eastAsia="宋体" w:hAnsi="宋体" w:cs="Arial" w:hint="eastAsia"/>
+          <w:rFonts w:ascii="SimSun" w:eastAsia="SimSun" w:hAnsi="SimSun" w:cs="Arial" w:hint="eastAsia"/>
           <w:color w:val="000080"/>
           <w:kern w:val="0"/>
           <w:szCs w:val="21"/>
@@ -1464,7 +1432,7 @@
       </w:r>
       <w:r>
         <w:rPr>
-          <w:rFonts w:ascii="宋体" w:eastAsia="宋体" w:hAnsi="宋体" w:cs="Arial" w:hint="eastAsia"/>
+          <w:rFonts w:ascii="SimSun" w:eastAsia="SimSun" w:hAnsi="SimSun" w:cs="Arial" w:hint="eastAsia"/>
           <w:color w:val="000080"/>
           <w:kern w:val="0"/>
           <w:szCs w:val="21"/>
@@ -1476,31 +1444,31 @@
       <w:pPr>
         <w:ind w:right="84"/>
         <w:rPr>
-          <w:rFonts w:ascii="宋体" w:eastAsia="宋体" w:hAnsi="宋体" w:cs="Arial"/>
-          <w:color w:val="000080"/>
-          <w:kern w:val="0"/>
-          <w:szCs w:val="21"/>
-        </w:rPr>
-      </w:pPr>
-    </w:p>
-    <w:p>
-      <w:pPr>
-        <w:pStyle w:val="a3"/>
+          <w:rFonts w:ascii="SimSun" w:eastAsia="SimSun" w:hAnsi="SimSun" w:cs="Arial"/>
+          <w:color w:val="000080"/>
+          <w:kern w:val="0"/>
+          <w:szCs w:val="21"/>
+        </w:rPr>
+      </w:pPr>
+    </w:p>
+    <w:p>
+      <w:pPr>
+        <w:pStyle w:val="ListParagraph"/>
         <w:numPr>
           <w:ilvl w:val="0"/>
           <w:numId w:val="3"/>
         </w:numPr>
         <w:ind w:right="84" w:firstLineChars="0"/>
         <w:rPr>
-          <w:rFonts w:ascii="宋体" w:eastAsia="宋体" w:hAnsi="宋体" w:cs="Arial"/>
-          <w:color w:val="000080"/>
-          <w:kern w:val="0"/>
-          <w:szCs w:val="21"/>
-        </w:rPr>
-      </w:pPr>
-      <w:r>
-        <w:rPr>
-          <w:rFonts w:ascii="Arial" w:eastAsia="宋体" w:hAnsi="Arial" w:cs="Arial" w:hint="eastAsia"/>
+          <w:rFonts w:ascii="SimSun" w:eastAsia="SimSun" w:hAnsi="SimSun" w:cs="Arial"/>
+          <w:color w:val="000080"/>
+          <w:kern w:val="0"/>
+          <w:szCs w:val="21"/>
+        </w:rPr>
+      </w:pPr>
+      <w:r>
+        <w:rPr>
+          <w:rFonts w:ascii="Arial" w:eastAsia="SimSun" w:hAnsi="Arial" w:cs="Arial" w:hint="eastAsia"/>
           <w:b/>
           <w:color w:val="444444"/>
           <w:kern w:val="0"/>
@@ -1514,31 +1482,31 @@
       <w:pPr>
         <w:ind w:right="84"/>
         <w:rPr>
-          <w:rFonts w:ascii="宋体" w:eastAsia="宋体" w:hAnsi="宋体" w:cs="Arial"/>
-          <w:color w:val="000080"/>
-          <w:kern w:val="0"/>
-          <w:szCs w:val="21"/>
-        </w:rPr>
-      </w:pPr>
-    </w:p>
-    <w:p>
-      <w:pPr>
-        <w:pStyle w:val="a3"/>
+          <w:rFonts w:ascii="SimSun" w:eastAsia="SimSun" w:hAnsi="SimSun" w:cs="Arial"/>
+          <w:color w:val="000080"/>
+          <w:kern w:val="0"/>
+          <w:szCs w:val="21"/>
+        </w:rPr>
+      </w:pPr>
+    </w:p>
+    <w:p>
+      <w:pPr>
+        <w:pStyle w:val="ListParagraph"/>
         <w:numPr>
           <w:ilvl w:val="0"/>
           <w:numId w:val="5"/>
         </w:numPr>
         <w:ind w:right="84" w:firstLineChars="0"/>
         <w:rPr>
-          <w:rFonts w:ascii="宋体" w:eastAsia="宋体" w:hAnsi="宋体" w:cs="Arial"/>
-          <w:color w:val="000080"/>
-          <w:kern w:val="0"/>
-          <w:szCs w:val="21"/>
-        </w:rPr>
-      </w:pPr>
-      <w:r>
-        <w:rPr>
-          <w:rFonts w:ascii="宋体" w:eastAsia="宋体" w:hAnsi="宋体" w:cs="Arial" w:hint="eastAsia"/>
+          <w:rFonts w:ascii="SimSun" w:eastAsia="SimSun" w:hAnsi="SimSun" w:cs="Arial"/>
+          <w:color w:val="000080"/>
+          <w:kern w:val="0"/>
+          <w:szCs w:val="21"/>
+        </w:rPr>
+      </w:pPr>
+      <w:r>
+        <w:rPr>
+          <w:rFonts w:ascii="SimSun" w:eastAsia="SimSun" w:hAnsi="SimSun" w:cs="Arial" w:hint="eastAsia"/>
           <w:color w:val="008000"/>
           <w:kern w:val="0"/>
           <w:szCs w:val="21"/>
@@ -1547,7 +1515,7 @@
       </w:r>
       <w:r>
         <w:rPr>
-          <w:rFonts w:ascii="宋体" w:eastAsia="宋体" w:hAnsi="宋体" w:cs="Arial" w:hint="eastAsia"/>
+          <w:rFonts w:ascii="SimSun" w:eastAsia="SimSun" w:hAnsi="SimSun" w:cs="Arial" w:hint="eastAsia"/>
           <w:color w:val="008000"/>
           <w:kern w:val="0"/>
           <w:szCs w:val="21"/>
@@ -1556,7 +1524,7 @@
       </w:r>
       <w:r>
         <w:rPr>
-          <w:rFonts w:ascii="宋体" w:eastAsia="宋体" w:hAnsi="宋体" w:cs="Arial" w:hint="eastAsia"/>
+          <w:rFonts w:ascii="SimSun" w:eastAsia="SimSun" w:hAnsi="SimSun" w:cs="Arial" w:hint="eastAsia"/>
           <w:color w:val="008000"/>
           <w:kern w:val="0"/>
           <w:szCs w:val="21"/>
@@ -1566,22 +1534,22 @@
     </w:p>
     <w:p>
       <w:pPr>
-        <w:pStyle w:val="a3"/>
+        <w:pStyle w:val="ListParagraph"/>
         <w:numPr>
           <w:ilvl w:val="0"/>
           <w:numId w:val="5"/>
         </w:numPr>
         <w:ind w:right="84" w:firstLineChars="0"/>
         <w:rPr>
-          <w:rFonts w:ascii="宋体" w:eastAsia="宋体" w:hAnsi="宋体" w:cs="Arial"/>
-          <w:color w:val="008000"/>
-          <w:kern w:val="0"/>
-          <w:szCs w:val="21"/>
-        </w:rPr>
-      </w:pPr>
-      <w:r>
-        <w:rPr>
-          <w:rFonts w:ascii="宋体" w:eastAsia="宋体" w:hAnsi="宋体" w:cs="Arial" w:hint="eastAsia"/>
+          <w:rFonts w:ascii="SimSun" w:eastAsia="SimSun" w:hAnsi="SimSun" w:cs="Arial"/>
+          <w:color w:val="008000"/>
+          <w:kern w:val="0"/>
+          <w:szCs w:val="21"/>
+        </w:rPr>
+      </w:pPr>
+      <w:r>
+        <w:rPr>
+          <w:rFonts w:ascii="SimSun" w:eastAsia="SimSun" w:hAnsi="SimSun" w:cs="Arial" w:hint="eastAsia"/>
           <w:color w:val="008000"/>
           <w:kern w:val="0"/>
           <w:szCs w:val="21"/>
@@ -1591,22 +1559,22 @@
     </w:p>
     <w:p>
       <w:pPr>
-        <w:pStyle w:val="a3"/>
+        <w:pStyle w:val="ListParagraph"/>
         <w:numPr>
           <w:ilvl w:val="0"/>
           <w:numId w:val="5"/>
         </w:numPr>
         <w:ind w:right="84" w:firstLineChars="0"/>
         <w:rPr>
-          <w:rFonts w:ascii="宋体" w:eastAsia="宋体" w:hAnsi="宋体" w:cs="Arial"/>
-          <w:color w:val="000080"/>
-          <w:kern w:val="0"/>
-          <w:szCs w:val="21"/>
-        </w:rPr>
-      </w:pPr>
-      <w:r>
-        <w:rPr>
-          <w:rFonts w:ascii="宋体" w:eastAsia="宋体" w:hAnsi="宋体" w:cs="Arial" w:hint="eastAsia"/>
+          <w:rFonts w:ascii="SimSun" w:eastAsia="SimSun" w:hAnsi="SimSun" w:cs="Arial"/>
+          <w:color w:val="000080"/>
+          <w:kern w:val="0"/>
+          <w:szCs w:val="21"/>
+        </w:rPr>
+      </w:pPr>
+      <w:r>
+        <w:rPr>
+          <w:rFonts w:ascii="SimSun" w:eastAsia="SimSun" w:hAnsi="SimSun" w:cs="Arial" w:hint="eastAsia"/>
           <w:color w:val="008000"/>
           <w:kern w:val="0"/>
           <w:szCs w:val="21"/>
@@ -1615,7 +1583,7 @@
       </w:r>
       <w:r>
         <w:rPr>
-          <w:rFonts w:ascii="宋体" w:eastAsia="宋体" w:hAnsi="宋体" w:cs="Arial" w:hint="eastAsia"/>
+          <w:rFonts w:ascii="SimSun" w:eastAsia="SimSun" w:hAnsi="SimSun" w:cs="Arial" w:hint="eastAsia"/>
           <w:color w:val="008000"/>
           <w:kern w:val="0"/>
           <w:szCs w:val="21"/>
@@ -1624,7 +1592,7 @@
       </w:r>
       <w:r>
         <w:rPr>
-          <w:rFonts w:ascii="宋体" w:eastAsia="宋体" w:hAnsi="宋体" w:cs="Arial" w:hint="eastAsia"/>
+          <w:rFonts w:ascii="SimSun" w:eastAsia="SimSun" w:hAnsi="SimSun" w:cs="Arial" w:hint="eastAsia"/>
           <w:color w:val="008000"/>
           <w:kern w:val="0"/>
           <w:szCs w:val="21"/>
@@ -1634,22 +1602,22 @@
     </w:p>
     <w:p>
       <w:pPr>
-        <w:pStyle w:val="a3"/>
+        <w:pStyle w:val="ListParagraph"/>
         <w:numPr>
           <w:ilvl w:val="0"/>
           <w:numId w:val="5"/>
         </w:numPr>
         <w:ind w:right="84" w:firstLineChars="0"/>
         <w:rPr>
-          <w:rFonts w:ascii="宋体" w:eastAsia="宋体" w:hAnsi="宋体" w:cs="Arial"/>
-          <w:color w:val="000080"/>
-          <w:kern w:val="0"/>
-          <w:szCs w:val="21"/>
-        </w:rPr>
-      </w:pPr>
-      <w:r>
-        <w:rPr>
-          <w:rFonts w:ascii="宋体" w:eastAsia="宋体" w:hAnsi="宋体" w:cs="Arial" w:hint="eastAsia"/>
+          <w:rFonts w:ascii="SimSun" w:eastAsia="SimSun" w:hAnsi="SimSun" w:cs="Arial"/>
+          <w:color w:val="000080"/>
+          <w:kern w:val="0"/>
+          <w:szCs w:val="21"/>
+        </w:rPr>
+      </w:pPr>
+      <w:r>
+        <w:rPr>
+          <w:rFonts w:ascii="SimSun" w:eastAsia="SimSun" w:hAnsi="SimSun" w:cs="Arial" w:hint="eastAsia"/>
           <w:color w:val="008000"/>
           <w:kern w:val="0"/>
           <w:szCs w:val="21"/>
@@ -1658,7 +1626,7 @@
       </w:r>
       <w:r>
         <w:rPr>
-          <w:rFonts w:ascii="宋体" w:eastAsia="宋体" w:hAnsi="宋体" w:cs="Arial" w:hint="eastAsia"/>
+          <w:rFonts w:ascii="SimSun" w:eastAsia="SimSun" w:hAnsi="SimSun" w:cs="Arial" w:hint="eastAsia"/>
           <w:color w:val="008000"/>
           <w:kern w:val="0"/>
           <w:szCs w:val="21"/>
@@ -1667,7 +1635,7 @@
       </w:r>
       <w:r>
         <w:rPr>
-          <w:rFonts w:ascii="宋体" w:eastAsia="宋体" w:hAnsi="宋体" w:cs="Arial"/>
+          <w:rFonts w:ascii="SimSun" w:eastAsia="SimSun" w:hAnsi="SimSun" w:cs="Arial"/>
           <w:color w:val="008000"/>
           <w:kern w:val="0"/>
           <w:szCs w:val="21"/>
@@ -1676,7 +1644,7 @@
       </w:r>
       <w:r>
         <w:rPr>
-          <w:rFonts w:ascii="宋体" w:eastAsia="宋体" w:hAnsi="宋体" w:cs="Arial" w:hint="eastAsia"/>
+          <w:rFonts w:ascii="SimSun" w:eastAsia="SimSun" w:hAnsi="SimSun" w:cs="Arial" w:hint="eastAsia"/>
           <w:color w:val="008000"/>
           <w:kern w:val="0"/>
           <w:szCs w:val="21"/>
@@ -1686,22 +1654,22 @@
     </w:p>
     <w:p>
       <w:pPr>
-        <w:pStyle w:val="a3"/>
+        <w:pStyle w:val="ListParagraph"/>
         <w:numPr>
           <w:ilvl w:val="0"/>
           <w:numId w:val="5"/>
         </w:numPr>
         <w:ind w:right="84" w:firstLineChars="0"/>
         <w:rPr>
-          <w:rFonts w:ascii="宋体" w:eastAsia="宋体" w:hAnsi="宋体" w:cs="Arial"/>
-          <w:color w:val="000080"/>
-          <w:kern w:val="0"/>
-          <w:szCs w:val="21"/>
-        </w:rPr>
-      </w:pPr>
-      <w:r>
-        <w:rPr>
-          <w:rFonts w:ascii="宋体" w:eastAsia="宋体" w:hAnsi="宋体" w:cs="Arial" w:hint="eastAsia"/>
+          <w:rFonts w:ascii="SimSun" w:eastAsia="SimSun" w:hAnsi="SimSun" w:cs="Arial"/>
+          <w:color w:val="000080"/>
+          <w:kern w:val="0"/>
+          <w:szCs w:val="21"/>
+        </w:rPr>
+      </w:pPr>
+      <w:r>
+        <w:rPr>
+          <w:rFonts w:ascii="SimSun" w:eastAsia="SimSun" w:hAnsi="SimSun" w:cs="Arial" w:hint="eastAsia"/>
           <w:color w:val="000080"/>
           <w:kern w:val="0"/>
           <w:szCs w:val="21"/>
@@ -1710,7 +1678,7 @@
       </w:r>
       <w:r>
         <w:rPr>
-          <w:rFonts w:ascii="宋体" w:eastAsia="宋体" w:hAnsi="宋体" w:cs="Arial" w:hint="eastAsia"/>
+          <w:rFonts w:ascii="SimSun" w:eastAsia="SimSun" w:hAnsi="SimSun" w:cs="Arial" w:hint="eastAsia"/>
           <w:color w:val="000080"/>
           <w:kern w:val="0"/>
           <w:szCs w:val="21"/>
@@ -1719,7 +1687,7 @@
       </w:r>
       <w:r>
         <w:rPr>
-          <w:rFonts w:ascii="宋体" w:eastAsia="宋体" w:hAnsi="宋体" w:cs="Arial" w:hint="eastAsia"/>
+          <w:rFonts w:ascii="SimSun" w:eastAsia="SimSun" w:hAnsi="SimSun" w:cs="Arial" w:hint="eastAsia"/>
           <w:color w:val="000080"/>
           <w:kern w:val="0"/>
           <w:szCs w:val="21"/>
@@ -1729,22 +1697,22 @@
     </w:p>
     <w:p>
       <w:pPr>
-        <w:pStyle w:val="a3"/>
+        <w:pStyle w:val="ListParagraph"/>
         <w:numPr>
           <w:ilvl w:val="0"/>
           <w:numId w:val="5"/>
         </w:numPr>
         <w:ind w:right="84" w:firstLineChars="0"/>
         <w:rPr>
-          <w:rFonts w:ascii="宋体" w:eastAsia="宋体" w:hAnsi="宋体" w:cs="Arial"/>
-          <w:color w:val="008000"/>
-          <w:kern w:val="0"/>
-          <w:szCs w:val="21"/>
-        </w:rPr>
-      </w:pPr>
-      <w:r>
-        <w:rPr>
-          <w:rFonts w:ascii="宋体" w:eastAsia="宋体" w:hAnsi="宋体" w:cs="Arial" w:hint="eastAsia"/>
+          <w:rFonts w:ascii="SimSun" w:eastAsia="SimSun" w:hAnsi="SimSun" w:cs="Arial"/>
+          <w:color w:val="008000"/>
+          <w:kern w:val="0"/>
+          <w:szCs w:val="21"/>
+        </w:rPr>
+      </w:pPr>
+      <w:r>
+        <w:rPr>
+          <w:rFonts w:ascii="SimSun" w:eastAsia="SimSun" w:hAnsi="SimSun" w:cs="Arial" w:hint="eastAsia"/>
           <w:color w:val="008000"/>
           <w:kern w:val="0"/>
           <w:szCs w:val="21"/>
@@ -1754,22 +1722,22 @@
     </w:p>
     <w:p>
       <w:pPr>
-        <w:pStyle w:val="a3"/>
+        <w:pStyle w:val="ListParagraph"/>
         <w:numPr>
           <w:ilvl w:val="0"/>
           <w:numId w:val="5"/>
         </w:numPr>
         <w:ind w:right="84" w:firstLineChars="0"/>
         <w:rPr>
-          <w:rFonts w:ascii="宋体" w:eastAsia="宋体" w:hAnsi="宋体" w:cs="Arial"/>
-          <w:color w:val="000080"/>
-          <w:kern w:val="0"/>
-          <w:szCs w:val="21"/>
-        </w:rPr>
-      </w:pPr>
-      <w:r>
-        <w:rPr>
-          <w:rFonts w:ascii="宋体" w:eastAsia="宋体" w:hAnsi="宋体" w:cs="Arial" w:hint="eastAsia"/>
+          <w:rFonts w:ascii="SimSun" w:eastAsia="SimSun" w:hAnsi="SimSun" w:cs="Arial"/>
+          <w:color w:val="000080"/>
+          <w:kern w:val="0"/>
+          <w:szCs w:val="21"/>
+        </w:rPr>
+      </w:pPr>
+      <w:r>
+        <w:rPr>
+          <w:rFonts w:ascii="SimSun" w:eastAsia="SimSun" w:hAnsi="SimSun" w:cs="Arial" w:hint="eastAsia"/>
           <w:color w:val="008000"/>
           <w:kern w:val="0"/>
           <w:szCs w:val="21"/>
@@ -1778,52 +1746,32 @@
       </w:r>
       <w:r>
         <w:rPr>
-          <w:rFonts w:ascii="宋体" w:eastAsia="宋体" w:hAnsi="宋体" w:cs="Arial" w:hint="eastAsia"/>
-          <w:color w:val="008000"/>
-          <w:kern w:val="0"/>
-          <w:szCs w:val="21"/>
-        </w:rPr>
-        <w:t>：</w:t>
-      </w:r>
-      <w:proofErr w:type="gramStart"/>
-      <w:r>
-        <w:rPr>
-          <w:rFonts w:ascii="宋体" w:eastAsia="宋体" w:hAnsi="宋体" w:cs="Arial" w:hint="eastAsia"/>
-          <w:color w:val="008000"/>
-          <w:kern w:val="0"/>
-          <w:szCs w:val="21"/>
-        </w:rPr>
-        <w:t>非零窗口</w:t>
-      </w:r>
-      <w:proofErr w:type="gramEnd"/>
-      <w:r>
-        <w:rPr>
-          <w:rFonts w:ascii="宋体" w:eastAsia="宋体" w:hAnsi="宋体" w:cs="Arial" w:hint="eastAsia"/>
-          <w:color w:val="008000"/>
-          <w:kern w:val="0"/>
-          <w:szCs w:val="21"/>
-        </w:rPr>
-        <w:t>、糊涂窗口</w:t>
-      </w:r>
-    </w:p>
-    <w:p>
-      <w:pPr>
-        <w:pStyle w:val="a3"/>
+          <w:rFonts w:ascii="SimSun" w:eastAsia="SimSun" w:hAnsi="SimSun" w:cs="Arial" w:hint="eastAsia"/>
+          <w:color w:val="008000"/>
+          <w:kern w:val="0"/>
+          <w:szCs w:val="21"/>
+        </w:rPr>
+        <w:t>：非零窗口、糊涂窗口</w:t>
+      </w:r>
+    </w:p>
+    <w:p>
+      <w:pPr>
+        <w:pStyle w:val="ListParagraph"/>
         <w:numPr>
           <w:ilvl w:val="0"/>
           <w:numId w:val="5"/>
         </w:numPr>
         <w:ind w:right="84" w:firstLineChars="0"/>
         <w:rPr>
-          <w:rFonts w:ascii="宋体" w:eastAsia="宋体" w:hAnsi="宋体" w:cs="Arial"/>
-          <w:color w:val="000080"/>
-          <w:kern w:val="0"/>
-          <w:szCs w:val="21"/>
-        </w:rPr>
-      </w:pPr>
-      <w:r>
-        <w:rPr>
-          <w:rFonts w:ascii="宋体" w:eastAsia="宋体" w:hAnsi="宋体" w:cs="Arial" w:hint="eastAsia"/>
+          <w:rFonts w:ascii="SimSun" w:eastAsia="SimSun" w:hAnsi="SimSun" w:cs="Arial"/>
+          <w:color w:val="000080"/>
+          <w:kern w:val="0"/>
+          <w:szCs w:val="21"/>
+        </w:rPr>
+      </w:pPr>
+      <w:r>
+        <w:rPr>
+          <w:rFonts w:ascii="SimSun" w:eastAsia="SimSun" w:hAnsi="SimSun" w:cs="Arial" w:hint="eastAsia"/>
           <w:color w:val="008000"/>
           <w:kern w:val="0"/>
           <w:szCs w:val="21"/>
@@ -1832,7 +1780,7 @@
       </w:r>
       <w:r>
         <w:rPr>
-          <w:rFonts w:ascii="宋体" w:eastAsia="宋体" w:hAnsi="宋体" w:cs="Arial" w:hint="eastAsia"/>
+          <w:rFonts w:ascii="SimSun" w:eastAsia="SimSun" w:hAnsi="SimSun" w:cs="Arial" w:hint="eastAsia"/>
           <w:color w:val="008000"/>
           <w:kern w:val="0"/>
           <w:szCs w:val="21"/>
@@ -1841,7 +1789,7 @@
       </w:r>
       <w:r>
         <w:rPr>
-          <w:rFonts w:ascii="宋体" w:eastAsia="宋体" w:hAnsi="宋体" w:cs="Arial"/>
+          <w:rFonts w:ascii="SimSun" w:eastAsia="SimSun" w:hAnsi="SimSun" w:cs="Arial"/>
           <w:color w:val="008000"/>
           <w:kern w:val="0"/>
           <w:szCs w:val="21"/>
@@ -1850,7 +1798,7 @@
       </w:r>
       <w:r>
         <w:rPr>
-          <w:rFonts w:ascii="宋体" w:eastAsia="宋体" w:hAnsi="宋体" w:cs="Arial" w:hint="eastAsia"/>
+          <w:rFonts w:ascii="SimSun" w:eastAsia="SimSun" w:hAnsi="SimSun" w:cs="Arial" w:hint="eastAsia"/>
           <w:color w:val="008000"/>
           <w:kern w:val="0"/>
           <w:szCs w:val="21"/>
@@ -1859,7 +1807,7 @@
       </w:r>
       <w:r>
         <w:rPr>
-          <w:rFonts w:ascii="宋体" w:eastAsia="宋体" w:hAnsi="宋体" w:cs="Arial" w:hint="eastAsia"/>
+          <w:rFonts w:ascii="SimSun" w:eastAsia="SimSun" w:hAnsi="SimSun" w:cs="Arial" w:hint="eastAsia"/>
           <w:color w:val="008000"/>
           <w:kern w:val="0"/>
           <w:szCs w:val="21"/>
@@ -1868,7 +1816,7 @@
       </w:r>
       <w:r>
         <w:rPr>
-          <w:rFonts w:ascii="宋体" w:eastAsia="宋体" w:hAnsi="宋体" w:cs="Arial" w:hint="eastAsia"/>
+          <w:rFonts w:ascii="SimSun" w:eastAsia="SimSun" w:hAnsi="SimSun" w:cs="Arial" w:hint="eastAsia"/>
           <w:color w:val="008000"/>
           <w:kern w:val="0"/>
           <w:szCs w:val="21"/>
@@ -1877,7 +1825,7 @@
       </w:r>
       <w:r>
         <w:rPr>
-          <w:rFonts w:ascii="宋体" w:eastAsia="宋体" w:hAnsi="宋体" w:cs="Arial" w:hint="eastAsia"/>
+          <w:rFonts w:ascii="SimSun" w:eastAsia="SimSun" w:hAnsi="SimSun" w:cs="Arial" w:hint="eastAsia"/>
           <w:color w:val="008000"/>
           <w:kern w:val="0"/>
           <w:szCs w:val="21"/>
@@ -1886,7 +1834,7 @@
       </w:r>
       <w:r>
         <w:rPr>
-          <w:rFonts w:ascii="宋体" w:eastAsia="宋体" w:hAnsi="宋体" w:cs="Arial" w:hint="eastAsia"/>
+          <w:rFonts w:ascii="SimSun" w:eastAsia="SimSun" w:hAnsi="SimSun" w:cs="Arial" w:hint="eastAsia"/>
           <w:color w:val="008000"/>
           <w:kern w:val="0"/>
           <w:szCs w:val="21"/>
@@ -1895,7 +1843,7 @@
       </w:r>
       <w:r>
         <w:rPr>
-          <w:rFonts w:ascii="宋体" w:eastAsia="宋体" w:hAnsi="宋体" w:cs="Arial" w:hint="eastAsia"/>
+          <w:rFonts w:ascii="SimSun" w:eastAsia="SimSun" w:hAnsi="SimSun" w:cs="Arial" w:hint="eastAsia"/>
           <w:color w:val="008000"/>
           <w:kern w:val="0"/>
           <w:szCs w:val="21"/>
@@ -1904,32 +1852,32 @@
       </w:r>
       <w:r>
         <w:rPr>
-          <w:rFonts w:ascii="宋体" w:eastAsia="宋体" w:hAnsi="宋体" w:cs="Arial" w:hint="eastAsia"/>
-          <w:color w:val="008000"/>
-          <w:kern w:val="0"/>
-          <w:szCs w:val="21"/>
-        </w:rPr>
-        <w:t>区别、AIMD吞吐量与公平性</w:t>
-      </w:r>
-    </w:p>
-    <w:p>
-      <w:pPr>
-        <w:pStyle w:val="a3"/>
+          <w:rFonts w:ascii="SimSun" w:eastAsia="SimSun" w:hAnsi="SimSun" w:cs="Arial" w:hint="eastAsia"/>
+          <w:color w:val="008000"/>
+          <w:kern w:val="0"/>
+          <w:szCs w:val="21"/>
+        </w:rPr>
+        <w:t>区别、AIMD吞吐量与公平</w:t>
+      </w:r>
+    </w:p>
+    <w:p>
+      <w:pPr>
+        <w:pStyle w:val="ListParagraph"/>
         <w:numPr>
           <w:ilvl w:val="0"/>
           <w:numId w:val="5"/>
         </w:numPr>
         <w:ind w:right="84" w:firstLineChars="0"/>
         <w:rPr>
-          <w:rFonts w:ascii="宋体" w:eastAsia="宋体" w:hAnsi="宋体" w:cs="Arial"/>
-          <w:color w:val="000080"/>
-          <w:kern w:val="0"/>
-          <w:szCs w:val="21"/>
-        </w:rPr>
-      </w:pPr>
-      <w:r>
-        <w:rPr>
-          <w:rFonts w:ascii="宋体" w:eastAsia="宋体" w:hAnsi="宋体" w:cs="Arial" w:hint="eastAsia"/>
+          <w:rFonts w:ascii="SimSun" w:eastAsia="SimSun" w:hAnsi="SimSun" w:cs="Arial"/>
+          <w:color w:val="000080"/>
+          <w:kern w:val="0"/>
+          <w:szCs w:val="21"/>
+        </w:rPr>
+      </w:pPr>
+      <w:r>
+        <w:rPr>
+          <w:rFonts w:ascii="SimSun" w:eastAsia="SimSun" w:hAnsi="SimSun" w:cs="Arial" w:hint="eastAsia"/>
           <w:color w:val="000080"/>
           <w:kern w:val="0"/>
           <w:szCs w:val="21"/>
@@ -1939,18 +1887,18 @@
     </w:p>
     <w:p>
       <w:pPr>
-        <w:pStyle w:val="a3"/>
+        <w:pStyle w:val="ListParagraph"/>
         <w:ind w:left="360" w:right="84" w:firstLineChars="0" w:firstLine="0"/>
         <w:rPr>
-          <w:rFonts w:ascii="宋体" w:eastAsia="宋体" w:hAnsi="宋体" w:cs="Arial"/>
-          <w:color w:val="000080"/>
-          <w:kern w:val="0"/>
-          <w:szCs w:val="21"/>
-        </w:rPr>
-      </w:pPr>
-      <w:r>
-        <w:rPr>
-          <w:rFonts w:ascii="宋体" w:eastAsia="宋体" w:hAnsi="宋体" w:cs="Arial" w:hint="eastAsia"/>
+          <w:rFonts w:ascii="SimSun" w:eastAsia="SimSun" w:hAnsi="SimSun" w:cs="Arial"/>
+          <w:color w:val="000080"/>
+          <w:kern w:val="0"/>
+          <w:szCs w:val="21"/>
+        </w:rPr>
+      </w:pPr>
+      <w:r>
+        <w:rPr>
+          <w:rFonts w:ascii="SimSun" w:eastAsia="SimSun" w:hAnsi="SimSun" w:cs="Arial" w:hint="eastAsia"/>
           <w:color w:val="000080"/>
           <w:kern w:val="0"/>
           <w:szCs w:val="21"/>
@@ -1960,18 +1908,18 @@
     </w:p>
     <w:p>
       <w:pPr>
-        <w:pStyle w:val="a3"/>
+        <w:pStyle w:val="ListParagraph"/>
         <w:ind w:left="360" w:right="84" w:firstLineChars="0" w:firstLine="0"/>
         <w:rPr>
-          <w:rFonts w:ascii="宋体" w:eastAsia="宋体" w:hAnsi="宋体" w:cs="Arial"/>
-          <w:color w:val="000080"/>
-          <w:kern w:val="0"/>
-          <w:szCs w:val="21"/>
-        </w:rPr>
-      </w:pPr>
-      <w:r>
-        <w:rPr>
-          <w:rFonts w:ascii="宋体" w:eastAsia="宋体" w:hAnsi="宋体" w:cs="Arial" w:hint="eastAsia"/>
+          <w:rFonts w:ascii="SimSun" w:eastAsia="SimSun" w:hAnsi="SimSun" w:cs="Arial"/>
+          <w:color w:val="000080"/>
+          <w:kern w:val="0"/>
+          <w:szCs w:val="21"/>
+        </w:rPr>
+      </w:pPr>
+      <w:r>
+        <w:rPr>
+          <w:rFonts w:ascii="SimSun" w:eastAsia="SimSun" w:hAnsi="SimSun" w:cs="Arial" w:hint="eastAsia"/>
           <w:color w:val="000080"/>
           <w:kern w:val="0"/>
           <w:szCs w:val="21"/>
@@ -1980,7 +1928,7 @@
       </w:r>
       <w:r>
         <w:rPr>
-          <w:rFonts w:ascii="宋体" w:eastAsia="宋体" w:hAnsi="宋体" w:cs="Arial" w:hint="eastAsia"/>
+          <w:rFonts w:ascii="SimSun" w:eastAsia="SimSun" w:hAnsi="SimSun" w:cs="Arial" w:hint="eastAsia"/>
           <w:color w:val="000080"/>
           <w:kern w:val="0"/>
           <w:szCs w:val="21"/>
@@ -1990,47 +1938,27 @@
     </w:p>
     <w:p>
       <w:pPr>
-        <w:pStyle w:val="a3"/>
+        <w:pStyle w:val="ListParagraph"/>
         <w:ind w:left="360" w:right="84" w:firstLineChars="0" w:firstLine="0"/>
         <w:rPr>
-          <w:rFonts w:ascii="宋体" w:eastAsia="宋体" w:hAnsi="宋体" w:cs="Arial"/>
-          <w:color w:val="000080"/>
-          <w:kern w:val="0"/>
-          <w:szCs w:val="21"/>
-        </w:rPr>
-      </w:pPr>
-      <w:r>
-        <w:rPr>
-          <w:rFonts w:ascii="宋体" w:eastAsia="宋体" w:hAnsi="宋体" w:cs="Arial" w:hint="eastAsia"/>
-          <w:color w:val="000080"/>
-          <w:kern w:val="0"/>
-          <w:szCs w:val="21"/>
-        </w:rPr>
-        <w:t>DCTCP：发送端、接收端、交换机各自任务（发送</w:t>
-      </w:r>
-      <w:proofErr w:type="gramStart"/>
-      <w:r>
-        <w:rPr>
-          <w:rFonts w:ascii="宋体" w:eastAsia="宋体" w:hAnsi="宋体" w:cs="Arial" w:hint="eastAsia"/>
-          <w:color w:val="000080"/>
-          <w:kern w:val="0"/>
-          <w:szCs w:val="21"/>
-        </w:rPr>
-        <w:t>端计算</w:t>
-      </w:r>
-      <w:proofErr w:type="gramEnd"/>
-      <w:r>
-        <w:rPr>
-          <w:rFonts w:ascii="宋体" w:eastAsia="宋体" w:hAnsi="宋体" w:cs="Arial" w:hint="eastAsia"/>
-          <w:color w:val="000080"/>
-          <w:kern w:val="0"/>
-          <w:szCs w:val="21"/>
-        </w:rPr>
-        <w:t>公式不要求</w:t>
-      </w:r>
-      <w:r>
-        <w:rPr>
-          <w:rFonts w:ascii="宋体" w:eastAsia="宋体" w:hAnsi="宋体" w:cs="Arial" w:hint="eastAsia"/>
+          <w:rFonts w:ascii="SimSun" w:eastAsia="SimSun" w:hAnsi="SimSun" w:cs="Arial" w:hint="eastAsia"/>
+          <w:color w:val="000080"/>
+          <w:kern w:val="0"/>
+          <w:szCs w:val="21"/>
+        </w:rPr>
+      </w:pPr>
+      <w:r>
+        <w:rPr>
+          <w:rFonts w:ascii="SimSun" w:eastAsia="SimSun" w:hAnsi="SimSun" w:cs="Arial" w:hint="eastAsia"/>
+          <w:color w:val="000080"/>
+          <w:kern w:val="0"/>
+          <w:szCs w:val="21"/>
+        </w:rPr>
+        <w:t>DCTCP：发送端、接收端、交换机各自任务（发送端计算公式不要求</w:t>
+      </w:r>
+      <w:r>
+        <w:rPr>
+          <w:rFonts w:ascii="SimSun" w:eastAsia="SimSun" w:hAnsi="SimSun" w:cs="Arial" w:hint="eastAsia"/>
           <w:color w:val="000080"/>
           <w:kern w:val="0"/>
           <w:szCs w:val="21"/>
@@ -2039,7 +1967,7 @@
       </w:r>
       <w:r>
         <w:rPr>
-          <w:rFonts w:ascii="宋体" w:eastAsia="宋体" w:hAnsi="宋体" w:cs="Arial" w:hint="eastAsia"/>
+          <w:rFonts w:ascii="SimSun" w:eastAsia="SimSun" w:hAnsi="SimSun" w:cs="Arial" w:hint="eastAsia"/>
           <w:color w:val="000080"/>
           <w:kern w:val="0"/>
           <w:szCs w:val="21"/>
@@ -2049,18 +1977,18 @@
     </w:p>
     <w:p>
       <w:pPr>
-        <w:pStyle w:val="a3"/>
+        <w:pStyle w:val="ListParagraph"/>
         <w:ind w:left="360" w:right="84" w:firstLineChars="0" w:firstLine="0"/>
         <w:rPr>
-          <w:rFonts w:ascii="宋体" w:eastAsia="宋体" w:hAnsi="宋体" w:cs="Arial"/>
-          <w:color w:val="000080"/>
-          <w:kern w:val="0"/>
-          <w:szCs w:val="21"/>
-        </w:rPr>
-      </w:pPr>
-      <w:r>
-        <w:rPr>
-          <w:rFonts w:ascii="宋体" w:eastAsia="宋体" w:hAnsi="宋体" w:cs="Arial" w:hint="eastAsia"/>
+          <w:rFonts w:ascii="SimSun" w:eastAsia="SimSun" w:hAnsi="SimSun" w:cs="Arial"/>
+          <w:color w:val="000080"/>
+          <w:kern w:val="0"/>
+          <w:szCs w:val="21"/>
+        </w:rPr>
+      </w:pPr>
+      <w:r>
+        <w:rPr>
+          <w:rFonts w:ascii="SimSun" w:eastAsia="SimSun" w:hAnsi="SimSun" w:cs="Arial" w:hint="eastAsia"/>
           <w:color w:val="000080"/>
           <w:kern w:val="0"/>
           <w:szCs w:val="21"/>
@@ -2069,7 +1997,7 @@
       </w:r>
       <w:r>
         <w:rPr>
-          <w:rFonts w:ascii="宋体" w:eastAsia="宋体" w:hAnsi="宋体" w:cs="Arial" w:hint="eastAsia"/>
+          <w:rFonts w:ascii="SimSun" w:eastAsia="SimSun" w:hAnsi="SimSun" w:cs="Arial" w:hint="eastAsia"/>
           <w:color w:val="000080"/>
           <w:kern w:val="0"/>
           <w:szCs w:val="21"/>
@@ -2078,7 +2006,7 @@
       </w:r>
       <w:r>
         <w:rPr>
-          <w:rFonts w:ascii="宋体" w:eastAsia="宋体" w:hAnsi="宋体" w:cs="Arial" w:hint="eastAsia"/>
+          <w:rFonts w:ascii="SimSun" w:eastAsia="SimSun" w:hAnsi="SimSun" w:cs="Arial" w:hint="eastAsia"/>
           <w:color w:val="000080"/>
           <w:kern w:val="0"/>
           <w:szCs w:val="21"/>
@@ -2087,7 +2015,7 @@
       </w:r>
       <w:r>
         <w:rPr>
-          <w:rFonts w:ascii="宋体" w:eastAsia="宋体" w:hAnsi="宋体" w:cs="Arial" w:hint="eastAsia"/>
+          <w:rFonts w:ascii="SimSun" w:eastAsia="SimSun" w:hAnsi="SimSun" w:cs="Arial" w:hint="eastAsia"/>
           <w:color w:val="000080"/>
           <w:kern w:val="0"/>
           <w:szCs w:val="21"/>
@@ -2096,7 +2024,7 @@
       </w:r>
       <w:r>
         <w:rPr>
-          <w:rFonts w:ascii="宋体" w:eastAsia="宋体" w:hAnsi="宋体" w:cs="Arial" w:hint="eastAsia"/>
+          <w:rFonts w:ascii="SimSun" w:eastAsia="SimSun" w:hAnsi="SimSun" w:cs="Arial" w:hint="eastAsia"/>
           <w:color w:val="000080"/>
           <w:kern w:val="0"/>
           <w:szCs w:val="21"/>
@@ -2106,18 +2034,18 @@
     </w:p>
     <w:p>
       <w:pPr>
-        <w:pStyle w:val="a3"/>
+        <w:pStyle w:val="ListParagraph"/>
         <w:ind w:left="360" w:right="84" w:firstLineChars="0" w:firstLine="0"/>
         <w:rPr>
-          <w:rFonts w:ascii="宋体" w:eastAsia="宋体" w:hAnsi="宋体" w:cs="Arial"/>
-          <w:color w:val="000080"/>
-          <w:kern w:val="0"/>
-          <w:szCs w:val="21"/>
-        </w:rPr>
-      </w:pPr>
-      <w:r>
-        <w:rPr>
-          <w:rFonts w:ascii="宋体" w:eastAsia="宋体" w:hAnsi="宋体" w:cs="Arial" w:hint="eastAsia"/>
+          <w:rFonts w:ascii="SimSun" w:eastAsia="SimSun" w:hAnsi="SimSun" w:cs="Arial" w:hint="eastAsia"/>
+          <w:color w:val="000080"/>
+          <w:kern w:val="0"/>
+          <w:szCs w:val="21"/>
+        </w:rPr>
+      </w:pPr>
+      <w:r>
+        <w:rPr>
+          <w:rFonts w:ascii="SimSun" w:eastAsia="SimSun" w:hAnsi="SimSun" w:cs="Arial" w:hint="eastAsia"/>
           <w:color w:val="000080"/>
           <w:kern w:val="0"/>
           <w:szCs w:val="21"/>
@@ -2129,23 +2057,23 @@
       <w:pPr>
         <w:ind w:right="84"/>
         <w:rPr>
-          <w:rFonts w:ascii="宋体" w:eastAsia="宋体" w:hAnsi="宋体" w:cs="Arial"/>
-          <w:color w:val="000080"/>
-          <w:kern w:val="0"/>
-          <w:szCs w:val="21"/>
-        </w:rPr>
-      </w:pPr>
-    </w:p>
-    <w:p>
-      <w:pPr>
-        <w:pStyle w:val="a3"/>
+          <w:rFonts w:ascii="SimSun" w:eastAsia="SimSun" w:hAnsi="SimSun" w:cs="Arial"/>
+          <w:color w:val="000080"/>
+          <w:kern w:val="0"/>
+          <w:szCs w:val="21"/>
+        </w:rPr>
+      </w:pPr>
+    </w:p>
+    <w:p>
+      <w:pPr>
+        <w:pStyle w:val="ListParagraph"/>
         <w:numPr>
           <w:ilvl w:val="0"/>
           <w:numId w:val="3"/>
         </w:numPr>
         <w:ind w:right="84" w:firstLineChars="0"/>
         <w:rPr>
-          <w:rFonts w:ascii="Arial" w:eastAsia="宋体" w:hAnsi="Arial" w:cs="Arial"/>
+          <w:rFonts w:ascii="Arial" w:eastAsia="SimSun" w:hAnsi="Arial" w:cs="Arial"/>
           <w:b/>
           <w:color w:val="444444"/>
           <w:kern w:val="0"/>
@@ -2154,7 +2082,7 @@
       </w:pPr>
       <w:r>
         <w:rPr>
-          <w:rFonts w:ascii="Arial" w:eastAsia="宋体" w:hAnsi="Arial" w:cs="Arial" w:hint="eastAsia"/>
+          <w:rFonts w:ascii="Arial" w:eastAsia="SimSun" w:hAnsi="Arial" w:cs="Arial" w:hint="eastAsia"/>
           <w:b/>
           <w:color w:val="444444"/>
           <w:kern w:val="0"/>
@@ -2167,31 +2095,31 @@
       <w:pPr>
         <w:ind w:right="84"/>
         <w:rPr>
-          <w:rFonts w:ascii="宋体" w:eastAsia="宋体" w:hAnsi="宋体" w:cs="Arial"/>
-          <w:color w:val="000080"/>
-          <w:kern w:val="0"/>
-          <w:szCs w:val="21"/>
-        </w:rPr>
-      </w:pPr>
-    </w:p>
-    <w:p>
-      <w:pPr>
-        <w:pStyle w:val="a3"/>
+          <w:rFonts w:ascii="SimSun" w:eastAsia="SimSun" w:hAnsi="SimSun" w:cs="Arial"/>
+          <w:color w:val="000080"/>
+          <w:kern w:val="0"/>
+          <w:szCs w:val="21"/>
+        </w:rPr>
+      </w:pPr>
+    </w:p>
+    <w:p>
+      <w:pPr>
+        <w:pStyle w:val="ListParagraph"/>
         <w:numPr>
           <w:ilvl w:val="0"/>
           <w:numId w:val="6"/>
         </w:numPr>
         <w:ind w:right="84" w:firstLineChars="0"/>
         <w:rPr>
-          <w:rFonts w:ascii="宋体" w:eastAsia="宋体" w:hAnsi="宋体" w:cs="Arial"/>
-          <w:color w:val="008000"/>
-          <w:kern w:val="0"/>
-          <w:szCs w:val="21"/>
-        </w:rPr>
-      </w:pPr>
-      <w:r>
-        <w:rPr>
-          <w:rFonts w:ascii="宋体" w:eastAsia="宋体" w:hAnsi="宋体" w:cs="Arial" w:hint="eastAsia"/>
+          <w:rFonts w:ascii="SimSun" w:eastAsia="SimSun" w:hAnsi="SimSun" w:cs="Arial"/>
+          <w:color w:val="008000"/>
+          <w:kern w:val="0"/>
+          <w:szCs w:val="21"/>
+        </w:rPr>
+      </w:pPr>
+      <w:r>
+        <w:rPr>
+          <w:rFonts w:ascii="SimSun" w:eastAsia="SimSun" w:hAnsi="SimSun" w:cs="Arial" w:hint="eastAsia"/>
           <w:color w:val="008000"/>
           <w:kern w:val="0"/>
           <w:szCs w:val="21"/>
@@ -2201,22 +2129,22 @@
     </w:p>
     <w:p>
       <w:pPr>
-        <w:pStyle w:val="a3"/>
+        <w:pStyle w:val="ListParagraph"/>
         <w:numPr>
           <w:ilvl w:val="0"/>
           <w:numId w:val="6"/>
         </w:numPr>
         <w:ind w:right="84" w:firstLineChars="0"/>
         <w:rPr>
-          <w:rFonts w:ascii="宋体" w:eastAsia="宋体" w:hAnsi="宋体" w:cs="Arial"/>
-          <w:color w:val="000080"/>
-          <w:kern w:val="0"/>
-          <w:szCs w:val="21"/>
-        </w:rPr>
-      </w:pPr>
-      <w:r>
-        <w:rPr>
-          <w:rFonts w:ascii="宋体" w:eastAsia="宋体" w:hAnsi="宋体" w:cs="Arial" w:hint="eastAsia"/>
+          <w:rFonts w:ascii="SimSun" w:eastAsia="SimSun" w:hAnsi="SimSun" w:cs="Arial"/>
+          <w:color w:val="000080"/>
+          <w:kern w:val="0"/>
+          <w:szCs w:val="21"/>
+        </w:rPr>
+      </w:pPr>
+      <w:r>
+        <w:rPr>
+          <w:rFonts w:ascii="SimSun" w:eastAsia="SimSun" w:hAnsi="SimSun" w:cs="Arial" w:hint="eastAsia"/>
           <w:color w:val="008000"/>
           <w:kern w:val="0"/>
           <w:szCs w:val="21"/>
@@ -2226,22 +2154,22 @@
     </w:p>
     <w:p>
       <w:pPr>
-        <w:pStyle w:val="a3"/>
+        <w:pStyle w:val="ListParagraph"/>
         <w:numPr>
           <w:ilvl w:val="0"/>
           <w:numId w:val="6"/>
         </w:numPr>
         <w:ind w:right="84" w:firstLineChars="0"/>
         <w:rPr>
-          <w:rFonts w:ascii="宋体" w:eastAsia="宋体" w:hAnsi="宋体" w:cs="Arial"/>
-          <w:color w:val="000080"/>
-          <w:kern w:val="0"/>
-          <w:szCs w:val="21"/>
-        </w:rPr>
-      </w:pPr>
-      <w:r>
-        <w:rPr>
-          <w:rFonts w:ascii="宋体" w:eastAsia="宋体" w:hAnsi="宋体" w:cs="Arial" w:hint="eastAsia"/>
+          <w:rFonts w:ascii="SimSun" w:eastAsia="SimSun" w:hAnsi="SimSun" w:cs="Arial"/>
+          <w:color w:val="000080"/>
+          <w:kern w:val="0"/>
+          <w:szCs w:val="21"/>
+        </w:rPr>
+      </w:pPr>
+      <w:r>
+        <w:rPr>
+          <w:rFonts w:ascii="SimSun" w:eastAsia="SimSun" w:hAnsi="SimSun" w:cs="Arial" w:hint="eastAsia"/>
           <w:color w:val="000080"/>
           <w:kern w:val="0"/>
           <w:szCs w:val="21"/>
@@ -2250,7 +2178,7 @@
       </w:r>
       <w:r>
         <w:rPr>
-          <w:rFonts w:ascii="宋体" w:eastAsia="宋体" w:hAnsi="宋体" w:cs="Arial"/>
+          <w:rFonts w:ascii="SimSun" w:eastAsia="SimSun" w:hAnsi="SimSun" w:cs="Arial"/>
           <w:color w:val="000080"/>
           <w:kern w:val="0"/>
           <w:szCs w:val="21"/>
@@ -2259,7 +2187,7 @@
       </w:r>
       <w:r>
         <w:rPr>
-          <w:rFonts w:ascii="宋体" w:eastAsia="宋体" w:hAnsi="宋体" w:cs="Arial" w:hint="eastAsia"/>
+          <w:rFonts w:ascii="SimSun" w:eastAsia="SimSun" w:hAnsi="SimSun" w:cs="Arial" w:hint="eastAsia"/>
           <w:color w:val="000080"/>
           <w:kern w:val="0"/>
           <w:szCs w:val="21"/>
@@ -2269,51 +2197,31 @@
     </w:p>
     <w:p>
       <w:pPr>
-        <w:pStyle w:val="a3"/>
+        <w:pStyle w:val="ListParagraph"/>
         <w:numPr>
           <w:ilvl w:val="0"/>
           <w:numId w:val="6"/>
         </w:numPr>
         <w:ind w:right="84" w:firstLineChars="0"/>
         <w:rPr>
-          <w:rFonts w:ascii="宋体" w:eastAsia="宋体" w:hAnsi="宋体" w:cs="Arial"/>
-          <w:color w:val="000080"/>
-          <w:kern w:val="0"/>
-          <w:szCs w:val="21"/>
-        </w:rPr>
-      </w:pPr>
-      <w:r>
-        <w:rPr>
-          <w:rFonts w:ascii="宋体" w:eastAsia="宋体" w:hAnsi="宋体" w:cs="Arial" w:hint="eastAsia"/>
-          <w:color w:val="008000"/>
-          <w:kern w:val="0"/>
-          <w:szCs w:val="21"/>
-        </w:rPr>
-        <w:t>IP地址（</w:t>
-      </w:r>
-      <w:proofErr w:type="gramStart"/>
-      <w:r>
-        <w:rPr>
-          <w:rFonts w:ascii="宋体" w:eastAsia="宋体" w:hAnsi="宋体" w:cs="Arial" w:hint="eastAsia"/>
-          <w:color w:val="008000"/>
-          <w:kern w:val="0"/>
-          <w:szCs w:val="21"/>
-        </w:rPr>
-        <w:t>不</w:t>
-      </w:r>
-      <w:proofErr w:type="gramEnd"/>
-      <w:r>
-        <w:rPr>
-          <w:rFonts w:ascii="宋体" w:eastAsia="宋体" w:hAnsi="宋体" w:cs="Arial" w:hint="eastAsia"/>
-          <w:color w:val="008000"/>
-          <w:kern w:val="0"/>
-          <w:szCs w:val="21"/>
-        </w:rPr>
-        <w:t>考分类地址与特殊IP地址）</w:t>
-      </w:r>
-      <w:r>
-        <w:rPr>
-          <w:rFonts w:ascii="宋体" w:eastAsia="宋体" w:hAnsi="宋体" w:cs="Arial" w:hint="eastAsia"/>
+          <w:rFonts w:ascii="SimSun" w:eastAsia="SimSun" w:hAnsi="SimSun" w:cs="Arial"/>
+          <w:color w:val="000080"/>
+          <w:kern w:val="0"/>
+          <w:szCs w:val="21"/>
+        </w:rPr>
+      </w:pPr>
+      <w:r>
+        <w:rPr>
+          <w:rFonts w:ascii="SimSun" w:eastAsia="SimSun" w:hAnsi="SimSun" w:cs="Arial" w:hint="eastAsia"/>
+          <w:color w:val="008000"/>
+          <w:kern w:val="0"/>
+          <w:szCs w:val="21"/>
+        </w:rPr>
+        <w:t>IP地址（不考分类地址与特殊IP地址）</w:t>
+      </w:r>
+      <w:r>
+        <w:rPr>
+          <w:rFonts w:ascii="SimSun" w:eastAsia="SimSun" w:hAnsi="SimSun" w:cs="Arial" w:hint="eastAsia"/>
           <w:color w:val="008000"/>
           <w:kern w:val="0"/>
           <w:szCs w:val="21"/>
@@ -2322,7 +2230,7 @@
       </w:r>
       <w:r>
         <w:rPr>
-          <w:rFonts w:ascii="宋体" w:eastAsia="宋体" w:hAnsi="宋体" w:cs="Arial" w:hint="eastAsia"/>
+          <w:rFonts w:ascii="SimSun" w:eastAsia="SimSun" w:hAnsi="SimSun" w:cs="Arial" w:hint="eastAsia"/>
           <w:color w:val="008000"/>
           <w:kern w:val="0"/>
           <w:szCs w:val="21"/>
@@ -2331,7 +2239,7 @@
       </w:r>
       <w:r>
         <w:rPr>
-          <w:rFonts w:ascii="宋体" w:eastAsia="宋体" w:hAnsi="宋体" w:cs="Arial" w:hint="eastAsia"/>
+          <w:rFonts w:ascii="SimSun" w:eastAsia="SimSun" w:hAnsi="SimSun" w:cs="Arial" w:hint="eastAsia"/>
           <w:color w:val="008000"/>
           <w:kern w:val="0"/>
           <w:szCs w:val="21"/>
@@ -2341,22 +2249,22 @@
     </w:p>
     <w:p>
       <w:pPr>
-        <w:pStyle w:val="a3"/>
+        <w:pStyle w:val="ListParagraph"/>
         <w:numPr>
           <w:ilvl w:val="0"/>
           <w:numId w:val="6"/>
         </w:numPr>
         <w:ind w:right="84" w:firstLineChars="0"/>
         <w:rPr>
-          <w:rFonts w:ascii="宋体" w:eastAsia="宋体" w:hAnsi="宋体" w:cs="Arial"/>
-          <w:color w:val="000080"/>
-          <w:kern w:val="0"/>
-          <w:szCs w:val="21"/>
-        </w:rPr>
-      </w:pPr>
-      <w:r>
-        <w:rPr>
-          <w:rFonts w:ascii="宋体" w:eastAsia="宋体" w:hAnsi="宋体" w:cs="Arial" w:hint="eastAsia"/>
+          <w:rFonts w:ascii="SimSun" w:eastAsia="SimSun" w:hAnsi="SimSun" w:cs="Arial"/>
+          <w:color w:val="000080"/>
+          <w:kern w:val="0"/>
+          <w:szCs w:val="21"/>
+        </w:rPr>
+      </w:pPr>
+      <w:r>
+        <w:rPr>
+          <w:rFonts w:ascii="SimSun" w:eastAsia="SimSun" w:hAnsi="SimSun" w:cs="Arial" w:hint="eastAsia"/>
           <w:color w:val="008000"/>
           <w:kern w:val="0"/>
           <w:szCs w:val="21"/>
@@ -2365,7 +2273,7 @@
       </w:r>
       <w:r>
         <w:rPr>
-          <w:rFonts w:ascii="宋体" w:eastAsia="宋体" w:hAnsi="宋体" w:cs="Arial" w:hint="eastAsia"/>
+          <w:rFonts w:ascii="SimSun" w:eastAsia="SimSun" w:hAnsi="SimSun" w:cs="Arial" w:hint="eastAsia"/>
           <w:color w:val="008000"/>
           <w:kern w:val="0"/>
           <w:szCs w:val="21"/>
@@ -2374,7 +2282,7 @@
       </w:r>
       <w:r>
         <w:rPr>
-          <w:rFonts w:ascii="宋体" w:eastAsia="宋体" w:hAnsi="宋体" w:cs="Arial" w:hint="eastAsia"/>
+          <w:rFonts w:ascii="SimSun" w:eastAsia="SimSun" w:hAnsi="SimSun" w:cs="Arial" w:hint="eastAsia"/>
           <w:color w:val="008000"/>
           <w:kern w:val="0"/>
           <w:szCs w:val="21"/>
@@ -2383,7 +2291,7 @@
       </w:r>
       <w:r>
         <w:rPr>
-          <w:rFonts w:ascii="宋体" w:eastAsia="宋体" w:hAnsi="宋体" w:cs="Arial" w:hint="eastAsia"/>
+          <w:rFonts w:ascii="SimSun" w:eastAsia="SimSun" w:hAnsi="SimSun" w:cs="Arial" w:hint="eastAsia"/>
           <w:color w:val="000080"/>
           <w:kern w:val="0"/>
           <w:szCs w:val="21"/>
@@ -2392,7 +2300,7 @@
       </w:r>
       <w:r>
         <w:rPr>
-          <w:rFonts w:ascii="宋体" w:eastAsia="宋体" w:hAnsi="宋体" w:cs="Arial"/>
+          <w:rFonts w:ascii="SimSun" w:eastAsia="SimSun" w:hAnsi="SimSun" w:cs="Arial"/>
           <w:color w:val="000080"/>
           <w:kern w:val="0"/>
           <w:szCs w:val="21"/>
@@ -2401,7 +2309,7 @@
       </w:r>
       <w:r>
         <w:rPr>
-          <w:rFonts w:ascii="宋体" w:eastAsia="宋体" w:hAnsi="宋体" w:cs="Arial" w:hint="eastAsia"/>
+          <w:rFonts w:ascii="SimSun" w:eastAsia="SimSun" w:hAnsi="SimSun" w:cs="Arial" w:hint="eastAsia"/>
           <w:color w:val="000080"/>
           <w:kern w:val="0"/>
           <w:szCs w:val="21"/>
@@ -2410,7 +2318,7 @@
       </w:r>
       <w:r>
         <w:rPr>
-          <w:rFonts w:ascii="宋体" w:eastAsia="宋体" w:hAnsi="宋体" w:cs="Arial" w:hint="eastAsia"/>
+          <w:rFonts w:ascii="SimSun" w:eastAsia="SimSun" w:hAnsi="SimSun" w:cs="Arial" w:hint="eastAsia"/>
           <w:color w:val="000080"/>
           <w:kern w:val="0"/>
           <w:szCs w:val="21"/>
@@ -2419,7 +2327,7 @@
       </w:r>
       <w:r>
         <w:rPr>
-          <w:rFonts w:ascii="宋体" w:eastAsia="宋体" w:hAnsi="宋体" w:cs="Arial" w:hint="eastAsia"/>
+          <w:rFonts w:ascii="SimSun" w:eastAsia="SimSun" w:hAnsi="SimSun" w:cs="Arial" w:hint="eastAsia"/>
           <w:color w:val="000080"/>
           <w:kern w:val="0"/>
           <w:szCs w:val="21"/>
@@ -2428,7 +2336,7 @@
       </w:r>
       <w:r>
         <w:rPr>
-          <w:rFonts w:ascii="宋体" w:eastAsia="宋体" w:hAnsi="宋体" w:cs="Arial" w:hint="eastAsia"/>
+          <w:rFonts w:ascii="SimSun" w:eastAsia="SimSun" w:hAnsi="SimSun" w:cs="Arial" w:hint="eastAsia"/>
           <w:color w:val="000080"/>
           <w:kern w:val="0"/>
           <w:szCs w:val="21"/>
@@ -2438,22 +2346,22 @@
     </w:p>
     <w:p>
       <w:pPr>
-        <w:pStyle w:val="a3"/>
+        <w:pStyle w:val="ListParagraph"/>
         <w:numPr>
           <w:ilvl w:val="0"/>
           <w:numId w:val="6"/>
         </w:numPr>
         <w:ind w:right="84" w:firstLineChars="0"/>
         <w:rPr>
-          <w:rFonts w:ascii="宋体" w:eastAsia="宋体" w:hAnsi="宋体" w:cs="Arial"/>
-          <w:color w:val="008000"/>
-          <w:kern w:val="0"/>
-          <w:szCs w:val="21"/>
-        </w:rPr>
-      </w:pPr>
-      <w:r>
-        <w:rPr>
-          <w:rFonts w:ascii="宋体" w:eastAsia="宋体" w:hAnsi="宋体" w:cs="Arial" w:hint="eastAsia"/>
+          <w:rFonts w:ascii="SimSun" w:eastAsia="SimSun" w:hAnsi="SimSun" w:cs="Arial"/>
+          <w:color w:val="008000"/>
+          <w:kern w:val="0"/>
+          <w:szCs w:val="21"/>
+        </w:rPr>
+      </w:pPr>
+      <w:r>
+        <w:rPr>
+          <w:rFonts w:ascii="SimSun" w:eastAsia="SimSun" w:hAnsi="SimSun" w:cs="Arial" w:hint="eastAsia"/>
           <w:color w:val="008000"/>
           <w:kern w:val="0"/>
           <w:szCs w:val="21"/>
@@ -2462,7 +2370,7 @@
       </w:r>
       <w:r>
         <w:rPr>
-          <w:rFonts w:ascii="宋体" w:eastAsia="宋体" w:hAnsi="宋体" w:cs="Arial" w:hint="eastAsia"/>
+          <w:rFonts w:ascii="SimSun" w:eastAsia="SimSun" w:hAnsi="SimSun" w:cs="Arial" w:hint="eastAsia"/>
           <w:color w:val="008000"/>
           <w:kern w:val="0"/>
           <w:szCs w:val="21"/>
@@ -2471,7 +2379,7 @@
       </w:r>
       <w:r>
         <w:rPr>
-          <w:rFonts w:ascii="宋体" w:eastAsia="宋体" w:hAnsi="宋体" w:cs="Arial" w:hint="eastAsia"/>
+          <w:rFonts w:ascii="SimSun" w:eastAsia="SimSun" w:hAnsi="SimSun" w:cs="Arial" w:hint="eastAsia"/>
           <w:color w:val="008000"/>
           <w:kern w:val="0"/>
           <w:szCs w:val="21"/>
@@ -2480,7 +2388,7 @@
       </w:r>
       <w:r>
         <w:rPr>
-          <w:rFonts w:ascii="宋体" w:eastAsia="宋体" w:hAnsi="宋体" w:cs="Arial" w:hint="eastAsia"/>
+          <w:rFonts w:ascii="SimSun" w:eastAsia="SimSun" w:hAnsi="SimSun" w:cs="Arial" w:hint="eastAsia"/>
           <w:color w:val="008000"/>
           <w:kern w:val="0"/>
           <w:szCs w:val="21"/>
@@ -2489,7 +2397,7 @@
       </w:r>
       <w:r>
         <w:rPr>
-          <w:rFonts w:ascii="宋体" w:eastAsia="宋体" w:hAnsi="宋体" w:cs="Arial" w:hint="eastAsia"/>
+          <w:rFonts w:ascii="SimSun" w:eastAsia="SimSun" w:hAnsi="SimSun" w:cs="Arial" w:hint="eastAsia"/>
           <w:color w:val="008000"/>
           <w:kern w:val="0"/>
           <w:szCs w:val="21"/>
@@ -2498,7 +2406,7 @@
       </w:r>
       <w:r>
         <w:rPr>
-          <w:rFonts w:ascii="宋体" w:eastAsia="宋体" w:hAnsi="宋体" w:cs="Arial" w:hint="eastAsia"/>
+          <w:rFonts w:ascii="SimSun" w:eastAsia="SimSun" w:hAnsi="SimSun" w:cs="Arial" w:hint="eastAsia"/>
           <w:color w:val="008000"/>
           <w:kern w:val="0"/>
           <w:szCs w:val="21"/>
@@ -2507,7 +2415,7 @@
       </w:r>
       <w:r>
         <w:rPr>
-          <w:rFonts w:ascii="宋体" w:eastAsia="宋体" w:hAnsi="宋体" w:cs="Arial" w:hint="eastAsia"/>
+          <w:rFonts w:ascii="SimSun" w:eastAsia="SimSun" w:hAnsi="SimSun" w:cs="Arial" w:hint="eastAsia"/>
           <w:color w:val="008000"/>
           <w:kern w:val="0"/>
           <w:szCs w:val="21"/>
@@ -2517,18 +2425,18 @@
     </w:p>
     <w:p>
       <w:pPr>
-        <w:pStyle w:val="a3"/>
+        <w:pStyle w:val="ListParagraph"/>
         <w:ind w:left="360" w:right="84" w:firstLineChars="0" w:firstLine="0"/>
         <w:rPr>
-          <w:rFonts w:ascii="宋体" w:eastAsia="宋体" w:hAnsi="宋体" w:cs="Arial"/>
-          <w:color w:val="000080"/>
-          <w:kern w:val="0"/>
-          <w:szCs w:val="21"/>
-        </w:rPr>
-      </w:pPr>
-      <w:r>
-        <w:rPr>
-          <w:rFonts w:ascii="宋体" w:eastAsia="宋体" w:hAnsi="宋体" w:cs="Arial" w:hint="eastAsia"/>
+          <w:rFonts w:ascii="SimSun" w:eastAsia="SimSun" w:hAnsi="SimSun" w:cs="Arial"/>
+          <w:color w:val="000080"/>
+          <w:kern w:val="0"/>
+          <w:szCs w:val="21"/>
+        </w:rPr>
+      </w:pPr>
+      <w:r>
+        <w:rPr>
+          <w:rFonts w:ascii="SimSun" w:eastAsia="SimSun" w:hAnsi="SimSun" w:cs="Arial" w:hint="eastAsia"/>
           <w:color w:val="000080"/>
           <w:kern w:val="0"/>
           <w:szCs w:val="21"/>
@@ -2537,7 +2445,7 @@
       </w:r>
       <w:r>
         <w:rPr>
-          <w:rFonts w:ascii="宋体" w:eastAsia="宋体" w:hAnsi="宋体" w:cs="Arial" w:hint="eastAsia"/>
+          <w:rFonts w:ascii="SimSun" w:eastAsia="SimSun" w:hAnsi="SimSun" w:cs="Arial" w:hint="eastAsia"/>
           <w:color w:val="000080"/>
           <w:kern w:val="0"/>
           <w:szCs w:val="21"/>
@@ -2546,7 +2454,7 @@
       </w:r>
       <w:r>
         <w:rPr>
-          <w:rFonts w:ascii="宋体" w:eastAsia="宋体" w:hAnsi="宋体" w:cs="Arial" w:hint="eastAsia"/>
+          <w:rFonts w:ascii="SimSun" w:eastAsia="SimSun" w:hAnsi="SimSun" w:cs="Arial" w:hint="eastAsia"/>
           <w:color w:val="000080"/>
           <w:kern w:val="0"/>
           <w:szCs w:val="21"/>
@@ -2555,7 +2463,7 @@
       </w:r>
       <w:r>
         <w:rPr>
-          <w:rFonts w:ascii="宋体" w:eastAsia="宋体" w:hAnsi="宋体" w:cs="Arial" w:hint="eastAsia"/>
+          <w:rFonts w:ascii="SimSun" w:eastAsia="SimSun" w:hAnsi="SimSun" w:cs="Arial" w:hint="eastAsia"/>
           <w:color w:val="000080"/>
           <w:kern w:val="0"/>
           <w:szCs w:val="21"/>
@@ -2565,22 +2473,22 @@
     </w:p>
     <w:p>
       <w:pPr>
-        <w:pStyle w:val="a3"/>
+        <w:pStyle w:val="ListParagraph"/>
         <w:numPr>
           <w:ilvl w:val="0"/>
           <w:numId w:val="6"/>
         </w:numPr>
         <w:ind w:right="84" w:firstLineChars="0"/>
         <w:rPr>
-          <w:rFonts w:ascii="宋体" w:eastAsia="宋体" w:hAnsi="宋体" w:cs="Arial"/>
-          <w:color w:val="000080"/>
-          <w:kern w:val="0"/>
-          <w:szCs w:val="21"/>
-        </w:rPr>
-      </w:pPr>
-      <w:r>
-        <w:rPr>
-          <w:rFonts w:ascii="宋体" w:eastAsia="宋体" w:hAnsi="宋体" w:cs="Arial" w:hint="eastAsia"/>
+          <w:rFonts w:ascii="SimSun" w:eastAsia="SimSun" w:hAnsi="SimSun" w:cs="Arial"/>
+          <w:color w:val="000080"/>
+          <w:kern w:val="0"/>
+          <w:szCs w:val="21"/>
+        </w:rPr>
+      </w:pPr>
+      <w:r>
+        <w:rPr>
+          <w:rFonts w:ascii="SimSun" w:eastAsia="SimSun" w:hAnsi="SimSun" w:cs="Arial" w:hint="eastAsia"/>
           <w:color w:val="000080"/>
           <w:kern w:val="0"/>
           <w:szCs w:val="21"/>
@@ -2589,18 +2497,16 @@
       </w:r>
       <w:r>
         <w:rPr>
-          <w:rFonts w:ascii="宋体" w:eastAsia="宋体" w:hAnsi="宋体" w:cs="Arial" w:hint="eastAsia"/>
+          <w:rFonts w:ascii="SimSun" w:eastAsia="SimSun" w:hAnsi="SimSun" w:cs="Arial" w:hint="eastAsia"/>
           <w:color w:val="000080"/>
           <w:kern w:val="0"/>
           <w:szCs w:val="21"/>
         </w:rPr>
         <w:t>，</w:t>
       </w:r>
-      <w:bookmarkStart w:id="0" w:name="_GoBack"/>
-      <w:bookmarkEnd w:id="0"/>
-      <w:r>
-        <w:rPr>
-          <w:rFonts w:ascii="宋体" w:eastAsia="宋体" w:hAnsi="宋体" w:cs="Arial" w:hint="eastAsia"/>
+      <w:r>
+        <w:rPr>
+          <w:rFonts w:ascii="SimSun" w:eastAsia="SimSun" w:hAnsi="SimSun" w:cs="Arial" w:hint="eastAsia"/>
           <w:color w:val="000080"/>
           <w:kern w:val="0"/>
           <w:szCs w:val="21"/>
@@ -2610,22 +2516,22 @@
     </w:p>
     <w:p>
       <w:pPr>
-        <w:pStyle w:val="a3"/>
+        <w:pStyle w:val="ListParagraph"/>
         <w:numPr>
           <w:ilvl w:val="0"/>
           <w:numId w:val="6"/>
         </w:numPr>
         <w:ind w:right="84" w:firstLineChars="0"/>
         <w:rPr>
-          <w:rFonts w:ascii="宋体" w:eastAsia="宋体" w:hAnsi="宋体" w:cs="Arial"/>
-          <w:color w:val="008000"/>
-          <w:kern w:val="0"/>
-          <w:szCs w:val="21"/>
-        </w:rPr>
-      </w:pPr>
-      <w:r>
-        <w:rPr>
-          <w:rFonts w:ascii="宋体" w:eastAsia="宋体" w:hAnsi="宋体" w:cs="Arial" w:hint="eastAsia"/>
+          <w:rFonts w:ascii="SimSun" w:eastAsia="SimSun" w:hAnsi="SimSun" w:cs="Arial"/>
+          <w:color w:val="008000"/>
+          <w:kern w:val="0"/>
+          <w:szCs w:val="21"/>
+        </w:rPr>
+      </w:pPr>
+      <w:r>
+        <w:rPr>
+          <w:rFonts w:ascii="SimSun" w:eastAsia="SimSun" w:hAnsi="SimSun" w:cs="Arial" w:hint="eastAsia"/>
           <w:color w:val="008000"/>
           <w:kern w:val="0"/>
           <w:szCs w:val="21"/>
@@ -2634,7 +2540,7 @@
       </w:r>
       <w:r>
         <w:rPr>
-          <w:rFonts w:ascii="宋体" w:eastAsia="宋体" w:hAnsi="宋体" w:cs="Arial" w:hint="eastAsia"/>
+          <w:rFonts w:ascii="SimSun" w:eastAsia="SimSun" w:hAnsi="SimSun" w:cs="Arial" w:hint="eastAsia"/>
           <w:color w:val="008000"/>
           <w:kern w:val="0"/>
           <w:szCs w:val="21"/>
@@ -2643,7 +2549,7 @@
       </w:r>
       <w:r>
         <w:rPr>
-          <w:rFonts w:ascii="宋体" w:eastAsia="宋体" w:hAnsi="宋体" w:cs="Arial" w:hint="eastAsia"/>
+          <w:rFonts w:ascii="SimSun" w:eastAsia="SimSun" w:hAnsi="SimSun" w:cs="Arial" w:hint="eastAsia"/>
           <w:color w:val="008000"/>
           <w:kern w:val="0"/>
           <w:szCs w:val="21"/>
@@ -2652,7 +2558,7 @@
       </w:r>
       <w:r>
         <w:rPr>
-          <w:rFonts w:ascii="宋体" w:eastAsia="宋体" w:hAnsi="宋体" w:cs="Arial" w:hint="eastAsia"/>
+          <w:rFonts w:ascii="SimSun" w:eastAsia="SimSun" w:hAnsi="SimSun" w:cs="Arial" w:hint="eastAsia"/>
           <w:color w:val="008000"/>
           <w:kern w:val="0"/>
           <w:szCs w:val="21"/>
@@ -2662,22 +2568,22 @@
     </w:p>
     <w:p>
       <w:pPr>
-        <w:pStyle w:val="a3"/>
+        <w:pStyle w:val="ListParagraph"/>
         <w:numPr>
           <w:ilvl w:val="0"/>
           <w:numId w:val="6"/>
         </w:numPr>
         <w:ind w:right="84" w:firstLineChars="0"/>
         <w:rPr>
-          <w:rFonts w:ascii="宋体" w:eastAsia="宋体" w:hAnsi="宋体" w:cs="Arial"/>
-          <w:color w:val="008000"/>
-          <w:kern w:val="0"/>
-          <w:szCs w:val="21"/>
-        </w:rPr>
-      </w:pPr>
-      <w:r>
-        <w:rPr>
-          <w:rFonts w:ascii="宋体" w:eastAsia="宋体" w:hAnsi="宋体" w:cs="Arial" w:hint="eastAsia"/>
+          <w:rFonts w:ascii="SimSun" w:eastAsia="SimSun" w:hAnsi="SimSun" w:cs="Arial"/>
+          <w:color w:val="008000"/>
+          <w:kern w:val="0"/>
+          <w:szCs w:val="21"/>
+        </w:rPr>
+      </w:pPr>
+      <w:r>
+        <w:rPr>
+          <w:rFonts w:ascii="SimSun" w:eastAsia="SimSun" w:hAnsi="SimSun" w:cs="Arial" w:hint="eastAsia"/>
           <w:color w:val="000080"/>
           <w:kern w:val="0"/>
           <w:szCs w:val="21"/>
@@ -2686,7 +2592,7 @@
       </w:r>
       <w:r>
         <w:rPr>
-          <w:rFonts w:ascii="宋体" w:eastAsia="宋体" w:hAnsi="宋体" w:cs="Arial"/>
+          <w:rFonts w:ascii="SimSun" w:eastAsia="SimSun" w:hAnsi="SimSun" w:cs="Arial"/>
           <w:color w:val="000080"/>
           <w:kern w:val="0"/>
           <w:szCs w:val="21"/>
@@ -2695,36 +2601,16 @@
       </w:r>
       <w:r>
         <w:rPr>
-          <w:rFonts w:ascii="宋体" w:eastAsia="宋体" w:hAnsi="宋体" w:cs="Arial" w:hint="eastAsia"/>
-          <w:color w:val="000080"/>
-          <w:kern w:val="0"/>
-          <w:szCs w:val="21"/>
-        </w:rPr>
-        <w:t>：协议（</w:t>
-      </w:r>
-      <w:proofErr w:type="gramStart"/>
-      <w:r>
-        <w:rPr>
-          <w:rFonts w:ascii="宋体" w:eastAsia="宋体" w:hAnsi="宋体" w:cs="Arial" w:hint="eastAsia"/>
-          <w:color w:val="000080"/>
-          <w:kern w:val="0"/>
-          <w:szCs w:val="21"/>
-        </w:rPr>
-        <w:t>不显式考报文</w:t>
-      </w:r>
-      <w:proofErr w:type="gramEnd"/>
-      <w:r>
-        <w:rPr>
-          <w:rFonts w:ascii="宋体" w:eastAsia="宋体" w:hAnsi="宋体" w:cs="Arial" w:hint="eastAsia"/>
-          <w:color w:val="000080"/>
-          <w:kern w:val="0"/>
-          <w:szCs w:val="21"/>
-        </w:rPr>
-        <w:t>格式）、</w:t>
-      </w:r>
-      <w:r>
-        <w:rPr>
-          <w:rFonts w:ascii="宋体" w:eastAsia="宋体" w:hAnsi="宋体" w:cs="Arial" w:hint="eastAsia"/>
+          <w:rFonts w:ascii="SimSun" w:eastAsia="SimSun" w:hAnsi="SimSun" w:cs="Arial" w:hint="eastAsia"/>
+          <w:color w:val="000080"/>
+          <w:kern w:val="0"/>
+          <w:szCs w:val="21"/>
+        </w:rPr>
+        <w:t>：协议（不显式考报文格式）、</w:t>
+      </w:r>
+      <w:r>
+        <w:rPr>
+          <w:rFonts w:ascii="SimSun" w:eastAsia="SimSun" w:hAnsi="SimSun" w:cs="Arial" w:hint="eastAsia"/>
           <w:color w:val="000080"/>
           <w:kern w:val="0"/>
           <w:szCs w:val="21"/>
@@ -2733,7 +2619,7 @@
       </w:r>
       <w:r>
         <w:rPr>
-          <w:rFonts w:ascii="宋体" w:eastAsia="宋体" w:hAnsi="宋体" w:cs="Arial"/>
+          <w:rFonts w:ascii="SimSun" w:eastAsia="SimSun" w:hAnsi="SimSun" w:cs="Arial"/>
           <w:color w:val="000080"/>
           <w:kern w:val="0"/>
           <w:szCs w:val="21"/>
@@ -2742,7 +2628,7 @@
       </w:r>
       <w:r>
         <w:rPr>
-          <w:rFonts w:ascii="宋体" w:eastAsia="宋体" w:hAnsi="宋体" w:cs="Arial" w:hint="eastAsia"/>
+          <w:rFonts w:ascii="SimSun" w:eastAsia="SimSun" w:hAnsi="SimSun" w:cs="Arial" w:hint="eastAsia"/>
           <w:color w:val="000080"/>
           <w:kern w:val="0"/>
           <w:szCs w:val="21"/>
@@ -2751,7 +2637,7 @@
       </w:r>
       <w:r>
         <w:rPr>
-          <w:rFonts w:ascii="宋体" w:eastAsia="宋体" w:hAnsi="宋体" w:cs="Arial" w:hint="eastAsia"/>
+          <w:rFonts w:ascii="SimSun" w:eastAsia="SimSun" w:hAnsi="SimSun" w:cs="Arial" w:hint="eastAsia"/>
           <w:color w:val="000080"/>
           <w:kern w:val="0"/>
           <w:szCs w:val="21"/>
@@ -2760,7 +2646,7 @@
       </w:r>
       <w:r>
         <w:rPr>
-          <w:rFonts w:ascii="宋体" w:eastAsia="宋体" w:hAnsi="宋体" w:cs="Arial" w:hint="eastAsia"/>
+          <w:rFonts w:ascii="SimSun" w:eastAsia="SimSun" w:hAnsi="SimSun" w:cs="Arial" w:hint="eastAsia"/>
           <w:color w:val="000080"/>
           <w:kern w:val="0"/>
           <w:szCs w:val="21"/>
@@ -2769,7 +2655,7 @@
       </w:r>
       <w:r>
         <w:rPr>
-          <w:rFonts w:ascii="宋体" w:eastAsia="宋体" w:hAnsi="宋体" w:cs="Arial" w:hint="eastAsia"/>
+          <w:rFonts w:ascii="SimSun" w:eastAsia="SimSun" w:hAnsi="SimSun" w:cs="Arial" w:hint="eastAsia"/>
           <w:color w:val="000080"/>
           <w:kern w:val="0"/>
           <w:szCs w:val="21"/>
@@ -2778,7 +2664,7 @@
       </w:r>
       <w:r>
         <w:rPr>
-          <w:rFonts w:ascii="宋体" w:eastAsia="宋体" w:hAnsi="宋体" w:cs="Arial"/>
+          <w:rFonts w:ascii="SimSun" w:eastAsia="SimSun" w:hAnsi="SimSun" w:cs="Arial"/>
           <w:color w:val="000080"/>
           <w:kern w:val="0"/>
           <w:szCs w:val="21"/>
@@ -2787,7 +2673,7 @@
       </w:r>
       <w:r>
         <w:rPr>
-          <w:rFonts w:ascii="宋体" w:eastAsia="宋体" w:hAnsi="宋体" w:cs="Arial" w:hint="eastAsia"/>
+          <w:rFonts w:ascii="SimSun" w:eastAsia="SimSun" w:hAnsi="SimSun" w:cs="Arial" w:hint="eastAsia"/>
           <w:color w:val="000080"/>
           <w:kern w:val="0"/>
           <w:szCs w:val="21"/>
@@ -2797,22 +2683,22 @@
     </w:p>
     <w:p>
       <w:pPr>
-        <w:pStyle w:val="a3"/>
+        <w:pStyle w:val="ListParagraph"/>
         <w:numPr>
           <w:ilvl w:val="0"/>
           <w:numId w:val="6"/>
         </w:numPr>
         <w:ind w:right="84" w:firstLineChars="0"/>
         <w:rPr>
-          <w:rFonts w:ascii="宋体" w:eastAsia="宋体" w:hAnsi="宋体" w:cs="Arial"/>
-          <w:color w:val="008000"/>
-          <w:kern w:val="0"/>
-          <w:szCs w:val="21"/>
-        </w:rPr>
-      </w:pPr>
-      <w:r>
-        <w:rPr>
-          <w:rFonts w:ascii="宋体" w:eastAsia="宋体" w:hAnsi="宋体" w:cs="Arial" w:hint="eastAsia"/>
+          <w:rFonts w:ascii="SimSun" w:eastAsia="SimSun" w:hAnsi="SimSun" w:cs="Arial"/>
+          <w:color w:val="008000"/>
+          <w:kern w:val="0"/>
+          <w:szCs w:val="21"/>
+        </w:rPr>
+      </w:pPr>
+      <w:r>
+        <w:rPr>
+          <w:rFonts w:ascii="SimSun" w:eastAsia="SimSun" w:hAnsi="SimSun" w:cs="Arial" w:hint="eastAsia"/>
           <w:color w:val="008000"/>
           <w:kern w:val="0"/>
           <w:szCs w:val="21"/>
@@ -2821,7 +2707,7 @@
       </w:r>
       <w:r>
         <w:rPr>
-          <w:rFonts w:ascii="宋体" w:eastAsia="宋体" w:hAnsi="宋体" w:cs="Arial" w:hint="eastAsia"/>
+          <w:rFonts w:ascii="SimSun" w:eastAsia="SimSun" w:hAnsi="SimSun" w:cs="Arial" w:hint="eastAsia"/>
           <w:color w:val="000080"/>
           <w:kern w:val="0"/>
           <w:szCs w:val="21"/>
@@ -2831,22 +2717,22 @@
     </w:p>
     <w:p>
       <w:pPr>
-        <w:pStyle w:val="a3"/>
+        <w:pStyle w:val="ListParagraph"/>
         <w:numPr>
           <w:ilvl w:val="0"/>
           <w:numId w:val="6"/>
         </w:numPr>
         <w:ind w:right="84" w:firstLineChars="0"/>
         <w:rPr>
-          <w:rFonts w:ascii="宋体" w:eastAsia="宋体" w:hAnsi="宋体" w:cs="Arial"/>
-          <w:color w:val="000080"/>
-          <w:kern w:val="0"/>
-          <w:szCs w:val="21"/>
-        </w:rPr>
-      </w:pPr>
-      <w:r>
-        <w:rPr>
-          <w:rFonts w:ascii="宋体" w:eastAsia="宋体" w:hAnsi="宋体" w:cs="Arial" w:hint="eastAsia"/>
+          <w:rFonts w:ascii="SimSun" w:eastAsia="SimSun" w:hAnsi="SimSun" w:cs="Arial"/>
+          <w:color w:val="000080"/>
+          <w:kern w:val="0"/>
+          <w:szCs w:val="21"/>
+        </w:rPr>
+      </w:pPr>
+      <w:r>
+        <w:rPr>
+          <w:rFonts w:ascii="SimSun" w:eastAsia="SimSun" w:hAnsi="SimSun" w:cs="Arial" w:hint="eastAsia"/>
           <w:color w:val="000080"/>
           <w:kern w:val="0"/>
           <w:szCs w:val="21"/>
@@ -2855,7 +2741,7 @@
       </w:r>
       <w:r>
         <w:rPr>
-          <w:rFonts w:ascii="宋体" w:eastAsia="宋体" w:hAnsi="宋体" w:cs="Arial" w:hint="eastAsia"/>
+          <w:rFonts w:ascii="SimSun" w:eastAsia="SimSun" w:hAnsi="SimSun" w:cs="Arial" w:hint="eastAsia"/>
           <w:color w:val="000080"/>
           <w:kern w:val="0"/>
           <w:szCs w:val="21"/>
@@ -2865,22 +2751,22 @@
     </w:p>
     <w:p>
       <w:pPr>
-        <w:pStyle w:val="a3"/>
+        <w:pStyle w:val="ListParagraph"/>
         <w:numPr>
           <w:ilvl w:val="0"/>
           <w:numId w:val="6"/>
         </w:numPr>
         <w:ind w:right="84" w:firstLineChars="0"/>
         <w:rPr>
-          <w:rFonts w:ascii="宋体" w:eastAsia="宋体" w:hAnsi="宋体" w:cs="Arial"/>
-          <w:color w:val="000080"/>
-          <w:kern w:val="0"/>
-          <w:szCs w:val="21"/>
-        </w:rPr>
-      </w:pPr>
-      <w:r>
-        <w:rPr>
-          <w:rFonts w:ascii="宋体" w:eastAsia="宋体" w:hAnsi="宋体" w:cs="Arial" w:hint="eastAsia"/>
+          <w:rFonts w:ascii="SimSun" w:eastAsia="SimSun" w:hAnsi="SimSun" w:cs="Arial"/>
+          <w:color w:val="000080"/>
+          <w:kern w:val="0"/>
+          <w:szCs w:val="21"/>
+        </w:rPr>
+      </w:pPr>
+      <w:r>
+        <w:rPr>
+          <w:rFonts w:ascii="SimSun" w:eastAsia="SimSun" w:hAnsi="SimSun" w:cs="Arial" w:hint="eastAsia"/>
           <w:color w:val="000080"/>
           <w:kern w:val="0"/>
           <w:szCs w:val="21"/>
@@ -2889,7 +2775,7 @@
       </w:r>
       <w:r>
         <w:rPr>
-          <w:rFonts w:ascii="宋体" w:eastAsia="宋体" w:hAnsi="宋体" w:cs="Arial" w:hint="eastAsia"/>
+          <w:rFonts w:ascii="SimSun" w:eastAsia="SimSun" w:hAnsi="SimSun" w:cs="Arial" w:hint="eastAsia"/>
           <w:color w:val="000080"/>
           <w:kern w:val="0"/>
           <w:szCs w:val="21"/>
@@ -2898,7 +2784,7 @@
       </w:r>
       <w:r>
         <w:rPr>
-          <w:rFonts w:ascii="宋体" w:eastAsia="宋体" w:hAnsi="宋体" w:cs="Arial" w:hint="eastAsia"/>
+          <w:rFonts w:ascii="SimSun" w:eastAsia="SimSun" w:hAnsi="SimSun" w:cs="Arial" w:hint="eastAsia"/>
           <w:color w:val="000080"/>
           <w:kern w:val="0"/>
           <w:szCs w:val="21"/>
@@ -2907,7 +2793,7 @@
       </w:r>
       <w:r>
         <w:rPr>
-          <w:rFonts w:ascii="宋体" w:eastAsia="宋体" w:hAnsi="宋体" w:cs="Arial" w:hint="eastAsia"/>
+          <w:rFonts w:ascii="SimSun" w:eastAsia="SimSun" w:hAnsi="SimSun" w:cs="Arial" w:hint="eastAsia"/>
           <w:color w:val="000080"/>
           <w:kern w:val="0"/>
           <w:szCs w:val="21"/>
@@ -2919,23 +2805,23 @@
       <w:pPr>
         <w:ind w:right="84"/>
         <w:rPr>
-          <w:rFonts w:ascii="宋体" w:eastAsia="宋体" w:hAnsi="宋体" w:cs="Arial"/>
-          <w:color w:val="000080"/>
-          <w:kern w:val="0"/>
-          <w:szCs w:val="21"/>
-        </w:rPr>
-      </w:pPr>
-    </w:p>
-    <w:p>
-      <w:pPr>
-        <w:pStyle w:val="a3"/>
+          <w:rFonts w:ascii="SimSun" w:eastAsia="SimSun" w:hAnsi="SimSun" w:cs="Arial"/>
+          <w:color w:val="000080"/>
+          <w:kern w:val="0"/>
+          <w:szCs w:val="21"/>
+        </w:rPr>
+      </w:pPr>
+    </w:p>
+    <w:p>
+      <w:pPr>
+        <w:pStyle w:val="ListParagraph"/>
         <w:numPr>
           <w:ilvl w:val="0"/>
           <w:numId w:val="3"/>
         </w:numPr>
         <w:ind w:right="84" w:firstLineChars="0"/>
         <w:rPr>
-          <w:rFonts w:ascii="Arial" w:eastAsia="宋体" w:hAnsi="Arial" w:cs="Arial"/>
+          <w:rFonts w:ascii="Arial" w:eastAsia="SimSun" w:hAnsi="Arial" w:cs="Arial"/>
           <w:b/>
           <w:color w:val="444444"/>
           <w:kern w:val="0"/>
@@ -2944,7 +2830,7 @@
       </w:pPr>
       <w:r>
         <w:rPr>
-          <w:rFonts w:ascii="Arial" w:eastAsia="宋体" w:hAnsi="Arial" w:cs="Arial" w:hint="eastAsia"/>
+          <w:rFonts w:ascii="Arial" w:eastAsia="SimSun" w:hAnsi="Arial" w:cs="Arial" w:hint="eastAsia"/>
           <w:b/>
           <w:color w:val="444444"/>
           <w:kern w:val="0"/>
@@ -2957,31 +2843,31 @@
       <w:pPr>
         <w:ind w:right="84"/>
         <w:rPr>
-          <w:rFonts w:ascii="宋体" w:eastAsia="宋体" w:hAnsi="宋体" w:cs="Arial"/>
-          <w:color w:val="000080"/>
-          <w:kern w:val="0"/>
-          <w:szCs w:val="21"/>
-        </w:rPr>
-      </w:pPr>
-    </w:p>
-    <w:p>
-      <w:pPr>
-        <w:pStyle w:val="a3"/>
+          <w:rFonts w:ascii="SimSun" w:eastAsia="SimSun" w:hAnsi="SimSun" w:cs="Arial"/>
+          <w:color w:val="000080"/>
+          <w:kern w:val="0"/>
+          <w:szCs w:val="21"/>
+        </w:rPr>
+      </w:pPr>
+    </w:p>
+    <w:p>
+      <w:pPr>
+        <w:pStyle w:val="ListParagraph"/>
         <w:numPr>
           <w:ilvl w:val="0"/>
           <w:numId w:val="8"/>
         </w:numPr>
         <w:ind w:right="84" w:firstLineChars="0"/>
         <w:rPr>
-          <w:rFonts w:ascii="宋体" w:eastAsia="宋体" w:hAnsi="宋体" w:cs="Arial"/>
-          <w:color w:val="008000"/>
-          <w:kern w:val="0"/>
-          <w:szCs w:val="21"/>
-        </w:rPr>
-      </w:pPr>
-      <w:r>
-        <w:rPr>
-          <w:rFonts w:ascii="宋体" w:eastAsia="宋体" w:hAnsi="宋体" w:cs="Arial" w:hint="eastAsia"/>
+          <w:rFonts w:ascii="SimSun" w:eastAsia="SimSun" w:hAnsi="SimSun" w:cs="Arial"/>
+          <w:color w:val="008000"/>
+          <w:kern w:val="0"/>
+          <w:szCs w:val="21"/>
+        </w:rPr>
+      </w:pPr>
+      <w:r>
+        <w:rPr>
+          <w:rFonts w:ascii="SimSun" w:eastAsia="SimSun" w:hAnsi="SimSun" w:cs="Arial" w:hint="eastAsia"/>
           <w:color w:val="008000"/>
           <w:kern w:val="0"/>
           <w:szCs w:val="21"/>
@@ -2991,22 +2877,22 @@
     </w:p>
     <w:p>
       <w:pPr>
-        <w:pStyle w:val="a3"/>
+        <w:pStyle w:val="ListParagraph"/>
         <w:numPr>
           <w:ilvl w:val="0"/>
           <w:numId w:val="8"/>
         </w:numPr>
         <w:ind w:right="84" w:firstLineChars="0"/>
         <w:rPr>
-          <w:rFonts w:ascii="宋体" w:eastAsia="宋体" w:hAnsi="宋体" w:cs="Arial"/>
-          <w:color w:val="008000"/>
-          <w:kern w:val="0"/>
-          <w:szCs w:val="21"/>
-        </w:rPr>
-      </w:pPr>
-      <w:r>
-        <w:rPr>
-          <w:rFonts w:ascii="宋体" w:eastAsia="宋体" w:hAnsi="宋体" w:cs="Arial" w:hint="eastAsia"/>
+          <w:rFonts w:ascii="SimSun" w:eastAsia="SimSun" w:hAnsi="SimSun" w:cs="Arial"/>
+          <w:color w:val="008000"/>
+          <w:kern w:val="0"/>
+          <w:szCs w:val="21"/>
+        </w:rPr>
+      </w:pPr>
+      <w:r>
+        <w:rPr>
+          <w:rFonts w:ascii="SimSun" w:eastAsia="SimSun" w:hAnsi="SimSun" w:cs="Arial" w:hint="eastAsia"/>
           <w:color w:val="008000"/>
           <w:kern w:val="0"/>
           <w:szCs w:val="21"/>
@@ -3015,7 +2901,7 @@
       </w:r>
       <w:r>
         <w:rPr>
-          <w:rFonts w:ascii="宋体" w:eastAsia="宋体" w:hAnsi="宋体" w:cs="Arial"/>
+          <w:rFonts w:ascii="SimSun" w:eastAsia="SimSun" w:hAnsi="SimSun" w:cs="Arial"/>
           <w:color w:val="008000"/>
           <w:kern w:val="0"/>
           <w:szCs w:val="21"/>
@@ -3024,7 +2910,7 @@
       </w:r>
       <w:r>
         <w:rPr>
-          <w:rFonts w:ascii="宋体" w:eastAsia="宋体" w:hAnsi="宋体" w:cs="Arial" w:hint="eastAsia"/>
+          <w:rFonts w:ascii="SimSun" w:eastAsia="SimSun" w:hAnsi="SimSun" w:cs="Arial" w:hint="eastAsia"/>
           <w:color w:val="008000"/>
           <w:kern w:val="0"/>
           <w:szCs w:val="21"/>
@@ -3034,22 +2920,22 @@
     </w:p>
     <w:p>
       <w:pPr>
-        <w:pStyle w:val="a3"/>
+        <w:pStyle w:val="ListParagraph"/>
         <w:numPr>
           <w:ilvl w:val="0"/>
           <w:numId w:val="8"/>
         </w:numPr>
         <w:ind w:right="84" w:firstLineChars="0"/>
         <w:rPr>
-          <w:rFonts w:ascii="宋体" w:eastAsia="宋体" w:hAnsi="宋体" w:cs="Arial"/>
-          <w:color w:val="008000"/>
-          <w:kern w:val="0"/>
-          <w:szCs w:val="21"/>
-        </w:rPr>
-      </w:pPr>
-      <w:r>
-        <w:rPr>
-          <w:rFonts w:ascii="宋体" w:eastAsia="宋体" w:hAnsi="宋体" w:cs="Arial" w:hint="eastAsia"/>
+          <w:rFonts w:ascii="SimSun" w:eastAsia="SimSun" w:hAnsi="SimSun" w:cs="Arial"/>
+          <w:color w:val="008000"/>
+          <w:kern w:val="0"/>
+          <w:szCs w:val="21"/>
+        </w:rPr>
+      </w:pPr>
+      <w:r>
+        <w:rPr>
+          <w:rFonts w:ascii="SimSun" w:eastAsia="SimSun" w:hAnsi="SimSun" w:cs="Arial" w:hint="eastAsia"/>
           <w:color w:val="008000"/>
           <w:kern w:val="0"/>
           <w:szCs w:val="21"/>
@@ -3058,7 +2944,7 @@
       </w:r>
       <w:r>
         <w:rPr>
-          <w:rFonts w:ascii="宋体" w:eastAsia="宋体" w:hAnsi="宋体" w:cs="Arial" w:hint="eastAsia"/>
+          <w:rFonts w:ascii="SimSun" w:eastAsia="SimSun" w:hAnsi="SimSun" w:cs="Arial" w:hint="eastAsia"/>
           <w:color w:val="008000"/>
           <w:kern w:val="0"/>
           <w:szCs w:val="21"/>
@@ -3067,7 +2953,7 @@
       </w:r>
       <w:r>
         <w:rPr>
-          <w:rFonts w:ascii="宋体" w:eastAsia="宋体" w:hAnsi="宋体" w:cs="Arial" w:hint="eastAsia"/>
+          <w:rFonts w:ascii="SimSun" w:eastAsia="SimSun" w:hAnsi="SimSun" w:cs="Arial" w:hint="eastAsia"/>
           <w:color w:val="008000"/>
           <w:kern w:val="0"/>
           <w:szCs w:val="21"/>
@@ -3076,7 +2962,7 @@
       </w:r>
       <w:r>
         <w:rPr>
-          <w:rFonts w:ascii="宋体" w:eastAsia="宋体" w:hAnsi="宋体" w:cs="Arial" w:hint="eastAsia"/>
+          <w:rFonts w:ascii="SimSun" w:eastAsia="SimSun" w:hAnsi="SimSun" w:cs="Arial" w:hint="eastAsia"/>
           <w:color w:val="008000"/>
           <w:kern w:val="0"/>
           <w:szCs w:val="21"/>
@@ -3085,7 +2971,7 @@
       </w:r>
       <w:r>
         <w:rPr>
-          <w:rFonts w:ascii="宋体" w:eastAsia="宋体" w:hAnsi="宋体" w:cs="Arial" w:hint="eastAsia"/>
+          <w:rFonts w:ascii="SimSun" w:eastAsia="SimSun" w:hAnsi="SimSun" w:cs="Arial" w:hint="eastAsia"/>
           <w:color w:val="008000"/>
           <w:kern w:val="0"/>
           <w:szCs w:val="21"/>
@@ -3094,7 +2980,7 @@
       </w:r>
       <w:r>
         <w:rPr>
-          <w:rFonts w:ascii="宋体" w:eastAsia="宋体" w:hAnsi="宋体" w:cs="Arial" w:hint="eastAsia"/>
+          <w:rFonts w:ascii="SimSun" w:eastAsia="SimSun" w:hAnsi="SimSun" w:cs="Arial" w:hint="eastAsia"/>
           <w:color w:val="000080"/>
           <w:kern w:val="0"/>
           <w:szCs w:val="21"/>
@@ -3104,22 +2990,22 @@
     </w:p>
     <w:p>
       <w:pPr>
-        <w:pStyle w:val="a3"/>
+        <w:pStyle w:val="ListParagraph"/>
         <w:numPr>
           <w:ilvl w:val="0"/>
           <w:numId w:val="8"/>
         </w:numPr>
         <w:ind w:right="84" w:firstLineChars="0"/>
         <w:rPr>
-          <w:rFonts w:ascii="宋体" w:eastAsia="宋体" w:hAnsi="宋体" w:cs="Arial"/>
-          <w:color w:val="008000"/>
-          <w:kern w:val="0"/>
-          <w:szCs w:val="21"/>
-        </w:rPr>
-      </w:pPr>
-      <w:r>
-        <w:rPr>
-          <w:rFonts w:ascii="宋体" w:eastAsia="宋体" w:hAnsi="宋体" w:cs="Arial" w:hint="eastAsia"/>
+          <w:rFonts w:ascii="SimSun" w:eastAsia="SimSun" w:hAnsi="SimSun" w:cs="Arial"/>
+          <w:color w:val="008000"/>
+          <w:kern w:val="0"/>
+          <w:szCs w:val="21"/>
+        </w:rPr>
+      </w:pPr>
+      <w:r>
+        <w:rPr>
+          <w:rFonts w:ascii="SimSun" w:eastAsia="SimSun" w:hAnsi="SimSun" w:cs="Arial" w:hint="eastAsia"/>
           <w:color w:val="008000"/>
           <w:kern w:val="0"/>
           <w:szCs w:val="21"/>
@@ -3128,7 +3014,7 @@
       </w:r>
       <w:r>
         <w:rPr>
-          <w:rFonts w:ascii="宋体" w:eastAsia="宋体" w:hAnsi="宋体" w:cs="Arial" w:hint="eastAsia"/>
+          <w:rFonts w:ascii="SimSun" w:eastAsia="SimSun" w:hAnsi="SimSun" w:cs="Arial" w:hint="eastAsia"/>
           <w:color w:val="008000"/>
           <w:kern w:val="0"/>
           <w:szCs w:val="21"/>
@@ -3137,7 +3023,7 @@
       </w:r>
       <w:r>
         <w:rPr>
-          <w:rFonts w:ascii="宋体" w:eastAsia="宋体" w:hAnsi="宋体" w:cs="Arial"/>
+          <w:rFonts w:ascii="SimSun" w:eastAsia="SimSun" w:hAnsi="SimSun" w:cs="Arial"/>
           <w:color w:val="008000"/>
           <w:kern w:val="0"/>
           <w:szCs w:val="21"/>
@@ -3147,18 +3033,18 @@
     </w:p>
     <w:p>
       <w:pPr>
-        <w:pStyle w:val="a3"/>
+        <w:pStyle w:val="ListParagraph"/>
         <w:ind w:left="360" w:right="84" w:firstLineChars="0" w:firstLine="0"/>
         <w:rPr>
-          <w:rFonts w:ascii="宋体" w:eastAsia="宋体" w:hAnsi="宋体" w:cs="Arial"/>
-          <w:color w:val="000080"/>
-          <w:kern w:val="0"/>
-          <w:szCs w:val="21"/>
-        </w:rPr>
-      </w:pPr>
-      <w:r>
-        <w:rPr>
-          <w:rFonts w:ascii="宋体" w:eastAsia="宋体" w:hAnsi="宋体" w:cs="Arial" w:hint="eastAsia"/>
+          <w:rFonts w:ascii="SimSun" w:eastAsia="SimSun" w:hAnsi="SimSun" w:cs="Arial"/>
+          <w:color w:val="000080"/>
+          <w:kern w:val="0"/>
+          <w:szCs w:val="21"/>
+        </w:rPr>
+      </w:pPr>
+      <w:r>
+        <w:rPr>
+          <w:rFonts w:ascii="SimSun" w:eastAsia="SimSun" w:hAnsi="SimSun" w:cs="Arial" w:hint="eastAsia"/>
           <w:color w:val="000080"/>
           <w:kern w:val="0"/>
           <w:szCs w:val="21"/>
@@ -3168,7 +3054,7 @@
       </w:r>
       <w:r>
         <w:rPr>
-          <w:rFonts w:ascii="宋体" w:eastAsia="宋体" w:hAnsi="宋体" w:cs="Arial"/>
+          <w:rFonts w:ascii="SimSun" w:eastAsia="SimSun" w:hAnsi="SimSun" w:cs="Arial"/>
           <w:color w:val="000080"/>
           <w:kern w:val="0"/>
           <w:szCs w:val="21"/>
@@ -3177,7 +3063,7 @@
       </w:r>
       <w:r>
         <w:rPr>
-          <w:rFonts w:ascii="宋体" w:eastAsia="宋体" w:hAnsi="宋体" w:cs="Arial" w:hint="eastAsia"/>
+          <w:rFonts w:ascii="SimSun" w:eastAsia="SimSun" w:hAnsi="SimSun" w:cs="Arial" w:hint="eastAsia"/>
           <w:color w:val="000080"/>
           <w:kern w:val="0"/>
           <w:szCs w:val="21"/>
@@ -3186,7 +3072,7 @@
       </w:r>
       <w:r>
         <w:rPr>
-          <w:rFonts w:ascii="宋体" w:eastAsia="宋体" w:hAnsi="宋体" w:cs="Arial" w:hint="eastAsia"/>
+          <w:rFonts w:ascii="SimSun" w:eastAsia="SimSun" w:hAnsi="SimSun" w:cs="Arial" w:hint="eastAsia"/>
           <w:color w:val="000080"/>
           <w:kern w:val="0"/>
           <w:szCs w:val="21"/>
@@ -3195,7 +3081,7 @@
       </w:r>
       <w:r>
         <w:rPr>
-          <w:rFonts w:ascii="宋体" w:eastAsia="宋体" w:hAnsi="宋体" w:cs="Arial"/>
+          <w:rFonts w:ascii="SimSun" w:eastAsia="SimSun" w:hAnsi="SimSun" w:cs="Arial"/>
           <w:color w:val="000080"/>
           <w:kern w:val="0"/>
           <w:szCs w:val="21"/>
@@ -3204,7 +3090,7 @@
       </w:r>
       <w:r>
         <w:rPr>
-          <w:rFonts w:ascii="宋体" w:eastAsia="宋体" w:hAnsi="宋体" w:cs="Arial" w:hint="eastAsia"/>
+          <w:rFonts w:ascii="SimSun" w:eastAsia="SimSun" w:hAnsi="SimSun" w:cs="Arial" w:hint="eastAsia"/>
           <w:color w:val="000080"/>
           <w:kern w:val="0"/>
           <w:szCs w:val="21"/>
@@ -3213,7 +3099,7 @@
       </w:r>
       <w:r>
         <w:rPr>
-          <w:rFonts w:ascii="宋体" w:eastAsia="宋体" w:hAnsi="宋体" w:cs="Arial" w:hint="eastAsia"/>
+          <w:rFonts w:ascii="SimSun" w:eastAsia="SimSun" w:hAnsi="SimSun" w:cs="Arial" w:hint="eastAsia"/>
           <w:color w:val="000080"/>
           <w:kern w:val="0"/>
           <w:szCs w:val="21"/>
@@ -3222,7 +3108,7 @@
       </w:r>
       <w:r>
         <w:rPr>
-          <w:rFonts w:ascii="宋体" w:eastAsia="宋体" w:hAnsi="宋体" w:cs="Arial" w:hint="eastAsia"/>
+          <w:rFonts w:ascii="SimSun" w:eastAsia="SimSun" w:hAnsi="SimSun" w:cs="Arial" w:hint="eastAsia"/>
           <w:color w:val="000080"/>
           <w:kern w:val="0"/>
           <w:szCs w:val="21"/>
@@ -3231,7 +3117,7 @@
       </w:r>
       <w:r>
         <w:rPr>
-          <w:rFonts w:ascii="宋体" w:eastAsia="宋体" w:hAnsi="宋体" w:cs="Arial" w:hint="eastAsia"/>
+          <w:rFonts w:ascii="SimSun" w:eastAsia="SimSun" w:hAnsi="SimSun" w:cs="Arial" w:hint="eastAsia"/>
           <w:color w:val="000080"/>
           <w:kern w:val="0"/>
           <w:szCs w:val="21"/>
@@ -3241,22 +3127,22 @@
     </w:p>
     <w:p>
       <w:pPr>
-        <w:pStyle w:val="a3"/>
+        <w:pStyle w:val="ListParagraph"/>
         <w:numPr>
           <w:ilvl w:val="0"/>
           <w:numId w:val="8"/>
         </w:numPr>
         <w:ind w:right="84" w:firstLineChars="0"/>
         <w:rPr>
-          <w:rFonts w:ascii="宋体" w:eastAsia="宋体" w:hAnsi="宋体" w:cs="Arial"/>
-          <w:color w:val="008000"/>
-          <w:kern w:val="0"/>
-          <w:szCs w:val="21"/>
-        </w:rPr>
-      </w:pPr>
-      <w:r>
-        <w:rPr>
-          <w:rFonts w:ascii="宋体" w:eastAsia="宋体" w:hAnsi="宋体" w:cs="Arial" w:hint="eastAsia"/>
+          <w:rFonts w:ascii="SimSun" w:eastAsia="SimSun" w:hAnsi="SimSun" w:cs="Arial"/>
+          <w:color w:val="008000"/>
+          <w:kern w:val="0"/>
+          <w:szCs w:val="21"/>
+        </w:rPr>
+      </w:pPr>
+      <w:r>
+        <w:rPr>
+          <w:rFonts w:ascii="SimSun" w:eastAsia="SimSun" w:hAnsi="SimSun" w:cs="Arial" w:hint="eastAsia"/>
           <w:color w:val="008000"/>
           <w:kern w:val="0"/>
           <w:szCs w:val="21"/>
@@ -3265,7 +3151,7 @@
       </w:r>
       <w:r>
         <w:rPr>
-          <w:rFonts w:ascii="宋体" w:eastAsia="宋体" w:hAnsi="宋体" w:cs="Arial" w:hint="eastAsia"/>
+          <w:rFonts w:ascii="SimSun" w:eastAsia="SimSun" w:hAnsi="SimSun" w:cs="Arial" w:hint="eastAsia"/>
           <w:color w:val="008000"/>
           <w:kern w:val="0"/>
           <w:szCs w:val="21"/>
@@ -3274,7 +3160,7 @@
       </w:r>
       <w:r>
         <w:rPr>
-          <w:rFonts w:ascii="宋体" w:eastAsia="宋体" w:hAnsi="宋体" w:cs="Arial" w:hint="eastAsia"/>
+          <w:rFonts w:ascii="SimSun" w:eastAsia="SimSun" w:hAnsi="SimSun" w:cs="Arial" w:hint="eastAsia"/>
           <w:color w:val="008000"/>
           <w:kern w:val="0"/>
           <w:szCs w:val="21"/>
@@ -3283,7 +3169,7 @@
       </w:r>
       <w:r>
         <w:rPr>
-          <w:rFonts w:ascii="宋体" w:eastAsia="宋体" w:hAnsi="宋体" w:cs="Arial" w:hint="eastAsia"/>
+          <w:rFonts w:ascii="SimSun" w:eastAsia="SimSun" w:hAnsi="SimSun" w:cs="Arial" w:hint="eastAsia"/>
           <w:color w:val="008000"/>
           <w:kern w:val="0"/>
           <w:szCs w:val="21"/>
@@ -3292,7 +3178,7 @@
       </w:r>
       <w:r>
         <w:rPr>
-          <w:rFonts w:ascii="宋体" w:eastAsia="宋体" w:hAnsi="宋体" w:cs="Arial" w:hint="eastAsia"/>
+          <w:rFonts w:ascii="SimSun" w:eastAsia="SimSun" w:hAnsi="SimSun" w:cs="Arial" w:hint="eastAsia"/>
           <w:color w:val="008000"/>
           <w:kern w:val="0"/>
           <w:szCs w:val="21"/>
@@ -3301,7 +3187,7 @@
       </w:r>
       <w:r>
         <w:rPr>
-          <w:rFonts w:ascii="宋体" w:eastAsia="宋体" w:hAnsi="宋体" w:cs="Arial" w:hint="eastAsia"/>
+          <w:rFonts w:ascii="SimSun" w:eastAsia="SimSun" w:hAnsi="SimSun" w:cs="Arial" w:hint="eastAsia"/>
           <w:color w:val="008000"/>
           <w:kern w:val="0"/>
           <w:szCs w:val="21"/>
@@ -3310,7 +3196,7 @@
       </w:r>
       <w:r>
         <w:rPr>
-          <w:rFonts w:ascii="宋体" w:eastAsia="宋体" w:hAnsi="宋体" w:cs="Arial" w:hint="eastAsia"/>
+          <w:rFonts w:ascii="SimSun" w:eastAsia="SimSun" w:hAnsi="SimSun" w:cs="Arial" w:hint="eastAsia"/>
           <w:color w:val="008000"/>
           <w:kern w:val="0"/>
           <w:szCs w:val="21"/>
@@ -3319,7 +3205,7 @@
       </w:r>
       <w:r>
         <w:rPr>
-          <w:rFonts w:ascii="宋体" w:eastAsia="宋体" w:hAnsi="宋体" w:cs="Arial" w:hint="eastAsia"/>
+          <w:rFonts w:ascii="SimSun" w:eastAsia="SimSun" w:hAnsi="SimSun" w:cs="Arial" w:hint="eastAsia"/>
           <w:color w:val="008000"/>
           <w:kern w:val="0"/>
           <w:szCs w:val="21"/>
@@ -3328,52 +3214,32 @@
       </w:r>
       <w:r>
         <w:rPr>
-          <w:rFonts w:ascii="宋体" w:eastAsia="宋体" w:hAnsi="宋体" w:cs="Arial" w:hint="eastAsia"/>
-          <w:color w:val="008000"/>
-          <w:kern w:val="0"/>
-          <w:szCs w:val="21"/>
-        </w:rPr>
-        <w:t>局域网</w:t>
-      </w:r>
-      <w:proofErr w:type="gramStart"/>
-      <w:r>
-        <w:rPr>
-          <w:rFonts w:ascii="宋体" w:eastAsia="宋体" w:hAnsi="宋体" w:cs="Arial" w:hint="eastAsia"/>
-          <w:color w:val="008000"/>
-          <w:kern w:val="0"/>
-          <w:szCs w:val="21"/>
-        </w:rPr>
-        <w:t>间数据</w:t>
-      </w:r>
-      <w:proofErr w:type="gramEnd"/>
-      <w:r>
-        <w:rPr>
-          <w:rFonts w:ascii="宋体" w:eastAsia="宋体" w:hAnsi="宋体" w:cs="Arial" w:hint="eastAsia"/>
-          <w:color w:val="008000"/>
-          <w:kern w:val="0"/>
-          <w:szCs w:val="21"/>
-        </w:rPr>
-        <w:t>传输（联系网络层内容）</w:t>
-      </w:r>
-    </w:p>
-    <w:p>
-      <w:pPr>
-        <w:pStyle w:val="a3"/>
+          <w:rFonts w:ascii="SimSun" w:eastAsia="SimSun" w:hAnsi="SimSun" w:cs="Arial" w:hint="eastAsia"/>
+          <w:color w:val="008000"/>
+          <w:kern w:val="0"/>
+          <w:szCs w:val="21"/>
+        </w:rPr>
+        <w:t>局域网间数据传输（联系网络层内容）</w:t>
+      </w:r>
+    </w:p>
+    <w:p>
+      <w:pPr>
+        <w:pStyle w:val="ListParagraph"/>
         <w:numPr>
           <w:ilvl w:val="0"/>
           <w:numId w:val="8"/>
         </w:numPr>
         <w:ind w:right="84" w:firstLineChars="0"/>
         <w:rPr>
-          <w:rFonts w:ascii="宋体" w:eastAsia="宋体" w:hAnsi="宋体" w:cs="Arial"/>
-          <w:color w:val="000080"/>
-          <w:kern w:val="0"/>
-          <w:szCs w:val="21"/>
-        </w:rPr>
-      </w:pPr>
-      <w:r>
-        <w:rPr>
-          <w:rFonts w:ascii="宋体" w:eastAsia="宋体" w:hAnsi="宋体" w:cs="Arial" w:hint="eastAsia"/>
+          <w:rFonts w:ascii="SimSun" w:eastAsia="SimSun" w:hAnsi="SimSun" w:cs="Arial"/>
+          <w:color w:val="000080"/>
+          <w:kern w:val="0"/>
+          <w:szCs w:val="21"/>
+        </w:rPr>
+      </w:pPr>
+      <w:r>
+        <w:rPr>
+          <w:rFonts w:ascii="SimSun" w:eastAsia="SimSun" w:hAnsi="SimSun" w:cs="Arial" w:hint="eastAsia"/>
           <w:color w:val="000080"/>
           <w:kern w:val="0"/>
           <w:szCs w:val="21"/>
@@ -3382,7 +3248,7 @@
       </w:r>
       <w:r>
         <w:rPr>
-          <w:rFonts w:ascii="宋体" w:eastAsia="宋体" w:hAnsi="宋体" w:cs="Arial" w:hint="eastAsia"/>
+          <w:rFonts w:ascii="SimSun" w:eastAsia="SimSun" w:hAnsi="SimSun" w:cs="Arial" w:hint="eastAsia"/>
           <w:color w:val="000080"/>
           <w:kern w:val="0"/>
           <w:szCs w:val="21"/>
@@ -3391,7 +3257,7 @@
       </w:r>
       <w:r>
         <w:rPr>
-          <w:rFonts w:ascii="宋体" w:eastAsia="宋体" w:hAnsi="宋体" w:cs="Arial" w:hint="eastAsia"/>
+          <w:rFonts w:ascii="SimSun" w:eastAsia="SimSun" w:hAnsi="SimSun" w:cs="Arial" w:hint="eastAsia"/>
           <w:color w:val="000080"/>
           <w:kern w:val="0"/>
           <w:szCs w:val="21"/>
@@ -3400,7 +3266,7 @@
       </w:r>
       <w:r>
         <w:rPr>
-          <w:rFonts w:ascii="宋体" w:eastAsia="宋体" w:hAnsi="宋体" w:cs="Arial" w:hint="eastAsia"/>
+          <w:rFonts w:ascii="SimSun" w:eastAsia="SimSun" w:hAnsi="SimSun" w:cs="Arial" w:hint="eastAsia"/>
           <w:color w:val="000080"/>
           <w:kern w:val="0"/>
           <w:szCs w:val="21"/>
@@ -3409,7 +3275,7 @@
       </w:r>
       <w:r>
         <w:rPr>
-          <w:rFonts w:ascii="宋体" w:eastAsia="宋体" w:hAnsi="宋体" w:cs="Arial" w:hint="eastAsia"/>
+          <w:rFonts w:ascii="SimSun" w:eastAsia="SimSun" w:hAnsi="SimSun" w:cs="Arial" w:hint="eastAsia"/>
           <w:color w:val="000080"/>
           <w:kern w:val="0"/>
           <w:szCs w:val="21"/>
@@ -3418,7 +3284,7 @@
       </w:r>
       <w:r>
         <w:rPr>
-          <w:rFonts w:ascii="宋体" w:eastAsia="宋体" w:hAnsi="宋体" w:cs="Arial" w:hint="eastAsia"/>
+          <w:rFonts w:ascii="SimSun" w:eastAsia="SimSun" w:hAnsi="SimSun" w:cs="Arial" w:hint="eastAsia"/>
           <w:color w:val="000080"/>
           <w:kern w:val="0"/>
           <w:szCs w:val="21"/>
@@ -3427,7 +3293,7 @@
       </w:r>
       <w:r>
         <w:rPr>
-          <w:rFonts w:ascii="宋体" w:eastAsia="宋体" w:hAnsi="宋体" w:cs="Arial" w:hint="eastAsia"/>
+          <w:rFonts w:ascii="SimSun" w:eastAsia="SimSun" w:hAnsi="SimSun" w:cs="Arial" w:hint="eastAsia"/>
           <w:color w:val="000080"/>
           <w:kern w:val="0"/>
           <w:szCs w:val="21"/>
@@ -3436,7 +3302,7 @@
       </w:r>
       <w:r>
         <w:rPr>
-          <w:rFonts w:ascii="宋体" w:eastAsia="宋体" w:hAnsi="宋体" w:cs="Arial" w:hint="eastAsia"/>
+          <w:rFonts w:ascii="SimSun" w:eastAsia="SimSun" w:hAnsi="SimSun" w:cs="Arial" w:hint="eastAsia"/>
           <w:color w:val="000080"/>
           <w:kern w:val="0"/>
           <w:szCs w:val="21"/>
@@ -3446,22 +3312,22 @@
     </w:p>
     <w:p>
       <w:pPr>
-        <w:pStyle w:val="a3"/>
+        <w:pStyle w:val="ListParagraph"/>
         <w:numPr>
           <w:ilvl w:val="0"/>
           <w:numId w:val="8"/>
         </w:numPr>
         <w:ind w:right="84" w:firstLineChars="0"/>
         <w:rPr>
-          <w:rFonts w:ascii="宋体" w:eastAsia="宋体" w:hAnsi="宋体" w:cs="Arial"/>
-          <w:color w:val="000080"/>
-          <w:kern w:val="0"/>
-          <w:szCs w:val="21"/>
-        </w:rPr>
-      </w:pPr>
-      <w:r>
-        <w:rPr>
-          <w:rFonts w:ascii="宋体" w:eastAsia="宋体" w:hAnsi="宋体" w:cs="Arial" w:hint="eastAsia"/>
+          <w:rFonts w:ascii="SimSun" w:eastAsia="SimSun" w:hAnsi="SimSun" w:cs="Arial"/>
+          <w:color w:val="000080"/>
+          <w:kern w:val="0"/>
+          <w:szCs w:val="21"/>
+        </w:rPr>
+      </w:pPr>
+      <w:r>
+        <w:rPr>
+          <w:rFonts w:ascii="SimSun" w:eastAsia="SimSun" w:hAnsi="SimSun" w:cs="Arial" w:hint="eastAsia"/>
           <w:color w:val="000080"/>
           <w:kern w:val="0"/>
           <w:szCs w:val="21"/>
@@ -3471,22 +3337,22 @@
     </w:p>
     <w:p>
       <w:pPr>
-        <w:pStyle w:val="a3"/>
+        <w:pStyle w:val="ListParagraph"/>
         <w:numPr>
           <w:ilvl w:val="0"/>
           <w:numId w:val="8"/>
         </w:numPr>
         <w:ind w:right="84" w:firstLineChars="0"/>
         <w:rPr>
-          <w:rFonts w:ascii="宋体" w:eastAsia="宋体" w:hAnsi="宋体" w:cs="Arial"/>
-          <w:color w:val="000080"/>
-          <w:kern w:val="0"/>
-          <w:szCs w:val="21"/>
-        </w:rPr>
-      </w:pPr>
-      <w:r>
-        <w:rPr>
-          <w:rFonts w:ascii="宋体" w:eastAsia="宋体" w:hAnsi="宋体" w:cs="Arial" w:hint="eastAsia"/>
+          <w:rFonts w:ascii="SimSun" w:eastAsia="SimSun" w:hAnsi="SimSun" w:cs="Arial"/>
+          <w:color w:val="000080"/>
+          <w:kern w:val="0"/>
+          <w:szCs w:val="21"/>
+        </w:rPr>
+      </w:pPr>
+      <w:r>
+        <w:rPr>
+          <w:rFonts w:ascii="SimSun" w:eastAsia="SimSun" w:hAnsi="SimSun" w:cs="Arial" w:hint="eastAsia"/>
           <w:color w:val="000080"/>
           <w:kern w:val="0"/>
           <w:szCs w:val="21"/>
@@ -3496,7 +3362,7 @@
       <w:proofErr w:type="spellStart"/>
       <w:r>
         <w:rPr>
-          <w:rFonts w:ascii="宋体" w:eastAsia="宋体" w:hAnsi="宋体" w:cs="Arial" w:hint="eastAsia"/>
+          <w:rFonts w:ascii="SimSun" w:eastAsia="SimSun" w:hAnsi="SimSun" w:cs="Arial" w:hint="eastAsia"/>
           <w:color w:val="000080"/>
           <w:kern w:val="0"/>
           <w:szCs w:val="21"/>
@@ -3505,7 +3371,7 @@
       </w:r>
       <w:r>
         <w:rPr>
-          <w:rFonts w:ascii="宋体" w:eastAsia="宋体" w:hAnsi="宋体" w:cs="Arial"/>
+          <w:rFonts w:ascii="SimSun" w:eastAsia="SimSun" w:hAnsi="SimSun" w:cs="Arial"/>
           <w:color w:val="000080"/>
           <w:kern w:val="0"/>
           <w:szCs w:val="21"/>
@@ -3515,7 +3381,7 @@
       <w:proofErr w:type="spellEnd"/>
       <w:r>
         <w:rPr>
-          <w:rFonts w:ascii="宋体" w:eastAsia="宋体" w:hAnsi="宋体" w:cs="Arial" w:hint="eastAsia"/>
+          <w:rFonts w:ascii="SimSun" w:eastAsia="SimSun" w:hAnsi="SimSun" w:cs="Arial" w:hint="eastAsia"/>
           <w:color w:val="000080"/>
           <w:kern w:val="0"/>
           <w:szCs w:val="21"/>
@@ -3524,7 +3390,7 @@
       </w:r>
       <w:r>
         <w:rPr>
-          <w:rFonts w:ascii="宋体" w:eastAsia="宋体" w:hAnsi="宋体" w:cs="Arial" w:hint="eastAsia"/>
+          <w:rFonts w:ascii="SimSun" w:eastAsia="SimSun" w:hAnsi="SimSun" w:cs="Arial" w:hint="eastAsia"/>
           <w:color w:val="000080"/>
           <w:kern w:val="0"/>
           <w:szCs w:val="21"/>
@@ -3534,22 +3400,22 @@
     </w:p>
     <w:p>
       <w:pPr>
-        <w:pStyle w:val="a3"/>
+        <w:pStyle w:val="ListParagraph"/>
         <w:numPr>
           <w:ilvl w:val="0"/>
           <w:numId w:val="8"/>
         </w:numPr>
         <w:ind w:right="84" w:firstLineChars="0"/>
         <w:rPr>
-          <w:rFonts w:ascii="宋体" w:eastAsia="宋体" w:hAnsi="宋体" w:cs="Arial"/>
-          <w:color w:val="000080"/>
-          <w:kern w:val="0"/>
-          <w:szCs w:val="21"/>
-        </w:rPr>
-      </w:pPr>
-      <w:r>
-        <w:rPr>
-          <w:rFonts w:ascii="宋体" w:eastAsia="宋体" w:hAnsi="宋体" w:cs="Arial" w:hint="eastAsia"/>
+          <w:rFonts w:ascii="SimSun" w:eastAsia="SimSun" w:hAnsi="SimSun" w:cs="Arial"/>
+          <w:color w:val="000080"/>
+          <w:kern w:val="0"/>
+          <w:szCs w:val="21"/>
+        </w:rPr>
+      </w:pPr>
+      <w:r>
+        <w:rPr>
+          <w:rFonts w:ascii="SimSun" w:eastAsia="SimSun" w:hAnsi="SimSun" w:cs="Arial" w:hint="eastAsia"/>
           <w:color w:val="008000"/>
           <w:kern w:val="0"/>
           <w:szCs w:val="21"/>
@@ -3558,7 +3424,7 @@
       </w:r>
       <w:r>
         <w:rPr>
-          <w:rFonts w:ascii="宋体" w:eastAsia="宋体" w:hAnsi="宋体" w:cs="Arial" w:hint="eastAsia"/>
+          <w:rFonts w:ascii="SimSun" w:eastAsia="SimSun" w:hAnsi="SimSun" w:cs="Arial" w:hint="eastAsia"/>
           <w:color w:val="008000"/>
           <w:kern w:val="0"/>
           <w:szCs w:val="21"/>
@@ -3567,7 +3433,7 @@
       </w:r>
       <w:r>
         <w:rPr>
-          <w:rFonts w:ascii="宋体" w:eastAsia="宋体" w:hAnsi="宋体" w:cs="Arial" w:hint="eastAsia"/>
+          <w:rFonts w:ascii="SimSun" w:eastAsia="SimSun" w:hAnsi="SimSun" w:cs="Arial" w:hint="eastAsia"/>
           <w:color w:val="008000"/>
           <w:kern w:val="0"/>
           <w:szCs w:val="21"/>
@@ -3576,7 +3442,7 @@
       </w:r>
       <w:r>
         <w:rPr>
-          <w:rFonts w:ascii="宋体" w:eastAsia="宋体" w:hAnsi="宋体" w:cs="Arial" w:hint="eastAsia"/>
+          <w:rFonts w:ascii="SimSun" w:eastAsia="SimSun" w:hAnsi="SimSun" w:cs="Arial" w:hint="eastAsia"/>
           <w:color w:val="000080"/>
           <w:kern w:val="0"/>
           <w:szCs w:val="21"/>
@@ -3585,7 +3451,7 @@
       </w:r>
       <w:r>
         <w:rPr>
-          <w:rFonts w:ascii="宋体" w:eastAsia="宋体" w:hAnsi="宋体" w:cs="Arial" w:hint="eastAsia"/>
+          <w:rFonts w:ascii="SimSun" w:eastAsia="SimSun" w:hAnsi="SimSun" w:cs="Arial" w:hint="eastAsia"/>
           <w:color w:val="000080"/>
           <w:kern w:val="0"/>
           <w:szCs w:val="21"/>
@@ -3594,7 +3460,7 @@
       </w:r>
       <w:r>
         <w:rPr>
-          <w:rFonts w:ascii="宋体" w:eastAsia="宋体" w:hAnsi="宋体" w:cs="Arial"/>
+          <w:rFonts w:ascii="SimSun" w:eastAsia="SimSun" w:hAnsi="SimSun" w:cs="Arial"/>
           <w:color w:val="000080"/>
           <w:kern w:val="0"/>
           <w:szCs w:val="21"/>
@@ -3603,7 +3469,7 @@
       </w:r>
       <w:r>
         <w:rPr>
-          <w:rFonts w:ascii="宋体" w:eastAsia="宋体" w:hAnsi="宋体" w:cs="Arial" w:hint="eastAsia"/>
+          <w:rFonts w:ascii="SimSun" w:eastAsia="SimSun" w:hAnsi="SimSun" w:cs="Arial" w:hint="eastAsia"/>
           <w:color w:val="000080"/>
           <w:kern w:val="0"/>
           <w:szCs w:val="21"/>
@@ -3613,10 +3479,10 @@
     </w:p>
     <w:p>
       <w:pPr>
-        <w:pStyle w:val="a3"/>
+        <w:pStyle w:val="ListParagraph"/>
         <w:ind w:left="360" w:right="84" w:firstLineChars="0" w:firstLine="0"/>
         <w:rPr>
-          <w:rFonts w:ascii="宋体" w:eastAsia="宋体" w:hAnsi="宋体" w:cs="Arial"/>
+          <w:rFonts w:ascii="SimSun" w:eastAsia="SimSun" w:hAnsi="SimSun" w:cs="Arial"/>
           <w:color w:val="008000"/>
           <w:kern w:val="0"/>
           <w:szCs w:val="21"/>
@@ -3634,7 +3500,7 @@
 </file>
 
 <file path=word/endnotes.xml><?xml version="1.0" encoding="utf-8"?>
-<w:endnotes xmlns:wpc="http://schemas.microsoft.com/office/word/2010/wordprocessingCanvas" xmlns:cx="http://schemas.microsoft.com/office/drawing/2014/chartex" xmlns:cx1="http://schemas.microsoft.com/office/drawing/2015/9/8/chartex" xmlns:cx2="http://schemas.microsoft.com/office/drawing/2015/10/21/chartex" xmlns:cx3="http://schemas.microsoft.com/office/drawing/2016/5/9/chartex" xmlns:cx4="http://schemas.microsoft.com/office/drawing/2016/5/10/chartex" xmlns:cx5="http://schemas.microsoft.com/office/drawing/2016/5/11/chartex" xmlns:cx6="http://schemas.microsoft.com/office/drawing/2016/5/12/chartex" xmlns:cx7="http://schemas.microsoft.com/office/drawing/2016/5/13/chartex" xmlns:cx8="http://schemas.microsoft.com/office/drawing/2016/5/14/chartex" xmlns:mc="http://schemas.openxmlformats.org/markup-compatibility/2006" xmlns:aink="http://schemas.microsoft.com/office/drawing/2016/ink" xmlns:am3d="http://schemas.microsoft.com/office/drawing/2017/model3d" xmlns:o="urn:schemas-microsoft-com:office:office" xmlns:r="http://schemas.openxmlformats.org/officeDocument/2006/relationships" xmlns:m="http://schemas.openxmlformats.org/officeDocument/2006/math" xmlns:v="urn:schemas-microsoft-com:vml" xmlns:wp14="http://schemas.microsoft.com/office/word/2010/wordprocessingDrawing" xmlns:wp="http://schemas.openxmlformats.org/drawingml/2006/wordprocessingDrawing" xmlns:w10="urn:schemas-microsoft-com:office:word" xmlns:w="http://schemas.openxmlformats.org/wordprocessingml/2006/main" xmlns:w14="http://schemas.microsoft.com/office/word/2010/wordml" xmlns:w15="http://schemas.microsoft.com/office/word/2012/wordml" xmlns:w16cid="http://schemas.microsoft.com/office/word/2016/wordml/cid" xmlns:w16se="http://schemas.microsoft.com/office/word/2015/wordml/symex" xmlns:wpg="http://schemas.microsoft.com/office/word/2010/wordprocessingGroup" xmlns:wpi="http://schemas.microsoft.com/office/word/2010/wordprocessingInk" xmlns:wne="http://schemas.microsoft.com/office/word/2006/wordml" xmlns:wps="http://schemas.microsoft.com/office/word/2010/wordprocessingShape" mc:Ignorable="w14 w15 w16se w16cid wp14">
+<w:endnotes xmlns:wpc="http://schemas.microsoft.com/office/word/2010/wordprocessingCanvas" xmlns:cx="http://schemas.microsoft.com/office/drawing/2014/chartex" xmlns:cx1="http://schemas.microsoft.com/office/drawing/2015/9/8/chartex" xmlns:cx2="http://schemas.microsoft.com/office/drawing/2015/10/21/chartex" xmlns:cx3="http://schemas.microsoft.com/office/drawing/2016/5/9/chartex" xmlns:cx4="http://schemas.microsoft.com/office/drawing/2016/5/10/chartex" xmlns:cx5="http://schemas.microsoft.com/office/drawing/2016/5/11/chartex" xmlns:cx6="http://schemas.microsoft.com/office/drawing/2016/5/12/chartex" xmlns:cx7="http://schemas.microsoft.com/office/drawing/2016/5/13/chartex" xmlns:cx8="http://schemas.microsoft.com/office/drawing/2016/5/14/chartex" xmlns:mc="http://schemas.openxmlformats.org/markup-compatibility/2006" xmlns:aink="http://schemas.microsoft.com/office/drawing/2016/ink" xmlns:am3d="http://schemas.microsoft.com/office/drawing/2017/model3d" xmlns:o="urn:schemas-microsoft-com:office:office" xmlns:r="http://schemas.openxmlformats.org/officeDocument/2006/relationships" xmlns:m="http://schemas.openxmlformats.org/officeDocument/2006/math" xmlns:v="urn:schemas-microsoft-com:vml" xmlns:wp14="http://schemas.microsoft.com/office/word/2010/wordprocessingDrawing" xmlns:wp="http://schemas.openxmlformats.org/drawingml/2006/wordprocessingDrawing" xmlns:w10="urn:schemas-microsoft-com:office:word" xmlns:w="http://schemas.openxmlformats.org/wordprocessingml/2006/main" xmlns:w14="http://schemas.microsoft.com/office/word/2010/wordml" xmlns:w15="http://schemas.microsoft.com/office/word/2012/wordml" xmlns:w16cex="http://schemas.microsoft.com/office/word/2018/wordml/cex" xmlns:w16cid="http://schemas.microsoft.com/office/word/2016/wordml/cid" xmlns:w16="http://schemas.microsoft.com/office/word/2018/wordml" xmlns:w16sdtdh="http://schemas.microsoft.com/office/word/2020/wordml/sdtdatahash" xmlns:w16se="http://schemas.microsoft.com/office/word/2015/wordml/symex" xmlns:wpg="http://schemas.microsoft.com/office/word/2010/wordprocessingGroup" xmlns:wpi="http://schemas.microsoft.com/office/word/2010/wordprocessingInk" xmlns:wne="http://schemas.microsoft.com/office/word/2006/wordml" xmlns:wps="http://schemas.microsoft.com/office/word/2010/wordprocessingShape" mc:Ignorable="w14 w15 w16se w16cid w16 w16cex w16sdtdh wp14">
   <w:endnote w:type="separator" w:id="-1">
     <w:p>
       <w:r>
@@ -3653,7 +3519,7 @@
 </file>
 
 <file path=word/footnotes.xml><?xml version="1.0" encoding="utf-8"?>
-<w:footnotes xmlns:wpc="http://schemas.microsoft.com/office/word/2010/wordprocessingCanvas" xmlns:cx="http://schemas.microsoft.com/office/drawing/2014/chartex" xmlns:cx1="http://schemas.microsoft.com/office/drawing/2015/9/8/chartex" xmlns:cx2="http://schemas.microsoft.com/office/drawing/2015/10/21/chartex" xmlns:cx3="http://schemas.microsoft.com/office/drawing/2016/5/9/chartex" xmlns:cx4="http://schemas.microsoft.com/office/drawing/2016/5/10/chartex" xmlns:cx5="http://schemas.microsoft.com/office/drawing/2016/5/11/chartex" xmlns:cx6="http://schemas.microsoft.com/office/drawing/2016/5/12/chartex" xmlns:cx7="http://schemas.microsoft.com/office/drawing/2016/5/13/chartex" xmlns:cx8="http://schemas.microsoft.com/office/drawing/2016/5/14/chartex" xmlns:mc="http://schemas.openxmlformats.org/markup-compatibility/2006" xmlns:aink="http://schemas.microsoft.com/office/drawing/2016/ink" xmlns:am3d="http://schemas.microsoft.com/office/drawing/2017/model3d" xmlns:o="urn:schemas-microsoft-com:office:office" xmlns:r="http://schemas.openxmlformats.org/officeDocument/2006/relationships" xmlns:m="http://schemas.openxmlformats.org/officeDocument/2006/math" xmlns:v="urn:schemas-microsoft-com:vml" xmlns:wp14="http://schemas.microsoft.com/office/word/2010/wordprocessingDrawing" xmlns:wp="http://schemas.openxmlformats.org/drawingml/2006/wordprocessingDrawing" xmlns:w10="urn:schemas-microsoft-com:office:word" xmlns:w="http://schemas.openxmlformats.org/wordprocessingml/2006/main" xmlns:w14="http://schemas.microsoft.com/office/word/2010/wordml" xmlns:w15="http://schemas.microsoft.com/office/word/2012/wordml" xmlns:w16cid="http://schemas.microsoft.com/office/word/2016/wordml/cid" xmlns:w16se="http://schemas.microsoft.com/office/word/2015/wordml/symex" xmlns:wpg="http://schemas.microsoft.com/office/word/2010/wordprocessingGroup" xmlns:wpi="http://schemas.microsoft.com/office/word/2010/wordprocessingInk" xmlns:wne="http://schemas.microsoft.com/office/word/2006/wordml" xmlns:wps="http://schemas.microsoft.com/office/word/2010/wordprocessingShape" mc:Ignorable="w14 w15 w16se w16cid wp14">
+<w:footnotes xmlns:wpc="http://schemas.microsoft.com/office/word/2010/wordprocessingCanvas" xmlns:cx="http://schemas.microsoft.com/office/drawing/2014/chartex" xmlns:cx1="http://schemas.microsoft.com/office/drawing/2015/9/8/chartex" xmlns:cx2="http://schemas.microsoft.com/office/drawing/2015/10/21/chartex" xmlns:cx3="http://schemas.microsoft.com/office/drawing/2016/5/9/chartex" xmlns:cx4="http://schemas.microsoft.com/office/drawing/2016/5/10/chartex" xmlns:cx5="http://schemas.microsoft.com/office/drawing/2016/5/11/chartex" xmlns:cx6="http://schemas.microsoft.com/office/drawing/2016/5/12/chartex" xmlns:cx7="http://schemas.microsoft.com/office/drawing/2016/5/13/chartex" xmlns:cx8="http://schemas.microsoft.com/office/drawing/2016/5/14/chartex" xmlns:mc="http://schemas.openxmlformats.org/markup-compatibility/2006" xmlns:aink="http://schemas.microsoft.com/office/drawing/2016/ink" xmlns:am3d="http://schemas.microsoft.com/office/drawing/2017/model3d" xmlns:o="urn:schemas-microsoft-com:office:office" xmlns:r="http://schemas.openxmlformats.org/officeDocument/2006/relationships" xmlns:m="http://schemas.openxmlformats.org/officeDocument/2006/math" xmlns:v="urn:schemas-microsoft-com:vml" xmlns:wp14="http://schemas.microsoft.com/office/word/2010/wordprocessingDrawing" xmlns:wp="http://schemas.openxmlformats.org/drawingml/2006/wordprocessingDrawing" xmlns:w10="urn:schemas-microsoft-com:office:word" xmlns:w="http://schemas.openxmlformats.org/wordprocessingml/2006/main" xmlns:w14="http://schemas.microsoft.com/office/word/2010/wordml" xmlns:w15="http://schemas.microsoft.com/office/word/2012/wordml" xmlns:w16cex="http://schemas.microsoft.com/office/word/2018/wordml/cex" xmlns:w16cid="http://schemas.microsoft.com/office/word/2016/wordml/cid" xmlns:w16="http://schemas.microsoft.com/office/word/2018/wordml" xmlns:w16sdtdh="http://schemas.microsoft.com/office/word/2020/wordml/sdtdatahash" xmlns:w16se="http://schemas.microsoft.com/office/word/2015/wordml/symex" xmlns:wpg="http://schemas.microsoft.com/office/word/2010/wordprocessingGroup" xmlns:wpi="http://schemas.microsoft.com/office/word/2010/wordprocessingInk" xmlns:wne="http://schemas.microsoft.com/office/word/2006/wordml" xmlns:wps="http://schemas.microsoft.com/office/word/2010/wordprocessingShape" mc:Ignorable="w14 w15 w16se w16cid w16 w16cex w16sdtdh wp14">
   <w:footnote w:type="separator" w:id="-1">
     <w:p>
       <w:r>
@@ -3672,7 +3538,7 @@
 </file>
 
 <file path=word/numbering.xml><?xml version="1.0" encoding="utf-8"?>
-<w:numbering xmlns:wpc="http://schemas.microsoft.com/office/word/2010/wordprocessingCanvas" xmlns:cx="http://schemas.microsoft.com/office/drawing/2014/chartex" xmlns:cx1="http://schemas.microsoft.com/office/drawing/2015/9/8/chartex" xmlns:cx2="http://schemas.microsoft.com/office/drawing/2015/10/21/chartex" xmlns:cx3="http://schemas.microsoft.com/office/drawing/2016/5/9/chartex" xmlns:cx4="http://schemas.microsoft.com/office/drawing/2016/5/10/chartex" xmlns:cx5="http://schemas.microsoft.com/office/drawing/2016/5/11/chartex" xmlns:cx6="http://schemas.microsoft.com/office/drawing/2016/5/12/chartex" xmlns:cx7="http://schemas.microsoft.com/office/drawing/2016/5/13/chartex" xmlns:cx8="http://schemas.microsoft.com/office/drawing/2016/5/14/chartex" xmlns:mc="http://schemas.openxmlformats.org/markup-compatibility/2006" xmlns:aink="http://schemas.microsoft.com/office/drawing/2016/ink" xmlns:am3d="http://schemas.microsoft.com/office/drawing/2017/model3d" xmlns:o="urn:schemas-microsoft-com:office:office" xmlns:r="http://schemas.openxmlformats.org/officeDocument/2006/relationships" xmlns:m="http://schemas.openxmlformats.org/officeDocument/2006/math" xmlns:v="urn:schemas-microsoft-com:vml" xmlns:wp14="http://schemas.microsoft.com/office/word/2010/wordprocessingDrawing" xmlns:wp="http://schemas.openxmlformats.org/drawingml/2006/wordprocessingDrawing" xmlns:w10="urn:schemas-microsoft-com:office:word" xmlns:w="http://schemas.openxmlformats.org/wordprocessingml/2006/main" xmlns:w14="http://schemas.microsoft.com/office/word/2010/wordml" xmlns:w15="http://schemas.microsoft.com/office/word/2012/wordml" xmlns:w16cid="http://schemas.microsoft.com/office/word/2016/wordml/cid" xmlns:w16se="http://schemas.microsoft.com/office/word/2015/wordml/symex" xmlns:wpg="http://schemas.microsoft.com/office/word/2010/wordprocessingGroup" xmlns:wpi="http://schemas.microsoft.com/office/word/2010/wordprocessingInk" xmlns:wne="http://schemas.microsoft.com/office/word/2006/wordml" xmlns:wps="http://schemas.microsoft.com/office/word/2010/wordprocessingShape" mc:Ignorable="w14 w15 w16se w16cid wp14">
+<w:numbering xmlns:wpc="http://schemas.microsoft.com/office/word/2010/wordprocessingCanvas" xmlns:cx="http://schemas.microsoft.com/office/drawing/2014/chartex" xmlns:cx1="http://schemas.microsoft.com/office/drawing/2015/9/8/chartex" xmlns:cx2="http://schemas.microsoft.com/office/drawing/2015/10/21/chartex" xmlns:cx3="http://schemas.microsoft.com/office/drawing/2016/5/9/chartex" xmlns:cx4="http://schemas.microsoft.com/office/drawing/2016/5/10/chartex" xmlns:cx5="http://schemas.microsoft.com/office/drawing/2016/5/11/chartex" xmlns:cx6="http://schemas.microsoft.com/office/drawing/2016/5/12/chartex" xmlns:cx7="http://schemas.microsoft.com/office/drawing/2016/5/13/chartex" xmlns:cx8="http://schemas.microsoft.com/office/drawing/2016/5/14/chartex" xmlns:mc="http://schemas.openxmlformats.org/markup-compatibility/2006" xmlns:aink="http://schemas.microsoft.com/office/drawing/2016/ink" xmlns:am3d="http://schemas.microsoft.com/office/drawing/2017/model3d" xmlns:o="urn:schemas-microsoft-com:office:office" xmlns:r="http://schemas.openxmlformats.org/officeDocument/2006/relationships" xmlns:m="http://schemas.openxmlformats.org/officeDocument/2006/math" xmlns:v="urn:schemas-microsoft-com:vml" xmlns:wp14="http://schemas.microsoft.com/office/word/2010/wordprocessingDrawing" xmlns:wp="http://schemas.openxmlformats.org/drawingml/2006/wordprocessingDrawing" xmlns:w10="urn:schemas-microsoft-com:office:word" xmlns:w="http://schemas.openxmlformats.org/wordprocessingml/2006/main" xmlns:w14="http://schemas.microsoft.com/office/word/2010/wordml" xmlns:w15="http://schemas.microsoft.com/office/word/2012/wordml" xmlns:w16cex="http://schemas.microsoft.com/office/word/2018/wordml/cex" xmlns:w16cid="http://schemas.microsoft.com/office/word/2016/wordml/cid" xmlns:w16="http://schemas.microsoft.com/office/word/2018/wordml" xmlns:w16sdtdh="http://schemas.microsoft.com/office/word/2020/wordml/sdtdatahash" xmlns:w16se="http://schemas.microsoft.com/office/word/2015/wordml/symex" xmlns:wpg="http://schemas.microsoft.com/office/word/2010/wordprocessingGroup" xmlns:wpi="http://schemas.microsoft.com/office/word/2010/wordprocessingInk" xmlns:wne="http://schemas.microsoft.com/office/word/2006/wordml" xmlns:wps="http://schemas.microsoft.com/office/word/2010/wordprocessingShape" mc:Ignorable="w14 w15 w16se w16cid w16 w16cex w16sdtdh wp14">
   <w:abstractNum w:abstractNumId="0" w15:restartNumberingAfterBreak="0">
     <w:nsid w:val="0DE301E2"/>
     <w:multiLevelType w:val="hybridMultilevel"/>
@@ -4477,7 +4343,7 @@
 </file>
 
 <file path=word/styles.xml><?xml version="1.0" encoding="utf-8"?>
-<w:styles xmlns:mc="http://schemas.openxmlformats.org/markup-compatibility/2006" xmlns:r="http://schemas.openxmlformats.org/officeDocument/2006/relationships" xmlns:w="http://schemas.openxmlformats.org/wordprocessingml/2006/main" xmlns:w14="http://schemas.microsoft.com/office/word/2010/wordml" xmlns:w15="http://schemas.microsoft.com/office/word/2012/wordml" xmlns:w16cid="http://schemas.microsoft.com/office/word/2016/wordml/cid" xmlns:w16se="http://schemas.microsoft.com/office/word/2015/wordml/symex" mc:Ignorable="w14 w15 w16se w16cid">
+<w:styles xmlns:mc="http://schemas.openxmlformats.org/markup-compatibility/2006" xmlns:r="http://schemas.openxmlformats.org/officeDocument/2006/relationships" xmlns:w="http://schemas.openxmlformats.org/wordprocessingml/2006/main" xmlns:w14="http://schemas.microsoft.com/office/word/2010/wordml" xmlns:w15="http://schemas.microsoft.com/office/word/2012/wordml" xmlns:w16cex="http://schemas.microsoft.com/office/word/2018/wordml/cex" xmlns:w16cid="http://schemas.microsoft.com/office/word/2016/wordml/cid" xmlns:w16="http://schemas.microsoft.com/office/word/2018/wordml" xmlns:w16sdtdh="http://schemas.microsoft.com/office/word/2020/wordml/sdtdatahash" xmlns:w16se="http://schemas.microsoft.com/office/word/2015/wordml/symex" mc:Ignorable="w14 w15 w16se w16cid w16 w16cex w16sdtdh">
   <w:docDefaults>
     <w:rPrDefault>
       <w:rPr>
@@ -4490,7 +4356,7 @@
     </w:rPrDefault>
     <w:pPrDefault/>
   </w:docDefaults>
-  <w:latentStyles w:defLockedState="0" w:defUIPriority="99" w:defSemiHidden="0" w:defUnhideWhenUsed="0" w:defQFormat="0" w:count="375">
+  <w:latentStyles w:defLockedState="0" w:defUIPriority="99" w:defSemiHidden="0" w:defUnhideWhenUsed="0" w:defQFormat="0" w:count="376">
     <w:lsdException w:name="Normal" w:uiPriority="0" w:qFormat="1"/>
     <w:lsdException w:name="heading 1" w:uiPriority="9" w:qFormat="1"/>
     <w:lsdException w:name="heading 2" w:semiHidden="1" w:uiPriority="9" w:unhideWhenUsed="1" w:qFormat="1"/>
@@ -4596,7 +4462,6 @@
     <w:lsdException w:name="HTML Sample" w:semiHidden="1" w:unhideWhenUsed="1"/>
     <w:lsdException w:name="HTML Typewriter" w:semiHidden="1" w:unhideWhenUsed="1"/>
     <w:lsdException w:name="HTML Variable" w:semiHidden="1" w:unhideWhenUsed="1"/>
-    <w:lsdException w:name="Normal Table" w:semiHidden="1" w:unhideWhenUsed="1"/>
     <w:lsdException w:name="annotation subject" w:semiHidden="1" w:unhideWhenUsed="1"/>
     <w:lsdException w:name="No List" w:semiHidden="1" w:unhideWhenUsed="1"/>
     <w:lsdException w:name="Outline List 1" w:semiHidden="1" w:unhideWhenUsed="1"/>
@@ -4643,10 +4508,8 @@
     <w:lsdException w:name="Table Subtle 2" w:semiHidden="1" w:unhideWhenUsed="1"/>
     <w:lsdException w:name="Table Web 1" w:semiHidden="1" w:unhideWhenUsed="1"/>
     <w:lsdException w:name="Table Web 2" w:semiHidden="1" w:unhideWhenUsed="1"/>
-    <w:lsdException w:name="Table Web 3" w:semiHidden="1" w:unhideWhenUsed="1"/>
     <w:lsdException w:name="Balloon Text" w:semiHidden="1" w:unhideWhenUsed="1"/>
     <w:lsdException w:name="Table Grid" w:uiPriority="39"/>
-    <w:lsdException w:name="Table Theme" w:semiHidden="1" w:unhideWhenUsed="1"/>
     <w:lsdException w:name="Placeholder Text" w:semiHidden="1"/>
     <w:lsdException w:name="No Spacing" w:uiPriority="1" w:qFormat="1"/>
     <w:lsdException w:name="Light Shading" w:uiPriority="60"/>
@@ -4866,8 +4729,9 @@
     <w:lsdException w:name="Smart Hyperlink" w:semiHidden="1" w:unhideWhenUsed="1"/>
     <w:lsdException w:name="Hashtag" w:semiHidden="1" w:unhideWhenUsed="1"/>
     <w:lsdException w:name="Unresolved Mention" w:semiHidden="1" w:unhideWhenUsed="1"/>
+    <w:lsdException w:name="Smart Link" w:semiHidden="1" w:unhideWhenUsed="1"/>
   </w:latentStyles>
-  <w:style w:type="paragraph" w:default="1" w:styleId="a">
+  <w:style w:type="paragraph" w:default="1" w:styleId="Normal">
     <w:name w:val="Normal"/>
     <w:qFormat/>
     <w:pPr>
@@ -4875,10 +4739,10 @@
       <w:jc w:val="both"/>
     </w:pPr>
   </w:style>
-  <w:style w:type="paragraph" w:styleId="1">
+  <w:style w:type="paragraph" w:styleId="Heading1">
     <w:name w:val="heading 1"/>
-    <w:basedOn w:val="a"/>
-    <w:link w:val="10"/>
+    <w:basedOn w:val="Normal"/>
+    <w:link w:val="Heading1Char"/>
     <w:uiPriority w:val="9"/>
     <w:qFormat/>
     <w:rsid w:val="002202ED"/>
@@ -4889,7 +4753,7 @@
       <w:outlineLvl w:val="0"/>
     </w:pPr>
     <w:rPr>
-      <w:rFonts w:ascii="宋体" w:eastAsia="宋体" w:hAnsi="宋体" w:cs="宋体"/>
+      <w:rFonts w:ascii="SimSun" w:eastAsia="SimSun" w:hAnsi="SimSun" w:cs="SimSun"/>
       <w:b/>
       <w:bCs/>
       <w:kern w:val="36"/>
@@ -4897,10 +4761,10 @@
       <w:szCs w:val="36"/>
     </w:rPr>
   </w:style>
-  <w:style w:type="paragraph" w:styleId="2">
+  <w:style w:type="paragraph" w:styleId="Heading2">
     <w:name w:val="heading 2"/>
-    <w:basedOn w:val="a"/>
-    <w:link w:val="20"/>
+    <w:basedOn w:val="Normal"/>
+    <w:link w:val="Heading2Char"/>
     <w:uiPriority w:val="9"/>
     <w:qFormat/>
     <w:rsid w:val="002202ED"/>
@@ -4911,7 +4775,7 @@
       <w:outlineLvl w:val="1"/>
     </w:pPr>
     <w:rPr>
-      <w:rFonts w:ascii="宋体" w:eastAsia="宋体" w:hAnsi="宋体" w:cs="宋体"/>
+      <w:rFonts w:ascii="SimSun" w:eastAsia="SimSun" w:hAnsi="SimSun" w:cs="SimSun"/>
       <w:b/>
       <w:bCs/>
       <w:kern w:val="0"/>
@@ -4919,13 +4783,13 @@
       <w:szCs w:val="30"/>
     </w:rPr>
   </w:style>
-  <w:style w:type="character" w:default="1" w:styleId="a0">
+  <w:style w:type="character" w:default="1" w:styleId="DefaultParagraphFont">
     <w:name w:val="Default Paragraph Font"/>
     <w:uiPriority w:val="1"/>
     <w:semiHidden/>
     <w:unhideWhenUsed/>
   </w:style>
-  <w:style w:type="table" w:default="1" w:styleId="a1">
+  <w:style w:type="table" w:default="1" w:styleId="TableNormal">
     <w:name w:val="Normal Table"/>
     <w:uiPriority w:val="99"/>
     <w:semiHidden/>
@@ -4940,20 +4804,20 @@
       </w:tblCellMar>
     </w:tblPr>
   </w:style>
-  <w:style w:type="numbering" w:default="1" w:styleId="a2">
+  <w:style w:type="numbering" w:default="1" w:styleId="NoList">
     <w:name w:val="No List"/>
     <w:uiPriority w:val="99"/>
     <w:semiHidden/>
     <w:unhideWhenUsed/>
   </w:style>
-  <w:style w:type="character" w:customStyle="1" w:styleId="10">
-    <w:name w:val="标题 1 字符"/>
-    <w:basedOn w:val="a0"/>
-    <w:link w:val="1"/>
+  <w:style w:type="character" w:customStyle="1" w:styleId="Heading1Char">
+    <w:name w:val="Heading 1 Char"/>
+    <w:basedOn w:val="DefaultParagraphFont"/>
+    <w:link w:val="Heading1"/>
     <w:uiPriority w:val="9"/>
     <w:rsid w:val="002202ED"/>
     <w:rPr>
-      <w:rFonts w:ascii="宋体" w:eastAsia="宋体" w:hAnsi="宋体" w:cs="宋体"/>
+      <w:rFonts w:ascii="SimSun" w:eastAsia="SimSun" w:hAnsi="SimSun" w:cs="SimSun"/>
       <w:b/>
       <w:bCs/>
       <w:kern w:val="36"/>
@@ -4961,14 +4825,14 @@
       <w:szCs w:val="36"/>
     </w:rPr>
   </w:style>
-  <w:style w:type="character" w:customStyle="1" w:styleId="20">
-    <w:name w:val="标题 2 字符"/>
-    <w:basedOn w:val="a0"/>
-    <w:link w:val="2"/>
+  <w:style w:type="character" w:customStyle="1" w:styleId="Heading2Char">
+    <w:name w:val="Heading 2 Char"/>
+    <w:basedOn w:val="DefaultParagraphFont"/>
+    <w:link w:val="Heading2"/>
     <w:uiPriority w:val="9"/>
     <w:rsid w:val="002202ED"/>
     <w:rPr>
-      <w:rFonts w:ascii="宋体" w:eastAsia="宋体" w:hAnsi="宋体" w:cs="宋体"/>
+      <w:rFonts w:ascii="SimSun" w:eastAsia="SimSun" w:hAnsi="SimSun" w:cs="SimSun"/>
       <w:b/>
       <w:bCs/>
       <w:kern w:val="0"/>
@@ -4978,13 +4842,13 @@
   </w:style>
   <w:style w:type="character" w:customStyle="1" w:styleId="apple-converted-space">
     <w:name w:val="apple-converted-space"/>
-    <w:basedOn w:val="a0"/>
+    <w:basedOn w:val="DefaultParagraphFont"/>
     <w:rsid w:val="002202ED"/>
   </w:style>
-  <w:style w:type="paragraph" w:styleId="HTML">
+  <w:style w:type="paragraph" w:styleId="HTMLPreformatted">
     <w:name w:val="HTML Preformatted"/>
-    <w:basedOn w:val="a"/>
-    <w:link w:val="HTML0"/>
+    <w:basedOn w:val="Normal"/>
+    <w:link w:val="HTMLPreformattedChar"/>
     <w:uiPriority w:val="99"/>
     <w:semiHidden/>
     <w:unhideWhenUsed/>
@@ -5012,21 +4876,21 @@
       <w:jc w:val="left"/>
     </w:pPr>
     <w:rPr>
-      <w:rFonts w:ascii="宋体" w:eastAsia="宋体" w:hAnsi="宋体" w:cs="宋体"/>
+      <w:rFonts w:ascii="SimSun" w:eastAsia="SimSun" w:hAnsi="SimSun" w:cs="SimSun"/>
       <w:kern w:val="0"/>
       <w:sz w:val="24"/>
       <w:szCs w:val="24"/>
     </w:rPr>
   </w:style>
-  <w:style w:type="character" w:customStyle="1" w:styleId="HTML0">
-    <w:name w:val="HTML 预设格式 字符"/>
-    <w:basedOn w:val="a0"/>
-    <w:link w:val="HTML"/>
+  <w:style w:type="character" w:customStyle="1" w:styleId="HTMLPreformattedChar">
+    <w:name w:val="HTML Preformatted Char"/>
+    <w:basedOn w:val="DefaultParagraphFont"/>
+    <w:link w:val="HTMLPreformatted"/>
     <w:uiPriority w:val="99"/>
     <w:semiHidden/>
     <w:rsid w:val="002202ED"/>
     <w:rPr>
-      <w:rFonts w:ascii="宋体" w:eastAsia="宋体" w:hAnsi="宋体" w:cs="宋体"/>
+      <w:rFonts w:ascii="SimSun" w:eastAsia="SimSun" w:hAnsi="SimSun" w:cs="SimSun"/>
       <w:kern w:val="0"/>
       <w:sz w:val="24"/>
       <w:szCs w:val="24"/>
@@ -5034,12 +4898,12 @@
   </w:style>
   <w:style w:type="character" w:customStyle="1" w:styleId="spelle">
     <w:name w:val="spelle"/>
-    <w:basedOn w:val="a0"/>
+    <w:basedOn w:val="DefaultParagraphFont"/>
     <w:rsid w:val="002202ED"/>
   </w:style>
-  <w:style w:type="paragraph" w:styleId="a3">
+  <w:style w:type="paragraph" w:styleId="ListParagraph">
     <w:name w:val="List Paragraph"/>
-    <w:basedOn w:val="a"/>
+    <w:basedOn w:val="Normal"/>
     <w:uiPriority w:val="34"/>
     <w:qFormat/>
     <w:rsid w:val="0021557C"/>
@@ -5047,10 +4911,10 @@
       <w:ind w:firstLineChars="200" w:firstLine="420"/>
     </w:pPr>
   </w:style>
-  <w:style w:type="paragraph" w:styleId="a4">
+  <w:style w:type="paragraph" w:styleId="Header">
     <w:name w:val="header"/>
-    <w:basedOn w:val="a"/>
-    <w:link w:val="a5"/>
+    <w:basedOn w:val="Normal"/>
+    <w:link w:val="HeaderChar"/>
     <w:uiPriority w:val="99"/>
     <w:unhideWhenUsed/>
     <w:rsid w:val="002F1466"/>
@@ -5070,10 +4934,10 @@
       <w:szCs w:val="18"/>
     </w:rPr>
   </w:style>
-  <w:style w:type="character" w:customStyle="1" w:styleId="a5">
-    <w:name w:val="页眉 字符"/>
-    <w:basedOn w:val="a0"/>
-    <w:link w:val="a4"/>
+  <w:style w:type="character" w:customStyle="1" w:styleId="HeaderChar">
+    <w:name w:val="Header Char"/>
+    <w:basedOn w:val="DefaultParagraphFont"/>
+    <w:link w:val="Header"/>
     <w:uiPriority w:val="99"/>
     <w:rsid w:val="002F1466"/>
     <w:rPr>
@@ -5081,10 +4945,10 @@
       <w:szCs w:val="18"/>
     </w:rPr>
   </w:style>
-  <w:style w:type="paragraph" w:styleId="a6">
+  <w:style w:type="paragraph" w:styleId="Footer">
     <w:name w:val="footer"/>
-    <w:basedOn w:val="a"/>
-    <w:link w:val="a7"/>
+    <w:basedOn w:val="Normal"/>
+    <w:link w:val="FooterChar"/>
     <w:uiPriority w:val="99"/>
     <w:unhideWhenUsed/>
     <w:rsid w:val="002F1466"/>
@@ -5101,10 +4965,10 @@
       <w:szCs w:val="18"/>
     </w:rPr>
   </w:style>
-  <w:style w:type="character" w:customStyle="1" w:styleId="a7">
-    <w:name w:val="页脚 字符"/>
-    <w:basedOn w:val="a0"/>
-    <w:link w:val="a6"/>
+  <w:style w:type="character" w:customStyle="1" w:styleId="FooterChar">
+    <w:name w:val="Footer Char"/>
+    <w:basedOn w:val="DefaultParagraphFont"/>
+    <w:link w:val="Footer"/>
     <w:uiPriority w:val="99"/>
     <w:rsid w:val="002F1466"/>
     <w:rPr>

--- a/计算机网络(Computer Networks)/Review/期末复习大纲2024.docx
+++ b/计算机网络(Computer Networks)/Review/期末复习大纲2024.docx
@@ -1941,7 +1941,7 @@
         <w:pStyle w:val="ListParagraph"/>
         <w:ind w:left="360" w:right="84" w:firstLineChars="0" w:firstLine="0"/>
         <w:rPr>
-          <w:rFonts w:ascii="SimSun" w:eastAsia="SimSun" w:hAnsi="SimSun" w:cs="Arial" w:hint="eastAsia"/>
+          <w:rFonts w:ascii="SimSun" w:eastAsia="SimSun" w:hAnsi="SimSun" w:cs="Arial"/>
           <w:color w:val="000080"/>
           <w:kern w:val="0"/>
           <w:szCs w:val="21"/>
@@ -1980,7 +1980,7 @@
         <w:pStyle w:val="ListParagraph"/>
         <w:ind w:left="360" w:right="84" w:firstLineChars="0" w:firstLine="0"/>
         <w:rPr>
-          <w:rFonts w:ascii="SimSun" w:eastAsia="SimSun" w:hAnsi="SimSun" w:cs="Arial"/>
+          <w:rFonts w:ascii="SimSun" w:eastAsia="SimSun" w:hAnsi="SimSun" w:cs="Arial" w:hint="eastAsia"/>
           <w:color w:val="000080"/>
           <w:kern w:val="0"/>
           <w:szCs w:val="21"/>
@@ -2037,7 +2037,7 @@
         <w:pStyle w:val="ListParagraph"/>
         <w:ind w:left="360" w:right="84" w:firstLineChars="0" w:firstLine="0"/>
         <w:rPr>
-          <w:rFonts w:ascii="SimSun" w:eastAsia="SimSun" w:hAnsi="SimSun" w:cs="Arial" w:hint="eastAsia"/>
+          <w:rFonts w:ascii="SimSun" w:eastAsia="SimSun" w:hAnsi="SimSun" w:cs="Arial"/>
           <w:color w:val="000080"/>
           <w:kern w:val="0"/>
           <w:szCs w:val="21"/>
@@ -2428,7 +2428,7 @@
         <w:pStyle w:val="ListParagraph"/>
         <w:ind w:left="360" w:right="84" w:firstLineChars="0" w:firstLine="0"/>
         <w:rPr>
-          <w:rFonts w:ascii="SimSun" w:eastAsia="SimSun" w:hAnsi="SimSun" w:cs="Arial"/>
+          <w:rFonts w:ascii="SimSun" w:eastAsia="SimSun" w:hAnsi="SimSun" w:cs="Arial" w:hint="eastAsia"/>
           <w:color w:val="000080"/>
           <w:kern w:val="0"/>
           <w:szCs w:val="21"/>
@@ -4462,6 +4462,7 @@
     <w:lsdException w:name="HTML Sample" w:semiHidden="1" w:unhideWhenUsed="1"/>
     <w:lsdException w:name="HTML Typewriter" w:semiHidden="1" w:unhideWhenUsed="1"/>
     <w:lsdException w:name="HTML Variable" w:semiHidden="1" w:unhideWhenUsed="1"/>
+    <w:lsdException w:name="Normal Table" w:semiHidden="1" w:unhideWhenUsed="1"/>
     <w:lsdException w:name="annotation subject" w:semiHidden="1" w:unhideWhenUsed="1"/>
     <w:lsdException w:name="No List" w:semiHidden="1" w:unhideWhenUsed="1"/>
     <w:lsdException w:name="Outline List 1" w:semiHidden="1" w:unhideWhenUsed="1"/>
@@ -4508,8 +4509,10 @@
     <w:lsdException w:name="Table Subtle 2" w:semiHidden="1" w:unhideWhenUsed="1"/>
     <w:lsdException w:name="Table Web 1" w:semiHidden="1" w:unhideWhenUsed="1"/>
     <w:lsdException w:name="Table Web 2" w:semiHidden="1" w:unhideWhenUsed="1"/>
+    <w:lsdException w:name="Table Web 3" w:semiHidden="1" w:unhideWhenUsed="1"/>
     <w:lsdException w:name="Balloon Text" w:semiHidden="1" w:unhideWhenUsed="1"/>
     <w:lsdException w:name="Table Grid" w:uiPriority="39"/>
+    <w:lsdException w:name="Table Theme" w:semiHidden="1" w:unhideWhenUsed="1"/>
     <w:lsdException w:name="Placeholder Text" w:semiHidden="1"/>
     <w:lsdException w:name="No Spacing" w:uiPriority="1" w:qFormat="1"/>
     <w:lsdException w:name="Light Shading" w:uiPriority="60"/>
